--- a/Tables/Final/Table7_diagnoses.docx
+++ b/Tables/Final/Table7_diagnoses.docx
@@ -18,9 +18,9 @@
       </w:tblPr>
       <w:tblGrid>
         <w:gridCol w:w="7204"/>
+        <w:gridCol w:w="1609"/>
         <w:gridCol w:w="1853"/>
-        <w:gridCol w:w="3639"/>
-        <w:gridCol w:w="2135"/>
+        <w:gridCol w:w="1732"/>
         <w:gridCol w:w="961"/>
         <w:gridCol w:w="1585"/>
       </w:tblGrid>
@@ -132,7 +132,7 @@
                 <w:szCs w:val="18"/>
                 <w:color w:val="000000"/>
               </w:rPr>
-              <w:t xml:space="preserve">Dysmenorrhea</w:t>
+              <w:t xml:space="preserve">Control</w:t>
             </w:r>
           </w:p>
         </w:tc>
@@ -185,7 +185,7 @@
                 <w:szCs w:val="18"/>
                 <w:color w:val="000000"/>
               </w:rPr>
-              <w:t xml:space="preserve">Dysmenorrhea plus Bladder Pain</w:t>
+              <w:t xml:space="preserve">Dysmenorrhea</w:t>
             </w:r>
           </w:p>
         </w:tc>
@@ -238,7 +238,7 @@
                 <w:szCs w:val="18"/>
                 <w:color w:val="000000"/>
               </w:rPr>
-              <w:t xml:space="preserve">Pain Free Control</w:t>
+              <w:t xml:space="preserve">DYSB</w:t>
             </w:r>
           </w:p>
         </w:tc>
@@ -456,7 +456,7 @@
                 <w:szCs w:val="18"/>
                 <w:color w:val="000000"/>
               </w:rPr>
-              <w:t xml:space="preserve">265</w:t>
+              <w:t xml:space="preserve">63</w:t>
             </w:r>
           </w:p>
         </w:tc>
@@ -509,7 +509,7 @@
                 <w:szCs w:val="18"/>
                 <w:color w:val="000000"/>
               </w:rPr>
-              <w:t xml:space="preserve">128</w:t>
+              <w:t xml:space="preserve">266</w:t>
             </w:r>
           </w:p>
         </w:tc>
@@ -562,7 +562,7 @@
                 <w:szCs w:val="18"/>
                 <w:color w:val="000000"/>
               </w:rPr>
-              <w:t xml:space="preserve">63</w:t>
+              <w:t xml:space="preserve">129</w:t>
             </w:r>
           </w:p>
         </w:tc>
@@ -780,219 +780,219 @@
                 <w:szCs w:val="18"/>
                 <w:color w:val="000000"/>
               </w:rPr>
-              <w:t xml:space="preserve">7 (2.6)</w:t>
-            </w:r>
-          </w:p>
-        </w:tc>
-        <w:tc>
-          <w:tcPr>
-            <w:tcBorders>
-              <w:bottom w:val="none" w:sz="0" w:space="0" w:color="000000"/>
-              <w:top w:val="none" w:sz="0" w:space="0" w:color="000000"/>
-              <w:left w:val="none" w:sz="0" w:space="0" w:color="000000"/>
-              <w:right w:val="none" w:sz="0" w:space="0" w:color="000000"/>
-            </w:tcBorders>
-            <w:shd w:val="clear" w:color="auto" w:fill="FFFFFF"/>
-            <w:tcMar>
-              <w:top w:w="0" w:type="dxa"/>
-              <w:bottom w:w="0" w:type="dxa"/>
-              <w:left w:w="0" w:type="dxa"/>
-              <w:right w:w="0" w:type="dxa"/>
-            </w:tcMar>
-            <w:vAlign w:val="center"/>
-          </w:tcPr>
-          <w:p>
-            <w:pPr>
-              <w:pStyle w:val="Normal"/>
-              <w:jc w:val="left"/>
-              <w:pBdr>
-                <w:bottom w:val="none" w:sz="0" w:space="0" w:color="000000"/>
-                <w:top w:val="none" w:sz="0" w:space="0" w:color="000000"/>
-                <w:left w:val="none" w:sz="0" w:space="0" w:color="000000"/>
-                <w:right w:val="none" w:sz="0" w:space="0" w:color="000000"/>
-              </w:pBdr>
-              <w:spacing w:after="100" w:before="100" w:line="240"/>
-              <w:ind w:left="100" w:right="100" w:firstLine="0" w:firstLineChars="0"/>
-              <w:rPr>
-                <w:rFonts w:ascii="Arial" w:hAnsi="Arial" w:eastAsia="Arial" w:cs="Arial"/>
-                <w:i w:val="false"/>
-                <w:b w:val="false"/>
-                <w:u w:val="none"/>
-                <w:sz w:val="18"/>
-                <w:szCs w:val="18"/>
-                <w:color w:val="000000"/>
-              </w:rPr>
-            </w:pPr>
-            <w:r>
-              <w:rPr>
-                <w:rFonts w:ascii="Arial" w:hAnsi="Arial" w:eastAsia="Arial" w:cs="Arial"/>
-                <w:i w:val="false"/>
-                <w:b w:val="false"/>
-                <w:u w:val="none"/>
-                <w:sz w:val="18"/>
-                <w:szCs w:val="18"/>
-                <w:color w:val="000000"/>
-              </w:rPr>
-              <w:t xml:space="preserve">5 (3.9)</w:t>
-            </w:r>
-          </w:p>
-        </w:tc>
-        <w:tc>
-          <w:tcPr>
-            <w:tcBorders>
-              <w:bottom w:val="none" w:sz="0" w:space="0" w:color="000000"/>
-              <w:top w:val="none" w:sz="0" w:space="0" w:color="000000"/>
-              <w:left w:val="none" w:sz="0" w:space="0" w:color="000000"/>
-              <w:right w:val="none" w:sz="0" w:space="0" w:color="000000"/>
-            </w:tcBorders>
-            <w:shd w:val="clear" w:color="auto" w:fill="FFFFFF"/>
-            <w:tcMar>
-              <w:top w:w="0" w:type="dxa"/>
-              <w:bottom w:w="0" w:type="dxa"/>
-              <w:left w:w="0" w:type="dxa"/>
-              <w:right w:w="0" w:type="dxa"/>
-            </w:tcMar>
-            <w:vAlign w:val="center"/>
-          </w:tcPr>
-          <w:p>
-            <w:pPr>
-              <w:pStyle w:val="Normal"/>
-              <w:jc w:val="left"/>
-              <w:pBdr>
-                <w:bottom w:val="none" w:sz="0" w:space="0" w:color="000000"/>
-                <w:top w:val="none" w:sz="0" w:space="0" w:color="000000"/>
-                <w:left w:val="none" w:sz="0" w:space="0" w:color="000000"/>
-                <w:right w:val="none" w:sz="0" w:space="0" w:color="000000"/>
-              </w:pBdr>
-              <w:spacing w:after="100" w:before="100" w:line="240"/>
-              <w:ind w:left="100" w:right="100" w:firstLine="0" w:firstLineChars="0"/>
-              <w:rPr>
-                <w:rFonts w:ascii="Arial" w:hAnsi="Arial" w:eastAsia="Arial" w:cs="Arial"/>
-                <w:i w:val="false"/>
-                <w:b w:val="false"/>
-                <w:u w:val="none"/>
-                <w:sz w:val="18"/>
-                <w:szCs w:val="18"/>
-                <w:color w:val="000000"/>
-              </w:rPr>
-            </w:pPr>
-            <w:r>
-              <w:rPr>
-                <w:rFonts w:ascii="Arial" w:hAnsi="Arial" w:eastAsia="Arial" w:cs="Arial"/>
-                <w:i w:val="false"/>
-                <w:b w:val="false"/>
-                <w:u w:val="none"/>
-                <w:sz w:val="18"/>
-                <w:szCs w:val="18"/>
-                <w:color w:val="000000"/>
-              </w:rPr>
-              <w:t xml:space="preserve">0 (0.0)</w:t>
-            </w:r>
-          </w:p>
-        </w:tc>
-        <w:tc>
-          <w:tcPr>
-            <w:tcBorders>
-              <w:bottom w:val="none" w:sz="0" w:space="0" w:color="000000"/>
-              <w:top w:val="none" w:sz="0" w:space="0" w:color="000000"/>
-              <w:left w:val="none" w:sz="0" w:space="0" w:color="000000"/>
-              <w:right w:val="none" w:sz="0" w:space="0" w:color="000000"/>
-            </w:tcBorders>
-            <w:shd w:val="clear" w:color="auto" w:fill="FFFFFF"/>
-            <w:tcMar>
-              <w:top w:w="0" w:type="dxa"/>
-              <w:bottom w:w="0" w:type="dxa"/>
-              <w:left w:w="0" w:type="dxa"/>
-              <w:right w:w="0" w:type="dxa"/>
-            </w:tcMar>
-            <w:vAlign w:val="center"/>
-          </w:tcPr>
-          <w:p>
-            <w:pPr>
-              <w:pStyle w:val="Normal"/>
-              <w:jc w:val="left"/>
-              <w:pBdr>
-                <w:bottom w:val="none" w:sz="0" w:space="0" w:color="000000"/>
-                <w:top w:val="none" w:sz="0" w:space="0" w:color="000000"/>
-                <w:left w:val="none" w:sz="0" w:space="0" w:color="000000"/>
-                <w:right w:val="none" w:sz="0" w:space="0" w:color="000000"/>
-              </w:pBdr>
-              <w:spacing w:after="100" w:before="100" w:line="240"/>
-              <w:ind w:left="100" w:right="100" w:firstLine="0" w:firstLineChars="0"/>
-              <w:rPr>
-                <w:rFonts w:ascii="Arial" w:hAnsi="Arial" w:eastAsia="Arial" w:cs="Arial"/>
-                <w:i w:val="false"/>
-                <w:b w:val="false"/>
-                <w:u w:val="none"/>
-                <w:sz w:val="18"/>
-                <w:szCs w:val="18"/>
-                <w:color w:val="000000"/>
-              </w:rPr>
-            </w:pPr>
-            <w:r>
-              <w:rPr>
-                <w:rFonts w:ascii="Arial" w:hAnsi="Arial" w:eastAsia="Arial" w:cs="Arial"/>
-                <w:i w:val="false"/>
-                <w:b w:val="false"/>
-                <w:u w:val="none"/>
-                <w:sz w:val="18"/>
-                <w:szCs w:val="18"/>
-                <w:color w:val="000000"/>
-              </w:rPr>
-              <w:t xml:space="preserve">0.284</w:t>
-            </w:r>
-          </w:p>
-        </w:tc>
-        <w:tc>
-          <w:tcPr>
-            <w:tcBorders>
-              <w:bottom w:val="none" w:sz="0" w:space="0" w:color="000000"/>
-              <w:top w:val="none" w:sz="0" w:space="0" w:color="000000"/>
-              <w:left w:val="none" w:sz="0" w:space="0" w:color="000000"/>
-              <w:right w:val="none" w:sz="0" w:space="0" w:color="000000"/>
-            </w:tcBorders>
-            <w:shd w:val="clear" w:color="auto" w:fill="FFFFFF"/>
-            <w:tcMar>
-              <w:top w:w="0" w:type="dxa"/>
-              <w:bottom w:w="0" w:type="dxa"/>
-              <w:left w:w="0" w:type="dxa"/>
-              <w:right w:w="0" w:type="dxa"/>
-            </w:tcMar>
-            <w:vAlign w:val="center"/>
-          </w:tcPr>
-          <w:p>
-            <w:pPr>
-              <w:pStyle w:val="Normal"/>
-              <w:jc w:val="left"/>
-              <w:pBdr>
-                <w:bottom w:val="none" w:sz="0" w:space="0" w:color="000000"/>
-                <w:top w:val="none" w:sz="0" w:space="0" w:color="000000"/>
-                <w:left w:val="none" w:sz="0" w:space="0" w:color="000000"/>
-                <w:right w:val="none" w:sz="0" w:space="0" w:color="000000"/>
-              </w:pBdr>
-              <w:spacing w:after="100" w:before="100" w:line="240"/>
-              <w:ind w:left="100" w:right="100" w:firstLine="0" w:firstLineChars="0"/>
-              <w:rPr>
-                <w:rFonts w:ascii="Arial" w:hAnsi="Arial" w:eastAsia="Arial" w:cs="Arial"/>
-                <w:i w:val="false"/>
-                <w:b w:val="false"/>
-                <w:u w:val="none"/>
-                <w:sz w:val="18"/>
-                <w:szCs w:val="18"/>
-                <w:color w:val="000000"/>
-              </w:rPr>
-            </w:pPr>
-            <w:r>
-              <w:rPr>
-                <w:rFonts w:ascii="Arial" w:hAnsi="Arial" w:eastAsia="Arial" w:cs="Arial"/>
-                <w:i w:val="false"/>
-                <w:b w:val="false"/>
-                <w:u w:val="none"/>
-                <w:sz w:val="18"/>
-                <w:szCs w:val="18"/>
-                <w:color w:val="000000"/>
-              </w:rPr>
-              <w:t xml:space="preserve">0.711</w:t>
+              <w:t xml:space="preserve">0 (0.0%)</w:t>
+            </w:r>
+          </w:p>
+        </w:tc>
+        <w:tc>
+          <w:tcPr>
+            <w:tcBorders>
+              <w:bottom w:val="none" w:sz="0" w:space="0" w:color="000000"/>
+              <w:top w:val="none" w:sz="0" w:space="0" w:color="000000"/>
+              <w:left w:val="none" w:sz="0" w:space="0" w:color="000000"/>
+              <w:right w:val="none" w:sz="0" w:space="0" w:color="000000"/>
+            </w:tcBorders>
+            <w:shd w:val="clear" w:color="auto" w:fill="FFFFFF"/>
+            <w:tcMar>
+              <w:top w:w="0" w:type="dxa"/>
+              <w:bottom w:w="0" w:type="dxa"/>
+              <w:left w:w="0" w:type="dxa"/>
+              <w:right w:w="0" w:type="dxa"/>
+            </w:tcMar>
+            <w:vAlign w:val="center"/>
+          </w:tcPr>
+          <w:p>
+            <w:pPr>
+              <w:pStyle w:val="Normal"/>
+              <w:jc w:val="left"/>
+              <w:pBdr>
+                <w:bottom w:val="none" w:sz="0" w:space="0" w:color="000000"/>
+                <w:top w:val="none" w:sz="0" w:space="0" w:color="000000"/>
+                <w:left w:val="none" w:sz="0" w:space="0" w:color="000000"/>
+                <w:right w:val="none" w:sz="0" w:space="0" w:color="000000"/>
+              </w:pBdr>
+              <w:spacing w:after="100" w:before="100" w:line="240"/>
+              <w:ind w:left="100" w:right="100" w:firstLine="0" w:firstLineChars="0"/>
+              <w:rPr>
+                <w:rFonts w:ascii="Arial" w:hAnsi="Arial" w:eastAsia="Arial" w:cs="Arial"/>
+                <w:i w:val="false"/>
+                <w:b w:val="false"/>
+                <w:u w:val="none"/>
+                <w:sz w:val="18"/>
+                <w:szCs w:val="18"/>
+                <w:color w:val="000000"/>
+              </w:rPr>
+            </w:pPr>
+            <w:r>
+              <w:rPr>
+                <w:rFonts w:ascii="Arial" w:hAnsi="Arial" w:eastAsia="Arial" w:cs="Arial"/>
+                <w:i w:val="false"/>
+                <w:b w:val="false"/>
+                <w:u w:val="none"/>
+                <w:sz w:val="18"/>
+                <w:szCs w:val="18"/>
+                <w:color w:val="000000"/>
+              </w:rPr>
+              <w:t xml:space="preserve">7 (2.6%)</w:t>
+            </w:r>
+          </w:p>
+        </w:tc>
+        <w:tc>
+          <w:tcPr>
+            <w:tcBorders>
+              <w:bottom w:val="none" w:sz="0" w:space="0" w:color="000000"/>
+              <w:top w:val="none" w:sz="0" w:space="0" w:color="000000"/>
+              <w:left w:val="none" w:sz="0" w:space="0" w:color="000000"/>
+              <w:right w:val="none" w:sz="0" w:space="0" w:color="000000"/>
+            </w:tcBorders>
+            <w:shd w:val="clear" w:color="auto" w:fill="FFFFFF"/>
+            <w:tcMar>
+              <w:top w:w="0" w:type="dxa"/>
+              <w:bottom w:w="0" w:type="dxa"/>
+              <w:left w:w="0" w:type="dxa"/>
+              <w:right w:w="0" w:type="dxa"/>
+            </w:tcMar>
+            <w:vAlign w:val="center"/>
+          </w:tcPr>
+          <w:p>
+            <w:pPr>
+              <w:pStyle w:val="Normal"/>
+              <w:jc w:val="left"/>
+              <w:pBdr>
+                <w:bottom w:val="none" w:sz="0" w:space="0" w:color="000000"/>
+                <w:top w:val="none" w:sz="0" w:space="0" w:color="000000"/>
+                <w:left w:val="none" w:sz="0" w:space="0" w:color="000000"/>
+                <w:right w:val="none" w:sz="0" w:space="0" w:color="000000"/>
+              </w:pBdr>
+              <w:spacing w:after="100" w:before="100" w:line="240"/>
+              <w:ind w:left="100" w:right="100" w:firstLine="0" w:firstLineChars="0"/>
+              <w:rPr>
+                <w:rFonts w:ascii="Arial" w:hAnsi="Arial" w:eastAsia="Arial" w:cs="Arial"/>
+                <w:i w:val="false"/>
+                <w:b w:val="false"/>
+                <w:u w:val="none"/>
+                <w:sz w:val="18"/>
+                <w:szCs w:val="18"/>
+                <w:color w:val="000000"/>
+              </w:rPr>
+            </w:pPr>
+            <w:r>
+              <w:rPr>
+                <w:rFonts w:ascii="Arial" w:hAnsi="Arial" w:eastAsia="Arial" w:cs="Arial"/>
+                <w:i w:val="false"/>
+                <w:b w:val="false"/>
+                <w:u w:val="none"/>
+                <w:sz w:val="18"/>
+                <w:szCs w:val="18"/>
+                <w:color w:val="000000"/>
+              </w:rPr>
+              <w:t xml:space="preserve">5 (3.9%)</w:t>
+            </w:r>
+          </w:p>
+        </w:tc>
+        <w:tc>
+          <w:tcPr>
+            <w:tcBorders>
+              <w:bottom w:val="none" w:sz="0" w:space="0" w:color="000000"/>
+              <w:top w:val="none" w:sz="0" w:space="0" w:color="000000"/>
+              <w:left w:val="none" w:sz="0" w:space="0" w:color="000000"/>
+              <w:right w:val="none" w:sz="0" w:space="0" w:color="000000"/>
+            </w:tcBorders>
+            <w:shd w:val="clear" w:color="auto" w:fill="FFFFFF"/>
+            <w:tcMar>
+              <w:top w:w="0" w:type="dxa"/>
+              <w:bottom w:w="0" w:type="dxa"/>
+              <w:left w:w="0" w:type="dxa"/>
+              <w:right w:w="0" w:type="dxa"/>
+            </w:tcMar>
+            <w:vAlign w:val="center"/>
+          </w:tcPr>
+          <w:p>
+            <w:pPr>
+              <w:pStyle w:val="Normal"/>
+              <w:jc w:val="left"/>
+              <w:pBdr>
+                <w:bottom w:val="none" w:sz="0" w:space="0" w:color="000000"/>
+                <w:top w:val="none" w:sz="0" w:space="0" w:color="000000"/>
+                <w:left w:val="none" w:sz="0" w:space="0" w:color="000000"/>
+                <w:right w:val="none" w:sz="0" w:space="0" w:color="000000"/>
+              </w:pBdr>
+              <w:spacing w:after="100" w:before="100" w:line="240"/>
+              <w:ind w:left="100" w:right="100" w:firstLine="0" w:firstLineChars="0"/>
+              <w:rPr>
+                <w:rFonts w:ascii="Arial" w:hAnsi="Arial" w:eastAsia="Arial" w:cs="Arial"/>
+                <w:i w:val="false"/>
+                <w:b w:val="false"/>
+                <w:u w:val="none"/>
+                <w:sz w:val="18"/>
+                <w:szCs w:val="18"/>
+                <w:color w:val="000000"/>
+              </w:rPr>
+            </w:pPr>
+            <w:r>
+              <w:rPr>
+                <w:rFonts w:ascii="Arial" w:hAnsi="Arial" w:eastAsia="Arial" w:cs="Arial"/>
+                <w:i w:val="false"/>
+                <w:b w:val="false"/>
+                <w:u w:val="none"/>
+                <w:sz w:val="18"/>
+                <w:szCs w:val="18"/>
+                <w:color w:val="000000"/>
+              </w:rPr>
+              <w:t xml:space="preserve">0.288</w:t>
+            </w:r>
+          </w:p>
+        </w:tc>
+        <w:tc>
+          <w:tcPr>
+            <w:tcBorders>
+              <w:bottom w:val="none" w:sz="0" w:space="0" w:color="000000"/>
+              <w:top w:val="none" w:sz="0" w:space="0" w:color="000000"/>
+              <w:left w:val="none" w:sz="0" w:space="0" w:color="000000"/>
+              <w:right w:val="none" w:sz="0" w:space="0" w:color="000000"/>
+            </w:tcBorders>
+            <w:shd w:val="clear" w:color="auto" w:fill="FFFFFF"/>
+            <w:tcMar>
+              <w:top w:w="0" w:type="dxa"/>
+              <w:bottom w:w="0" w:type="dxa"/>
+              <w:left w:w="0" w:type="dxa"/>
+              <w:right w:w="0" w:type="dxa"/>
+            </w:tcMar>
+            <w:vAlign w:val="center"/>
+          </w:tcPr>
+          <w:p>
+            <w:pPr>
+              <w:pStyle w:val="Normal"/>
+              <w:jc w:val="left"/>
+              <w:pBdr>
+                <w:bottom w:val="none" w:sz="0" w:space="0" w:color="000000"/>
+                <w:top w:val="none" w:sz="0" w:space="0" w:color="000000"/>
+                <w:left w:val="none" w:sz="0" w:space="0" w:color="000000"/>
+                <w:right w:val="none" w:sz="0" w:space="0" w:color="000000"/>
+              </w:pBdr>
+              <w:spacing w:after="100" w:before="100" w:line="240"/>
+              <w:ind w:left="100" w:right="100" w:firstLine="0" w:firstLineChars="0"/>
+              <w:rPr>
+                <w:rFonts w:ascii="Arial" w:hAnsi="Arial" w:eastAsia="Arial" w:cs="Arial"/>
+                <w:i w:val="false"/>
+                <w:b w:val="false"/>
+                <w:u w:val="none"/>
+                <w:sz w:val="18"/>
+                <w:szCs w:val="18"/>
+                <w:color w:val="000000"/>
+              </w:rPr>
+            </w:pPr>
+            <w:r>
+              <w:rPr>
+                <w:rFonts w:ascii="Arial" w:hAnsi="Arial" w:eastAsia="Arial" w:cs="Arial"/>
+                <w:i w:val="false"/>
+                <w:b w:val="false"/>
+                <w:u w:val="none"/>
+                <w:sz w:val="18"/>
+                <w:szCs w:val="18"/>
+                <w:color w:val="000000"/>
+              </w:rPr>
+              <w:t xml:space="preserve">0.716</w:t>
             </w:r>
           </w:p>
         </w:tc>
@@ -1104,219 +1104,219 @@
                 <w:szCs w:val="18"/>
                 <w:color w:val="000000"/>
               </w:rPr>
-              <w:t xml:space="preserve">0 (0.0)</w:t>
-            </w:r>
-          </w:p>
-        </w:tc>
-        <w:tc>
-          <w:tcPr>
-            <w:tcBorders>
-              <w:bottom w:val="none" w:sz="0" w:space="0" w:color="000000"/>
-              <w:top w:val="none" w:sz="0" w:space="0" w:color="000000"/>
-              <w:left w:val="none" w:sz="0" w:space="0" w:color="000000"/>
-              <w:right w:val="none" w:sz="0" w:space="0" w:color="000000"/>
-            </w:tcBorders>
-            <w:shd w:val="clear" w:color="auto" w:fill="FFFFFF"/>
-            <w:tcMar>
-              <w:top w:w="0" w:type="dxa"/>
-              <w:bottom w:w="0" w:type="dxa"/>
-              <w:left w:w="0" w:type="dxa"/>
-              <w:right w:w="0" w:type="dxa"/>
-            </w:tcMar>
-            <w:vAlign w:val="center"/>
-          </w:tcPr>
-          <w:p>
-            <w:pPr>
-              <w:pStyle w:val="Normal"/>
-              <w:jc w:val="left"/>
-              <w:pBdr>
-                <w:bottom w:val="none" w:sz="0" w:space="0" w:color="000000"/>
-                <w:top w:val="none" w:sz="0" w:space="0" w:color="000000"/>
-                <w:left w:val="none" w:sz="0" w:space="0" w:color="000000"/>
-                <w:right w:val="none" w:sz="0" w:space="0" w:color="000000"/>
-              </w:pBdr>
-              <w:spacing w:after="100" w:before="100" w:line="240"/>
-              <w:ind w:left="100" w:right="100" w:firstLine="0" w:firstLineChars="0"/>
-              <w:rPr>
-                <w:rFonts w:ascii="Arial" w:hAnsi="Arial" w:eastAsia="Arial" w:cs="Arial"/>
-                <w:i w:val="false"/>
-                <w:b w:val="false"/>
-                <w:u w:val="none"/>
-                <w:sz w:val="18"/>
-                <w:szCs w:val="18"/>
-                <w:color w:val="000000"/>
-              </w:rPr>
-            </w:pPr>
-            <w:r>
-              <w:rPr>
-                <w:rFonts w:ascii="Arial" w:hAnsi="Arial" w:eastAsia="Arial" w:cs="Arial"/>
-                <w:i w:val="false"/>
-                <w:b w:val="false"/>
-                <w:u w:val="none"/>
-                <w:sz w:val="18"/>
-                <w:szCs w:val="18"/>
-                <w:color w:val="000000"/>
-              </w:rPr>
-              <w:t xml:space="preserve">1 (0.8)</w:t>
-            </w:r>
-          </w:p>
-        </w:tc>
-        <w:tc>
-          <w:tcPr>
-            <w:tcBorders>
-              <w:bottom w:val="none" w:sz="0" w:space="0" w:color="000000"/>
-              <w:top w:val="none" w:sz="0" w:space="0" w:color="000000"/>
-              <w:left w:val="none" w:sz="0" w:space="0" w:color="000000"/>
-              <w:right w:val="none" w:sz="0" w:space="0" w:color="000000"/>
-            </w:tcBorders>
-            <w:shd w:val="clear" w:color="auto" w:fill="FFFFFF"/>
-            <w:tcMar>
-              <w:top w:w="0" w:type="dxa"/>
-              <w:bottom w:w="0" w:type="dxa"/>
-              <w:left w:w="0" w:type="dxa"/>
-              <w:right w:w="0" w:type="dxa"/>
-            </w:tcMar>
-            <w:vAlign w:val="center"/>
-          </w:tcPr>
-          <w:p>
-            <w:pPr>
-              <w:pStyle w:val="Normal"/>
-              <w:jc w:val="left"/>
-              <w:pBdr>
-                <w:bottom w:val="none" w:sz="0" w:space="0" w:color="000000"/>
-                <w:top w:val="none" w:sz="0" w:space="0" w:color="000000"/>
-                <w:left w:val="none" w:sz="0" w:space="0" w:color="000000"/>
-                <w:right w:val="none" w:sz="0" w:space="0" w:color="000000"/>
-              </w:pBdr>
-              <w:spacing w:after="100" w:before="100" w:line="240"/>
-              <w:ind w:left="100" w:right="100" w:firstLine="0" w:firstLineChars="0"/>
-              <w:rPr>
-                <w:rFonts w:ascii="Arial" w:hAnsi="Arial" w:eastAsia="Arial" w:cs="Arial"/>
-                <w:i w:val="false"/>
-                <w:b w:val="false"/>
-                <w:u w:val="none"/>
-                <w:sz w:val="18"/>
-                <w:szCs w:val="18"/>
-                <w:color w:val="000000"/>
-              </w:rPr>
-            </w:pPr>
-            <w:r>
-              <w:rPr>
-                <w:rFonts w:ascii="Arial" w:hAnsi="Arial" w:eastAsia="Arial" w:cs="Arial"/>
-                <w:i w:val="false"/>
-                <w:b w:val="false"/>
-                <w:u w:val="none"/>
-                <w:sz w:val="18"/>
-                <w:szCs w:val="18"/>
-                <w:color w:val="000000"/>
-              </w:rPr>
-              <w:t xml:space="preserve">0 (0.0)</w:t>
-            </w:r>
-          </w:p>
-        </w:tc>
-        <w:tc>
-          <w:tcPr>
-            <w:tcBorders>
-              <w:bottom w:val="none" w:sz="0" w:space="0" w:color="000000"/>
-              <w:top w:val="none" w:sz="0" w:space="0" w:color="000000"/>
-              <w:left w:val="none" w:sz="0" w:space="0" w:color="000000"/>
-              <w:right w:val="none" w:sz="0" w:space="0" w:color="000000"/>
-            </w:tcBorders>
-            <w:shd w:val="clear" w:color="auto" w:fill="FFFFFF"/>
-            <w:tcMar>
-              <w:top w:w="0" w:type="dxa"/>
-              <w:bottom w:w="0" w:type="dxa"/>
-              <w:left w:w="0" w:type="dxa"/>
-              <w:right w:w="0" w:type="dxa"/>
-            </w:tcMar>
-            <w:vAlign w:val="center"/>
-          </w:tcPr>
-          <w:p>
-            <w:pPr>
-              <w:pStyle w:val="Normal"/>
-              <w:jc w:val="left"/>
-              <w:pBdr>
-                <w:bottom w:val="none" w:sz="0" w:space="0" w:color="000000"/>
-                <w:top w:val="none" w:sz="0" w:space="0" w:color="000000"/>
-                <w:left w:val="none" w:sz="0" w:space="0" w:color="000000"/>
-                <w:right w:val="none" w:sz="0" w:space="0" w:color="000000"/>
-              </w:pBdr>
-              <w:spacing w:after="100" w:before="100" w:line="240"/>
-              <w:ind w:left="100" w:right="100" w:firstLine="0" w:firstLineChars="0"/>
-              <w:rPr>
-                <w:rFonts w:ascii="Arial" w:hAnsi="Arial" w:eastAsia="Arial" w:cs="Arial"/>
-                <w:i w:val="false"/>
-                <w:b w:val="false"/>
-                <w:u w:val="none"/>
-                <w:sz w:val="18"/>
-                <w:szCs w:val="18"/>
-                <w:color w:val="000000"/>
-              </w:rPr>
-            </w:pPr>
-            <w:r>
-              <w:rPr>
-                <w:rFonts w:ascii="Arial" w:hAnsi="Arial" w:eastAsia="Arial" w:cs="Arial"/>
-                <w:i w:val="false"/>
-                <w:b w:val="false"/>
-                <w:u w:val="none"/>
-                <w:sz w:val="18"/>
-                <w:szCs w:val="18"/>
-                <w:color w:val="000000"/>
-              </w:rPr>
-              <w:t xml:space="preserve">0.277</w:t>
-            </w:r>
-          </w:p>
-        </w:tc>
-        <w:tc>
-          <w:tcPr>
-            <w:tcBorders>
-              <w:bottom w:val="none" w:sz="0" w:space="0" w:color="000000"/>
-              <w:top w:val="none" w:sz="0" w:space="0" w:color="000000"/>
-              <w:left w:val="none" w:sz="0" w:space="0" w:color="000000"/>
-              <w:right w:val="none" w:sz="0" w:space="0" w:color="000000"/>
-            </w:tcBorders>
-            <w:shd w:val="clear" w:color="auto" w:fill="FFFFFF"/>
-            <w:tcMar>
-              <w:top w:w="0" w:type="dxa"/>
-              <w:bottom w:w="0" w:type="dxa"/>
-              <w:left w:w="0" w:type="dxa"/>
-              <w:right w:w="0" w:type="dxa"/>
-            </w:tcMar>
-            <w:vAlign w:val="center"/>
-          </w:tcPr>
-          <w:p>
-            <w:pPr>
-              <w:pStyle w:val="Normal"/>
-              <w:jc w:val="left"/>
-              <w:pBdr>
-                <w:bottom w:val="none" w:sz="0" w:space="0" w:color="000000"/>
-                <w:top w:val="none" w:sz="0" w:space="0" w:color="000000"/>
-                <w:left w:val="none" w:sz="0" w:space="0" w:color="000000"/>
-                <w:right w:val="none" w:sz="0" w:space="0" w:color="000000"/>
-              </w:pBdr>
-              <w:spacing w:after="100" w:before="100" w:line="240"/>
-              <w:ind w:left="100" w:right="100" w:firstLine="0" w:firstLineChars="0"/>
-              <w:rPr>
-                <w:rFonts w:ascii="Arial" w:hAnsi="Arial" w:eastAsia="Arial" w:cs="Arial"/>
-                <w:i w:val="false"/>
-                <w:b w:val="false"/>
-                <w:u w:val="none"/>
-                <w:sz w:val="18"/>
-                <w:szCs w:val="18"/>
-                <w:color w:val="000000"/>
-              </w:rPr>
-            </w:pPr>
-            <w:r>
-              <w:rPr>
-                <w:rFonts w:ascii="Arial" w:hAnsi="Arial" w:eastAsia="Arial" w:cs="Arial"/>
-                <w:i w:val="false"/>
-                <w:b w:val="false"/>
-                <w:u w:val="none"/>
-                <w:sz w:val="18"/>
-                <w:szCs w:val="18"/>
-                <w:color w:val="000000"/>
-              </w:rPr>
-              <w:t xml:space="preserve">0.710</w:t>
+              <w:t xml:space="preserve">0 (0.0%)</w:t>
+            </w:r>
+          </w:p>
+        </w:tc>
+        <w:tc>
+          <w:tcPr>
+            <w:tcBorders>
+              <w:bottom w:val="none" w:sz="0" w:space="0" w:color="000000"/>
+              <w:top w:val="none" w:sz="0" w:space="0" w:color="000000"/>
+              <w:left w:val="none" w:sz="0" w:space="0" w:color="000000"/>
+              <w:right w:val="none" w:sz="0" w:space="0" w:color="000000"/>
+            </w:tcBorders>
+            <w:shd w:val="clear" w:color="auto" w:fill="FFFFFF"/>
+            <w:tcMar>
+              <w:top w:w="0" w:type="dxa"/>
+              <w:bottom w:w="0" w:type="dxa"/>
+              <w:left w:w="0" w:type="dxa"/>
+              <w:right w:w="0" w:type="dxa"/>
+            </w:tcMar>
+            <w:vAlign w:val="center"/>
+          </w:tcPr>
+          <w:p>
+            <w:pPr>
+              <w:pStyle w:val="Normal"/>
+              <w:jc w:val="left"/>
+              <w:pBdr>
+                <w:bottom w:val="none" w:sz="0" w:space="0" w:color="000000"/>
+                <w:top w:val="none" w:sz="0" w:space="0" w:color="000000"/>
+                <w:left w:val="none" w:sz="0" w:space="0" w:color="000000"/>
+                <w:right w:val="none" w:sz="0" w:space="0" w:color="000000"/>
+              </w:pBdr>
+              <w:spacing w:after="100" w:before="100" w:line="240"/>
+              <w:ind w:left="100" w:right="100" w:firstLine="0" w:firstLineChars="0"/>
+              <w:rPr>
+                <w:rFonts w:ascii="Arial" w:hAnsi="Arial" w:eastAsia="Arial" w:cs="Arial"/>
+                <w:i w:val="false"/>
+                <w:b w:val="false"/>
+                <w:u w:val="none"/>
+                <w:sz w:val="18"/>
+                <w:szCs w:val="18"/>
+                <w:color w:val="000000"/>
+              </w:rPr>
+            </w:pPr>
+            <w:r>
+              <w:rPr>
+                <w:rFonts w:ascii="Arial" w:hAnsi="Arial" w:eastAsia="Arial" w:cs="Arial"/>
+                <w:i w:val="false"/>
+                <w:b w:val="false"/>
+                <w:u w:val="none"/>
+                <w:sz w:val="18"/>
+                <w:szCs w:val="18"/>
+                <w:color w:val="000000"/>
+              </w:rPr>
+              <w:t xml:space="preserve">0 (0.0%)</w:t>
+            </w:r>
+          </w:p>
+        </w:tc>
+        <w:tc>
+          <w:tcPr>
+            <w:tcBorders>
+              <w:bottom w:val="none" w:sz="0" w:space="0" w:color="000000"/>
+              <w:top w:val="none" w:sz="0" w:space="0" w:color="000000"/>
+              <w:left w:val="none" w:sz="0" w:space="0" w:color="000000"/>
+              <w:right w:val="none" w:sz="0" w:space="0" w:color="000000"/>
+            </w:tcBorders>
+            <w:shd w:val="clear" w:color="auto" w:fill="FFFFFF"/>
+            <w:tcMar>
+              <w:top w:w="0" w:type="dxa"/>
+              <w:bottom w:w="0" w:type="dxa"/>
+              <w:left w:w="0" w:type="dxa"/>
+              <w:right w:w="0" w:type="dxa"/>
+            </w:tcMar>
+            <w:vAlign w:val="center"/>
+          </w:tcPr>
+          <w:p>
+            <w:pPr>
+              <w:pStyle w:val="Normal"/>
+              <w:jc w:val="left"/>
+              <w:pBdr>
+                <w:bottom w:val="none" w:sz="0" w:space="0" w:color="000000"/>
+                <w:top w:val="none" w:sz="0" w:space="0" w:color="000000"/>
+                <w:left w:val="none" w:sz="0" w:space="0" w:color="000000"/>
+                <w:right w:val="none" w:sz="0" w:space="0" w:color="000000"/>
+              </w:pBdr>
+              <w:spacing w:after="100" w:before="100" w:line="240"/>
+              <w:ind w:left="100" w:right="100" w:firstLine="0" w:firstLineChars="0"/>
+              <w:rPr>
+                <w:rFonts w:ascii="Arial" w:hAnsi="Arial" w:eastAsia="Arial" w:cs="Arial"/>
+                <w:i w:val="false"/>
+                <w:b w:val="false"/>
+                <w:u w:val="none"/>
+                <w:sz w:val="18"/>
+                <w:szCs w:val="18"/>
+                <w:color w:val="000000"/>
+              </w:rPr>
+            </w:pPr>
+            <w:r>
+              <w:rPr>
+                <w:rFonts w:ascii="Arial" w:hAnsi="Arial" w:eastAsia="Arial" w:cs="Arial"/>
+                <w:i w:val="false"/>
+                <w:b w:val="false"/>
+                <w:u w:val="none"/>
+                <w:sz w:val="18"/>
+                <w:szCs w:val="18"/>
+                <w:color w:val="000000"/>
+              </w:rPr>
+              <w:t xml:space="preserve">1 (0.8%)</w:t>
+            </w:r>
+          </w:p>
+        </w:tc>
+        <w:tc>
+          <w:tcPr>
+            <w:tcBorders>
+              <w:bottom w:val="none" w:sz="0" w:space="0" w:color="000000"/>
+              <w:top w:val="none" w:sz="0" w:space="0" w:color="000000"/>
+              <w:left w:val="none" w:sz="0" w:space="0" w:color="000000"/>
+              <w:right w:val="none" w:sz="0" w:space="0" w:color="000000"/>
+            </w:tcBorders>
+            <w:shd w:val="clear" w:color="auto" w:fill="FFFFFF"/>
+            <w:tcMar>
+              <w:top w:w="0" w:type="dxa"/>
+              <w:bottom w:w="0" w:type="dxa"/>
+              <w:left w:w="0" w:type="dxa"/>
+              <w:right w:w="0" w:type="dxa"/>
+            </w:tcMar>
+            <w:vAlign w:val="center"/>
+          </w:tcPr>
+          <w:p>
+            <w:pPr>
+              <w:pStyle w:val="Normal"/>
+              <w:jc w:val="left"/>
+              <w:pBdr>
+                <w:bottom w:val="none" w:sz="0" w:space="0" w:color="000000"/>
+                <w:top w:val="none" w:sz="0" w:space="0" w:color="000000"/>
+                <w:left w:val="none" w:sz="0" w:space="0" w:color="000000"/>
+                <w:right w:val="none" w:sz="0" w:space="0" w:color="000000"/>
+              </w:pBdr>
+              <w:spacing w:after="100" w:before="100" w:line="240"/>
+              <w:ind w:left="100" w:right="100" w:firstLine="0" w:firstLineChars="0"/>
+              <w:rPr>
+                <w:rFonts w:ascii="Arial" w:hAnsi="Arial" w:eastAsia="Arial" w:cs="Arial"/>
+                <w:i w:val="false"/>
+                <w:b w:val="false"/>
+                <w:u w:val="none"/>
+                <w:sz w:val="18"/>
+                <w:szCs w:val="18"/>
+                <w:color w:val="000000"/>
+              </w:rPr>
+            </w:pPr>
+            <w:r>
+              <w:rPr>
+                <w:rFonts w:ascii="Arial" w:hAnsi="Arial" w:eastAsia="Arial" w:cs="Arial"/>
+                <w:i w:val="false"/>
+                <w:b w:val="false"/>
+                <w:u w:val="none"/>
+                <w:sz w:val="18"/>
+                <w:szCs w:val="18"/>
+                <w:color w:val="000000"/>
+              </w:rPr>
+              <w:t xml:space="preserve">0.279</w:t>
+            </w:r>
+          </w:p>
+        </w:tc>
+        <w:tc>
+          <w:tcPr>
+            <w:tcBorders>
+              <w:bottom w:val="none" w:sz="0" w:space="0" w:color="000000"/>
+              <w:top w:val="none" w:sz="0" w:space="0" w:color="000000"/>
+              <w:left w:val="none" w:sz="0" w:space="0" w:color="000000"/>
+              <w:right w:val="none" w:sz="0" w:space="0" w:color="000000"/>
+            </w:tcBorders>
+            <w:shd w:val="clear" w:color="auto" w:fill="FFFFFF"/>
+            <w:tcMar>
+              <w:top w:w="0" w:type="dxa"/>
+              <w:bottom w:w="0" w:type="dxa"/>
+              <w:left w:w="0" w:type="dxa"/>
+              <w:right w:w="0" w:type="dxa"/>
+            </w:tcMar>
+            <w:vAlign w:val="center"/>
+          </w:tcPr>
+          <w:p>
+            <w:pPr>
+              <w:pStyle w:val="Normal"/>
+              <w:jc w:val="left"/>
+              <w:pBdr>
+                <w:bottom w:val="none" w:sz="0" w:space="0" w:color="000000"/>
+                <w:top w:val="none" w:sz="0" w:space="0" w:color="000000"/>
+                <w:left w:val="none" w:sz="0" w:space="0" w:color="000000"/>
+                <w:right w:val="none" w:sz="0" w:space="0" w:color="000000"/>
+              </w:pBdr>
+              <w:spacing w:after="100" w:before="100" w:line="240"/>
+              <w:ind w:left="100" w:right="100" w:firstLine="0" w:firstLineChars="0"/>
+              <w:rPr>
+                <w:rFonts w:ascii="Arial" w:hAnsi="Arial" w:eastAsia="Arial" w:cs="Arial"/>
+                <w:i w:val="false"/>
+                <w:b w:val="false"/>
+                <w:u w:val="none"/>
+                <w:sz w:val="18"/>
+                <w:szCs w:val="18"/>
+                <w:color w:val="000000"/>
+              </w:rPr>
+            </w:pPr>
+            <w:r>
+              <w:rPr>
+                <w:rFonts w:ascii="Arial" w:hAnsi="Arial" w:eastAsia="Arial" w:cs="Arial"/>
+                <w:i w:val="false"/>
+                <w:b w:val="false"/>
+                <w:u w:val="none"/>
+                <w:sz w:val="18"/>
+                <w:szCs w:val="18"/>
+                <w:color w:val="000000"/>
+              </w:rPr>
+              <w:t xml:space="preserve">0.711</w:t>
             </w:r>
           </w:p>
         </w:tc>
@@ -1428,166 +1428,166 @@
                 <w:szCs w:val="18"/>
                 <w:color w:val="000000"/>
               </w:rPr>
-              <w:t xml:space="preserve">5 (1.9)</w:t>
-            </w:r>
-          </w:p>
-        </w:tc>
-        <w:tc>
-          <w:tcPr>
-            <w:tcBorders>
-              <w:bottom w:val="none" w:sz="0" w:space="0" w:color="000000"/>
-              <w:top w:val="none" w:sz="0" w:space="0" w:color="000000"/>
-              <w:left w:val="none" w:sz="0" w:space="0" w:color="000000"/>
-              <w:right w:val="none" w:sz="0" w:space="0" w:color="000000"/>
-            </w:tcBorders>
-            <w:shd w:val="clear" w:color="auto" w:fill="FFFFFF"/>
-            <w:tcMar>
-              <w:top w:w="0" w:type="dxa"/>
-              <w:bottom w:w="0" w:type="dxa"/>
-              <w:left w:w="0" w:type="dxa"/>
-              <w:right w:w="0" w:type="dxa"/>
-            </w:tcMar>
-            <w:vAlign w:val="center"/>
-          </w:tcPr>
-          <w:p>
-            <w:pPr>
-              <w:pStyle w:val="Normal"/>
-              <w:jc w:val="left"/>
-              <w:pBdr>
-                <w:bottom w:val="none" w:sz="0" w:space="0" w:color="000000"/>
-                <w:top w:val="none" w:sz="0" w:space="0" w:color="000000"/>
-                <w:left w:val="none" w:sz="0" w:space="0" w:color="000000"/>
-                <w:right w:val="none" w:sz="0" w:space="0" w:color="000000"/>
-              </w:pBdr>
-              <w:spacing w:after="100" w:before="100" w:line="240"/>
-              <w:ind w:left="100" w:right="100" w:firstLine="0" w:firstLineChars="0"/>
-              <w:rPr>
-                <w:rFonts w:ascii="Arial" w:hAnsi="Arial" w:eastAsia="Arial" w:cs="Arial"/>
-                <w:i w:val="false"/>
-                <w:b w:val="false"/>
-                <w:u w:val="none"/>
-                <w:sz w:val="18"/>
-                <w:szCs w:val="18"/>
-                <w:color w:val="000000"/>
-              </w:rPr>
-            </w:pPr>
-            <w:r>
-              <w:rPr>
-                <w:rFonts w:ascii="Arial" w:hAnsi="Arial" w:eastAsia="Arial" w:cs="Arial"/>
-                <w:i w:val="false"/>
-                <w:b w:val="false"/>
-                <w:u w:val="none"/>
-                <w:sz w:val="18"/>
-                <w:szCs w:val="18"/>
-                <w:color w:val="000000"/>
-              </w:rPr>
-              <w:t xml:space="preserve">2 (1.6)</w:t>
-            </w:r>
-          </w:p>
-        </w:tc>
-        <w:tc>
-          <w:tcPr>
-            <w:tcBorders>
-              <w:bottom w:val="none" w:sz="0" w:space="0" w:color="000000"/>
-              <w:top w:val="none" w:sz="0" w:space="0" w:color="000000"/>
-              <w:left w:val="none" w:sz="0" w:space="0" w:color="000000"/>
-              <w:right w:val="none" w:sz="0" w:space="0" w:color="000000"/>
-            </w:tcBorders>
-            <w:shd w:val="clear" w:color="auto" w:fill="FFFFFF"/>
-            <w:tcMar>
-              <w:top w:w="0" w:type="dxa"/>
-              <w:bottom w:w="0" w:type="dxa"/>
-              <w:left w:w="0" w:type="dxa"/>
-              <w:right w:w="0" w:type="dxa"/>
-            </w:tcMar>
-            <w:vAlign w:val="center"/>
-          </w:tcPr>
-          <w:p>
-            <w:pPr>
-              <w:pStyle w:val="Normal"/>
-              <w:jc w:val="left"/>
-              <w:pBdr>
-                <w:bottom w:val="none" w:sz="0" w:space="0" w:color="000000"/>
-                <w:top w:val="none" w:sz="0" w:space="0" w:color="000000"/>
-                <w:left w:val="none" w:sz="0" w:space="0" w:color="000000"/>
-                <w:right w:val="none" w:sz="0" w:space="0" w:color="000000"/>
-              </w:pBdr>
-              <w:spacing w:after="100" w:before="100" w:line="240"/>
-              <w:ind w:left="100" w:right="100" w:firstLine="0" w:firstLineChars="0"/>
-              <w:rPr>
-                <w:rFonts w:ascii="Arial" w:hAnsi="Arial" w:eastAsia="Arial" w:cs="Arial"/>
-                <w:i w:val="false"/>
-                <w:b w:val="false"/>
-                <w:u w:val="none"/>
-                <w:sz w:val="18"/>
-                <w:szCs w:val="18"/>
-                <w:color w:val="000000"/>
-              </w:rPr>
-            </w:pPr>
-            <w:r>
-              <w:rPr>
-                <w:rFonts w:ascii="Arial" w:hAnsi="Arial" w:eastAsia="Arial" w:cs="Arial"/>
-                <w:i w:val="false"/>
-                <w:b w:val="false"/>
-                <w:u w:val="none"/>
-                <w:sz w:val="18"/>
-                <w:szCs w:val="18"/>
-                <w:color w:val="000000"/>
-              </w:rPr>
-              <w:t xml:space="preserve">0 (0.0)</w:t>
-            </w:r>
-          </w:p>
-        </w:tc>
-        <w:tc>
-          <w:tcPr>
-            <w:tcBorders>
-              <w:bottom w:val="none" w:sz="0" w:space="0" w:color="000000"/>
-              <w:top w:val="none" w:sz="0" w:space="0" w:color="000000"/>
-              <w:left w:val="none" w:sz="0" w:space="0" w:color="000000"/>
-              <w:right w:val="none" w:sz="0" w:space="0" w:color="000000"/>
-            </w:tcBorders>
-            <w:shd w:val="clear" w:color="auto" w:fill="FFFFFF"/>
-            <w:tcMar>
-              <w:top w:w="0" w:type="dxa"/>
-              <w:bottom w:w="0" w:type="dxa"/>
-              <w:left w:w="0" w:type="dxa"/>
-              <w:right w:w="0" w:type="dxa"/>
-            </w:tcMar>
-            <w:vAlign w:val="center"/>
-          </w:tcPr>
-          <w:p>
-            <w:pPr>
-              <w:pStyle w:val="Normal"/>
-              <w:jc w:val="left"/>
-              <w:pBdr>
-                <w:bottom w:val="none" w:sz="0" w:space="0" w:color="000000"/>
-                <w:top w:val="none" w:sz="0" w:space="0" w:color="000000"/>
-                <w:left w:val="none" w:sz="0" w:space="0" w:color="000000"/>
-                <w:right w:val="none" w:sz="0" w:space="0" w:color="000000"/>
-              </w:pBdr>
-              <w:spacing w:after="100" w:before="100" w:line="240"/>
-              <w:ind w:left="100" w:right="100" w:firstLine="0" w:firstLineChars="0"/>
-              <w:rPr>
-                <w:rFonts w:ascii="Arial" w:hAnsi="Arial" w:eastAsia="Arial" w:cs="Arial"/>
-                <w:i w:val="false"/>
-                <w:b w:val="false"/>
-                <w:u w:val="none"/>
-                <w:sz w:val="18"/>
-                <w:szCs w:val="18"/>
-                <w:color w:val="000000"/>
-              </w:rPr>
-            </w:pPr>
-            <w:r>
-              <w:rPr>
-                <w:rFonts w:ascii="Arial" w:hAnsi="Arial" w:eastAsia="Arial" w:cs="Arial"/>
-                <w:i w:val="false"/>
-                <w:b w:val="false"/>
-                <w:u w:val="none"/>
-                <w:sz w:val="18"/>
-                <w:szCs w:val="18"/>
-                <w:color w:val="000000"/>
-              </w:rPr>
-              <w:t xml:space="preserve">0.549</w:t>
+              <w:t xml:space="preserve">0 (0.0%)</w:t>
+            </w:r>
+          </w:p>
+        </w:tc>
+        <w:tc>
+          <w:tcPr>
+            <w:tcBorders>
+              <w:bottom w:val="none" w:sz="0" w:space="0" w:color="000000"/>
+              <w:top w:val="none" w:sz="0" w:space="0" w:color="000000"/>
+              <w:left w:val="none" w:sz="0" w:space="0" w:color="000000"/>
+              <w:right w:val="none" w:sz="0" w:space="0" w:color="000000"/>
+            </w:tcBorders>
+            <w:shd w:val="clear" w:color="auto" w:fill="FFFFFF"/>
+            <w:tcMar>
+              <w:top w:w="0" w:type="dxa"/>
+              <w:bottom w:w="0" w:type="dxa"/>
+              <w:left w:w="0" w:type="dxa"/>
+              <w:right w:w="0" w:type="dxa"/>
+            </w:tcMar>
+            <w:vAlign w:val="center"/>
+          </w:tcPr>
+          <w:p>
+            <w:pPr>
+              <w:pStyle w:val="Normal"/>
+              <w:jc w:val="left"/>
+              <w:pBdr>
+                <w:bottom w:val="none" w:sz="0" w:space="0" w:color="000000"/>
+                <w:top w:val="none" w:sz="0" w:space="0" w:color="000000"/>
+                <w:left w:val="none" w:sz="0" w:space="0" w:color="000000"/>
+                <w:right w:val="none" w:sz="0" w:space="0" w:color="000000"/>
+              </w:pBdr>
+              <w:spacing w:after="100" w:before="100" w:line="240"/>
+              <w:ind w:left="100" w:right="100" w:firstLine="0" w:firstLineChars="0"/>
+              <w:rPr>
+                <w:rFonts w:ascii="Arial" w:hAnsi="Arial" w:eastAsia="Arial" w:cs="Arial"/>
+                <w:i w:val="false"/>
+                <w:b w:val="false"/>
+                <w:u w:val="none"/>
+                <w:sz w:val="18"/>
+                <w:szCs w:val="18"/>
+                <w:color w:val="000000"/>
+              </w:rPr>
+            </w:pPr>
+            <w:r>
+              <w:rPr>
+                <w:rFonts w:ascii="Arial" w:hAnsi="Arial" w:eastAsia="Arial" w:cs="Arial"/>
+                <w:i w:val="false"/>
+                <w:b w:val="false"/>
+                <w:u w:val="none"/>
+                <w:sz w:val="18"/>
+                <w:szCs w:val="18"/>
+                <w:color w:val="000000"/>
+              </w:rPr>
+              <w:t xml:space="preserve">5 (1.9%)</w:t>
+            </w:r>
+          </w:p>
+        </w:tc>
+        <w:tc>
+          <w:tcPr>
+            <w:tcBorders>
+              <w:bottom w:val="none" w:sz="0" w:space="0" w:color="000000"/>
+              <w:top w:val="none" w:sz="0" w:space="0" w:color="000000"/>
+              <w:left w:val="none" w:sz="0" w:space="0" w:color="000000"/>
+              <w:right w:val="none" w:sz="0" w:space="0" w:color="000000"/>
+            </w:tcBorders>
+            <w:shd w:val="clear" w:color="auto" w:fill="FFFFFF"/>
+            <w:tcMar>
+              <w:top w:w="0" w:type="dxa"/>
+              <w:bottom w:w="0" w:type="dxa"/>
+              <w:left w:w="0" w:type="dxa"/>
+              <w:right w:w="0" w:type="dxa"/>
+            </w:tcMar>
+            <w:vAlign w:val="center"/>
+          </w:tcPr>
+          <w:p>
+            <w:pPr>
+              <w:pStyle w:val="Normal"/>
+              <w:jc w:val="left"/>
+              <w:pBdr>
+                <w:bottom w:val="none" w:sz="0" w:space="0" w:color="000000"/>
+                <w:top w:val="none" w:sz="0" w:space="0" w:color="000000"/>
+                <w:left w:val="none" w:sz="0" w:space="0" w:color="000000"/>
+                <w:right w:val="none" w:sz="0" w:space="0" w:color="000000"/>
+              </w:pBdr>
+              <w:spacing w:after="100" w:before="100" w:line="240"/>
+              <w:ind w:left="100" w:right="100" w:firstLine="0" w:firstLineChars="0"/>
+              <w:rPr>
+                <w:rFonts w:ascii="Arial" w:hAnsi="Arial" w:eastAsia="Arial" w:cs="Arial"/>
+                <w:i w:val="false"/>
+                <w:b w:val="false"/>
+                <w:u w:val="none"/>
+                <w:sz w:val="18"/>
+                <w:szCs w:val="18"/>
+                <w:color w:val="000000"/>
+              </w:rPr>
+            </w:pPr>
+            <w:r>
+              <w:rPr>
+                <w:rFonts w:ascii="Arial" w:hAnsi="Arial" w:eastAsia="Arial" w:cs="Arial"/>
+                <w:i w:val="false"/>
+                <w:b w:val="false"/>
+                <w:u w:val="none"/>
+                <w:sz w:val="18"/>
+                <w:szCs w:val="18"/>
+                <w:color w:val="000000"/>
+              </w:rPr>
+              <w:t xml:space="preserve">2 (1.6%)</w:t>
+            </w:r>
+          </w:p>
+        </w:tc>
+        <w:tc>
+          <w:tcPr>
+            <w:tcBorders>
+              <w:bottom w:val="none" w:sz="0" w:space="0" w:color="000000"/>
+              <w:top w:val="none" w:sz="0" w:space="0" w:color="000000"/>
+              <w:left w:val="none" w:sz="0" w:space="0" w:color="000000"/>
+              <w:right w:val="none" w:sz="0" w:space="0" w:color="000000"/>
+            </w:tcBorders>
+            <w:shd w:val="clear" w:color="auto" w:fill="FFFFFF"/>
+            <w:tcMar>
+              <w:top w:w="0" w:type="dxa"/>
+              <w:bottom w:w="0" w:type="dxa"/>
+              <w:left w:w="0" w:type="dxa"/>
+              <w:right w:w="0" w:type="dxa"/>
+            </w:tcMar>
+            <w:vAlign w:val="center"/>
+          </w:tcPr>
+          <w:p>
+            <w:pPr>
+              <w:pStyle w:val="Normal"/>
+              <w:jc w:val="left"/>
+              <w:pBdr>
+                <w:bottom w:val="none" w:sz="0" w:space="0" w:color="000000"/>
+                <w:top w:val="none" w:sz="0" w:space="0" w:color="000000"/>
+                <w:left w:val="none" w:sz="0" w:space="0" w:color="000000"/>
+                <w:right w:val="none" w:sz="0" w:space="0" w:color="000000"/>
+              </w:pBdr>
+              <w:spacing w:after="100" w:before="100" w:line="240"/>
+              <w:ind w:left="100" w:right="100" w:firstLine="0" w:firstLineChars="0"/>
+              <w:rPr>
+                <w:rFonts w:ascii="Arial" w:hAnsi="Arial" w:eastAsia="Arial" w:cs="Arial"/>
+                <w:i w:val="false"/>
+                <w:b w:val="false"/>
+                <w:u w:val="none"/>
+                <w:sz w:val="18"/>
+                <w:szCs w:val="18"/>
+                <w:color w:val="000000"/>
+              </w:rPr>
+            </w:pPr>
+            <w:r>
+              <w:rPr>
+                <w:rFonts w:ascii="Arial" w:hAnsi="Arial" w:eastAsia="Arial" w:cs="Arial"/>
+                <w:i w:val="false"/>
+                <w:b w:val="false"/>
+                <w:u w:val="none"/>
+                <w:sz w:val="18"/>
+                <w:szCs w:val="18"/>
+                <w:color w:val="000000"/>
+              </w:rPr>
+              <w:t xml:space="preserve">0.550</w:t>
             </w:r>
           </w:p>
         </w:tc>
@@ -1752,219 +1752,219 @@
                 <w:szCs w:val="18"/>
                 <w:color w:val="000000"/>
               </w:rPr>
-              <w:t xml:space="preserve">2 (0.8)</w:t>
-            </w:r>
-          </w:p>
-        </w:tc>
-        <w:tc>
-          <w:tcPr>
-            <w:tcBorders>
-              <w:bottom w:val="none" w:sz="0" w:space="0" w:color="000000"/>
-              <w:top w:val="none" w:sz="0" w:space="0" w:color="000000"/>
-              <w:left w:val="none" w:sz="0" w:space="0" w:color="000000"/>
-              <w:right w:val="none" w:sz="0" w:space="0" w:color="000000"/>
-            </w:tcBorders>
-            <w:shd w:val="clear" w:color="auto" w:fill="FFFFFF"/>
-            <w:tcMar>
-              <w:top w:w="0" w:type="dxa"/>
-              <w:bottom w:w="0" w:type="dxa"/>
-              <w:left w:w="0" w:type="dxa"/>
-              <w:right w:w="0" w:type="dxa"/>
-            </w:tcMar>
-            <w:vAlign w:val="center"/>
-          </w:tcPr>
-          <w:p>
-            <w:pPr>
-              <w:pStyle w:val="Normal"/>
-              <w:jc w:val="left"/>
-              <w:pBdr>
-                <w:bottom w:val="none" w:sz="0" w:space="0" w:color="000000"/>
-                <w:top w:val="none" w:sz="0" w:space="0" w:color="000000"/>
-                <w:left w:val="none" w:sz="0" w:space="0" w:color="000000"/>
-                <w:right w:val="none" w:sz="0" w:space="0" w:color="000000"/>
-              </w:pBdr>
-              <w:spacing w:after="100" w:before="100" w:line="240"/>
-              <w:ind w:left="100" w:right="100" w:firstLine="0" w:firstLineChars="0"/>
-              <w:rPr>
-                <w:rFonts w:ascii="Arial" w:hAnsi="Arial" w:eastAsia="Arial" w:cs="Arial"/>
-                <w:i w:val="false"/>
-                <w:b w:val="false"/>
-                <w:u w:val="none"/>
-                <w:sz w:val="18"/>
-                <w:szCs w:val="18"/>
-                <w:color w:val="000000"/>
-              </w:rPr>
-            </w:pPr>
-            <w:r>
-              <w:rPr>
-                <w:rFonts w:ascii="Arial" w:hAnsi="Arial" w:eastAsia="Arial" w:cs="Arial"/>
-                <w:i w:val="false"/>
-                <w:b w:val="false"/>
-                <w:u w:val="none"/>
-                <w:sz w:val="18"/>
-                <w:szCs w:val="18"/>
-                <w:color w:val="000000"/>
-              </w:rPr>
-              <w:t xml:space="preserve">3 (2.3)</w:t>
-            </w:r>
-          </w:p>
-        </w:tc>
-        <w:tc>
-          <w:tcPr>
-            <w:tcBorders>
-              <w:bottom w:val="none" w:sz="0" w:space="0" w:color="000000"/>
-              <w:top w:val="none" w:sz="0" w:space="0" w:color="000000"/>
-              <w:left w:val="none" w:sz="0" w:space="0" w:color="000000"/>
-              <w:right w:val="none" w:sz="0" w:space="0" w:color="000000"/>
-            </w:tcBorders>
-            <w:shd w:val="clear" w:color="auto" w:fill="FFFFFF"/>
-            <w:tcMar>
-              <w:top w:w="0" w:type="dxa"/>
-              <w:bottom w:w="0" w:type="dxa"/>
-              <w:left w:w="0" w:type="dxa"/>
-              <w:right w:w="0" w:type="dxa"/>
-            </w:tcMar>
-            <w:vAlign w:val="center"/>
-          </w:tcPr>
-          <w:p>
-            <w:pPr>
-              <w:pStyle w:val="Normal"/>
-              <w:jc w:val="left"/>
-              <w:pBdr>
-                <w:bottom w:val="none" w:sz="0" w:space="0" w:color="000000"/>
-                <w:top w:val="none" w:sz="0" w:space="0" w:color="000000"/>
-                <w:left w:val="none" w:sz="0" w:space="0" w:color="000000"/>
-                <w:right w:val="none" w:sz="0" w:space="0" w:color="000000"/>
-              </w:pBdr>
-              <w:spacing w:after="100" w:before="100" w:line="240"/>
-              <w:ind w:left="100" w:right="100" w:firstLine="0" w:firstLineChars="0"/>
-              <w:rPr>
-                <w:rFonts w:ascii="Arial" w:hAnsi="Arial" w:eastAsia="Arial" w:cs="Arial"/>
-                <w:i w:val="false"/>
-                <w:b w:val="false"/>
-                <w:u w:val="none"/>
-                <w:sz w:val="18"/>
-                <w:szCs w:val="18"/>
-                <w:color w:val="000000"/>
-              </w:rPr>
-            </w:pPr>
-            <w:r>
-              <w:rPr>
-                <w:rFonts w:ascii="Arial" w:hAnsi="Arial" w:eastAsia="Arial" w:cs="Arial"/>
-                <w:i w:val="false"/>
-                <w:b w:val="false"/>
-                <w:u w:val="none"/>
-                <w:sz w:val="18"/>
-                <w:szCs w:val="18"/>
-                <w:color w:val="000000"/>
-              </w:rPr>
-              <w:t xml:space="preserve">0 (0.0)</w:t>
-            </w:r>
-          </w:p>
-        </w:tc>
-        <w:tc>
-          <w:tcPr>
-            <w:tcBorders>
-              <w:bottom w:val="none" w:sz="0" w:space="0" w:color="000000"/>
-              <w:top w:val="none" w:sz="0" w:space="0" w:color="000000"/>
-              <w:left w:val="none" w:sz="0" w:space="0" w:color="000000"/>
-              <w:right w:val="none" w:sz="0" w:space="0" w:color="000000"/>
-            </w:tcBorders>
-            <w:shd w:val="clear" w:color="auto" w:fill="FFFFFF"/>
-            <w:tcMar>
-              <w:top w:w="0" w:type="dxa"/>
-              <w:bottom w:w="0" w:type="dxa"/>
-              <w:left w:w="0" w:type="dxa"/>
-              <w:right w:w="0" w:type="dxa"/>
-            </w:tcMar>
-            <w:vAlign w:val="center"/>
-          </w:tcPr>
-          <w:p>
-            <w:pPr>
-              <w:pStyle w:val="Normal"/>
-              <w:jc w:val="left"/>
-              <w:pBdr>
-                <w:bottom w:val="none" w:sz="0" w:space="0" w:color="000000"/>
-                <w:top w:val="none" w:sz="0" w:space="0" w:color="000000"/>
-                <w:left w:val="none" w:sz="0" w:space="0" w:color="000000"/>
-                <w:right w:val="none" w:sz="0" w:space="0" w:color="000000"/>
-              </w:pBdr>
-              <w:spacing w:after="100" w:before="100" w:line="240"/>
-              <w:ind w:left="100" w:right="100" w:firstLine="0" w:firstLineChars="0"/>
-              <w:rPr>
-                <w:rFonts w:ascii="Arial" w:hAnsi="Arial" w:eastAsia="Arial" w:cs="Arial"/>
-                <w:i w:val="false"/>
-                <w:b w:val="false"/>
-                <w:u w:val="none"/>
-                <w:sz w:val="18"/>
-                <w:szCs w:val="18"/>
-                <w:color w:val="000000"/>
-              </w:rPr>
-            </w:pPr>
-            <w:r>
-              <w:rPr>
-                <w:rFonts w:ascii="Arial" w:hAnsi="Arial" w:eastAsia="Arial" w:cs="Arial"/>
-                <w:i w:val="false"/>
-                <w:b w:val="false"/>
-                <w:u w:val="none"/>
-                <w:sz w:val="18"/>
-                <w:szCs w:val="18"/>
-                <w:color w:val="000000"/>
-              </w:rPr>
-              <w:t xml:space="preserve">0.244</w:t>
-            </w:r>
-          </w:p>
-        </w:tc>
-        <w:tc>
-          <w:tcPr>
-            <w:tcBorders>
-              <w:bottom w:val="none" w:sz="0" w:space="0" w:color="000000"/>
-              <w:top w:val="none" w:sz="0" w:space="0" w:color="000000"/>
-              <w:left w:val="none" w:sz="0" w:space="0" w:color="000000"/>
-              <w:right w:val="none" w:sz="0" w:space="0" w:color="000000"/>
-            </w:tcBorders>
-            <w:shd w:val="clear" w:color="auto" w:fill="FFFFFF"/>
-            <w:tcMar>
-              <w:top w:w="0" w:type="dxa"/>
-              <w:bottom w:w="0" w:type="dxa"/>
-              <w:left w:w="0" w:type="dxa"/>
-              <w:right w:w="0" w:type="dxa"/>
-            </w:tcMar>
-            <w:vAlign w:val="center"/>
-          </w:tcPr>
-          <w:p>
-            <w:pPr>
-              <w:pStyle w:val="Normal"/>
-              <w:jc w:val="left"/>
-              <w:pBdr>
-                <w:bottom w:val="none" w:sz="0" w:space="0" w:color="000000"/>
-                <w:top w:val="none" w:sz="0" w:space="0" w:color="000000"/>
-                <w:left w:val="none" w:sz="0" w:space="0" w:color="000000"/>
-                <w:right w:val="none" w:sz="0" w:space="0" w:color="000000"/>
-              </w:pBdr>
-              <w:spacing w:after="100" w:before="100" w:line="240"/>
-              <w:ind w:left="100" w:right="100" w:firstLine="0" w:firstLineChars="0"/>
-              <w:rPr>
-                <w:rFonts w:ascii="Arial" w:hAnsi="Arial" w:eastAsia="Arial" w:cs="Arial"/>
-                <w:i w:val="false"/>
-                <w:b w:val="false"/>
-                <w:u w:val="none"/>
-                <w:sz w:val="18"/>
-                <w:szCs w:val="18"/>
-                <w:color w:val="000000"/>
-              </w:rPr>
-            </w:pPr>
-            <w:r>
-              <w:rPr>
-                <w:rFonts w:ascii="Arial" w:hAnsi="Arial" w:eastAsia="Arial" w:cs="Arial"/>
-                <w:i w:val="false"/>
-                <w:b w:val="false"/>
-                <w:u w:val="none"/>
-                <w:sz w:val="18"/>
-                <w:szCs w:val="18"/>
-                <w:color w:val="000000"/>
-              </w:rPr>
-              <w:t xml:space="preserve">0.403</w:t>
+              <w:t xml:space="preserve">0 (0.0%)</w:t>
+            </w:r>
+          </w:p>
+        </w:tc>
+        <w:tc>
+          <w:tcPr>
+            <w:tcBorders>
+              <w:bottom w:val="none" w:sz="0" w:space="0" w:color="000000"/>
+              <w:top w:val="none" w:sz="0" w:space="0" w:color="000000"/>
+              <w:left w:val="none" w:sz="0" w:space="0" w:color="000000"/>
+              <w:right w:val="none" w:sz="0" w:space="0" w:color="000000"/>
+            </w:tcBorders>
+            <w:shd w:val="clear" w:color="auto" w:fill="FFFFFF"/>
+            <w:tcMar>
+              <w:top w:w="0" w:type="dxa"/>
+              <w:bottom w:w="0" w:type="dxa"/>
+              <w:left w:w="0" w:type="dxa"/>
+              <w:right w:w="0" w:type="dxa"/>
+            </w:tcMar>
+            <w:vAlign w:val="center"/>
+          </w:tcPr>
+          <w:p>
+            <w:pPr>
+              <w:pStyle w:val="Normal"/>
+              <w:jc w:val="left"/>
+              <w:pBdr>
+                <w:bottom w:val="none" w:sz="0" w:space="0" w:color="000000"/>
+                <w:top w:val="none" w:sz="0" w:space="0" w:color="000000"/>
+                <w:left w:val="none" w:sz="0" w:space="0" w:color="000000"/>
+                <w:right w:val="none" w:sz="0" w:space="0" w:color="000000"/>
+              </w:pBdr>
+              <w:spacing w:after="100" w:before="100" w:line="240"/>
+              <w:ind w:left="100" w:right="100" w:firstLine="0" w:firstLineChars="0"/>
+              <w:rPr>
+                <w:rFonts w:ascii="Arial" w:hAnsi="Arial" w:eastAsia="Arial" w:cs="Arial"/>
+                <w:i w:val="false"/>
+                <w:b w:val="false"/>
+                <w:u w:val="none"/>
+                <w:sz w:val="18"/>
+                <w:szCs w:val="18"/>
+                <w:color w:val="000000"/>
+              </w:rPr>
+            </w:pPr>
+            <w:r>
+              <w:rPr>
+                <w:rFonts w:ascii="Arial" w:hAnsi="Arial" w:eastAsia="Arial" w:cs="Arial"/>
+                <w:i w:val="false"/>
+                <w:b w:val="false"/>
+                <w:u w:val="none"/>
+                <w:sz w:val="18"/>
+                <w:szCs w:val="18"/>
+                <w:color w:val="000000"/>
+              </w:rPr>
+              <w:t xml:space="preserve">2 (0.8%)</w:t>
+            </w:r>
+          </w:p>
+        </w:tc>
+        <w:tc>
+          <w:tcPr>
+            <w:tcBorders>
+              <w:bottom w:val="none" w:sz="0" w:space="0" w:color="000000"/>
+              <w:top w:val="none" w:sz="0" w:space="0" w:color="000000"/>
+              <w:left w:val="none" w:sz="0" w:space="0" w:color="000000"/>
+              <w:right w:val="none" w:sz="0" w:space="0" w:color="000000"/>
+            </w:tcBorders>
+            <w:shd w:val="clear" w:color="auto" w:fill="FFFFFF"/>
+            <w:tcMar>
+              <w:top w:w="0" w:type="dxa"/>
+              <w:bottom w:w="0" w:type="dxa"/>
+              <w:left w:w="0" w:type="dxa"/>
+              <w:right w:w="0" w:type="dxa"/>
+            </w:tcMar>
+            <w:vAlign w:val="center"/>
+          </w:tcPr>
+          <w:p>
+            <w:pPr>
+              <w:pStyle w:val="Normal"/>
+              <w:jc w:val="left"/>
+              <w:pBdr>
+                <w:bottom w:val="none" w:sz="0" w:space="0" w:color="000000"/>
+                <w:top w:val="none" w:sz="0" w:space="0" w:color="000000"/>
+                <w:left w:val="none" w:sz="0" w:space="0" w:color="000000"/>
+                <w:right w:val="none" w:sz="0" w:space="0" w:color="000000"/>
+              </w:pBdr>
+              <w:spacing w:after="100" w:before="100" w:line="240"/>
+              <w:ind w:left="100" w:right="100" w:firstLine="0" w:firstLineChars="0"/>
+              <w:rPr>
+                <w:rFonts w:ascii="Arial" w:hAnsi="Arial" w:eastAsia="Arial" w:cs="Arial"/>
+                <w:i w:val="false"/>
+                <w:b w:val="false"/>
+                <w:u w:val="none"/>
+                <w:sz w:val="18"/>
+                <w:szCs w:val="18"/>
+                <w:color w:val="000000"/>
+              </w:rPr>
+            </w:pPr>
+            <w:r>
+              <w:rPr>
+                <w:rFonts w:ascii="Arial" w:hAnsi="Arial" w:eastAsia="Arial" w:cs="Arial"/>
+                <w:i w:val="false"/>
+                <w:b w:val="false"/>
+                <w:u w:val="none"/>
+                <w:sz w:val="18"/>
+                <w:szCs w:val="18"/>
+                <w:color w:val="000000"/>
+              </w:rPr>
+              <w:t xml:space="preserve">3 (2.3%)</w:t>
+            </w:r>
+          </w:p>
+        </w:tc>
+        <w:tc>
+          <w:tcPr>
+            <w:tcBorders>
+              <w:bottom w:val="none" w:sz="0" w:space="0" w:color="000000"/>
+              <w:top w:val="none" w:sz="0" w:space="0" w:color="000000"/>
+              <w:left w:val="none" w:sz="0" w:space="0" w:color="000000"/>
+              <w:right w:val="none" w:sz="0" w:space="0" w:color="000000"/>
+            </w:tcBorders>
+            <w:shd w:val="clear" w:color="auto" w:fill="FFFFFF"/>
+            <w:tcMar>
+              <w:top w:w="0" w:type="dxa"/>
+              <w:bottom w:w="0" w:type="dxa"/>
+              <w:left w:w="0" w:type="dxa"/>
+              <w:right w:w="0" w:type="dxa"/>
+            </w:tcMar>
+            <w:vAlign w:val="center"/>
+          </w:tcPr>
+          <w:p>
+            <w:pPr>
+              <w:pStyle w:val="Normal"/>
+              <w:jc w:val="left"/>
+              <w:pBdr>
+                <w:bottom w:val="none" w:sz="0" w:space="0" w:color="000000"/>
+                <w:top w:val="none" w:sz="0" w:space="0" w:color="000000"/>
+                <w:left w:val="none" w:sz="0" w:space="0" w:color="000000"/>
+                <w:right w:val="none" w:sz="0" w:space="0" w:color="000000"/>
+              </w:pBdr>
+              <w:spacing w:after="100" w:before="100" w:line="240"/>
+              <w:ind w:left="100" w:right="100" w:firstLine="0" w:firstLineChars="0"/>
+              <w:rPr>
+                <w:rFonts w:ascii="Arial" w:hAnsi="Arial" w:eastAsia="Arial" w:cs="Arial"/>
+                <w:i w:val="false"/>
+                <w:b w:val="false"/>
+                <w:u w:val="none"/>
+                <w:sz w:val="18"/>
+                <w:szCs w:val="18"/>
+                <w:color w:val="000000"/>
+              </w:rPr>
+            </w:pPr>
+            <w:r>
+              <w:rPr>
+                <w:rFonts w:ascii="Arial" w:hAnsi="Arial" w:eastAsia="Arial" w:cs="Arial"/>
+                <w:i w:val="false"/>
+                <w:b w:val="false"/>
+                <w:u w:val="none"/>
+                <w:sz w:val="18"/>
+                <w:szCs w:val="18"/>
+                <w:color w:val="000000"/>
+              </w:rPr>
+              <w:t xml:space="preserve">0.247</w:t>
+            </w:r>
+          </w:p>
+        </w:tc>
+        <w:tc>
+          <w:tcPr>
+            <w:tcBorders>
+              <w:bottom w:val="none" w:sz="0" w:space="0" w:color="000000"/>
+              <w:top w:val="none" w:sz="0" w:space="0" w:color="000000"/>
+              <w:left w:val="none" w:sz="0" w:space="0" w:color="000000"/>
+              <w:right w:val="none" w:sz="0" w:space="0" w:color="000000"/>
+            </w:tcBorders>
+            <w:shd w:val="clear" w:color="auto" w:fill="FFFFFF"/>
+            <w:tcMar>
+              <w:top w:w="0" w:type="dxa"/>
+              <w:bottom w:w="0" w:type="dxa"/>
+              <w:left w:w="0" w:type="dxa"/>
+              <w:right w:w="0" w:type="dxa"/>
+            </w:tcMar>
+            <w:vAlign w:val="center"/>
+          </w:tcPr>
+          <w:p>
+            <w:pPr>
+              <w:pStyle w:val="Normal"/>
+              <w:jc w:val="left"/>
+              <w:pBdr>
+                <w:bottom w:val="none" w:sz="0" w:space="0" w:color="000000"/>
+                <w:top w:val="none" w:sz="0" w:space="0" w:color="000000"/>
+                <w:left w:val="none" w:sz="0" w:space="0" w:color="000000"/>
+                <w:right w:val="none" w:sz="0" w:space="0" w:color="000000"/>
+              </w:pBdr>
+              <w:spacing w:after="100" w:before="100" w:line="240"/>
+              <w:ind w:left="100" w:right="100" w:firstLine="0" w:firstLineChars="0"/>
+              <w:rPr>
+                <w:rFonts w:ascii="Arial" w:hAnsi="Arial" w:eastAsia="Arial" w:cs="Arial"/>
+                <w:i w:val="false"/>
+                <w:b w:val="false"/>
+                <w:u w:val="none"/>
+                <w:sz w:val="18"/>
+                <w:szCs w:val="18"/>
+                <w:color w:val="000000"/>
+              </w:rPr>
+            </w:pPr>
+            <w:r>
+              <w:rPr>
+                <w:rFonts w:ascii="Arial" w:hAnsi="Arial" w:eastAsia="Arial" w:cs="Arial"/>
+                <w:i w:val="false"/>
+                <w:b w:val="false"/>
+                <w:u w:val="none"/>
+                <w:sz w:val="18"/>
+                <w:szCs w:val="18"/>
+                <w:color w:val="000000"/>
+              </w:rPr>
+              <w:t xml:space="preserve">0.405</w:t>
             </w:r>
           </w:p>
         </w:tc>
@@ -2076,166 +2076,166 @@
                 <w:szCs w:val="18"/>
                 <w:color w:val="000000"/>
               </w:rPr>
-              <w:t xml:space="preserve">11 (4.2)</w:t>
-            </w:r>
-          </w:p>
-        </w:tc>
-        <w:tc>
-          <w:tcPr>
-            <w:tcBorders>
-              <w:bottom w:val="none" w:sz="0" w:space="0" w:color="000000"/>
-              <w:top w:val="none" w:sz="0" w:space="0" w:color="000000"/>
-              <w:left w:val="none" w:sz="0" w:space="0" w:color="000000"/>
-              <w:right w:val="none" w:sz="0" w:space="0" w:color="000000"/>
-            </w:tcBorders>
-            <w:shd w:val="clear" w:color="auto" w:fill="FFFFFF"/>
-            <w:tcMar>
-              <w:top w:w="0" w:type="dxa"/>
-              <w:bottom w:w="0" w:type="dxa"/>
-              <w:left w:w="0" w:type="dxa"/>
-              <w:right w:w="0" w:type="dxa"/>
-            </w:tcMar>
-            <w:vAlign w:val="center"/>
-          </w:tcPr>
-          <w:p>
-            <w:pPr>
-              <w:pStyle w:val="Normal"/>
-              <w:jc w:val="left"/>
-              <w:pBdr>
-                <w:bottom w:val="none" w:sz="0" w:space="0" w:color="000000"/>
-                <w:top w:val="none" w:sz="0" w:space="0" w:color="000000"/>
-                <w:left w:val="none" w:sz="0" w:space="0" w:color="000000"/>
-                <w:right w:val="none" w:sz="0" w:space="0" w:color="000000"/>
-              </w:pBdr>
-              <w:spacing w:after="100" w:before="100" w:line="240"/>
-              <w:ind w:left="100" w:right="100" w:firstLine="0" w:firstLineChars="0"/>
-              <w:rPr>
-                <w:rFonts w:ascii="Arial" w:hAnsi="Arial" w:eastAsia="Arial" w:cs="Arial"/>
-                <w:i w:val="false"/>
-                <w:b w:val="false"/>
-                <w:u w:val="none"/>
-                <w:sz w:val="18"/>
-                <w:szCs w:val="18"/>
-                <w:color w:val="000000"/>
-              </w:rPr>
-            </w:pPr>
-            <w:r>
-              <w:rPr>
-                <w:rFonts w:ascii="Arial" w:hAnsi="Arial" w:eastAsia="Arial" w:cs="Arial"/>
-                <w:i w:val="false"/>
-                <w:b w:val="false"/>
-                <w:u w:val="none"/>
-                <w:sz w:val="18"/>
-                <w:szCs w:val="18"/>
-                <w:color w:val="000000"/>
-              </w:rPr>
-              <w:t xml:space="preserve">5 (3.9)</w:t>
-            </w:r>
-          </w:p>
-        </w:tc>
-        <w:tc>
-          <w:tcPr>
-            <w:tcBorders>
-              <w:bottom w:val="none" w:sz="0" w:space="0" w:color="000000"/>
-              <w:top w:val="none" w:sz="0" w:space="0" w:color="000000"/>
-              <w:left w:val="none" w:sz="0" w:space="0" w:color="000000"/>
-              <w:right w:val="none" w:sz="0" w:space="0" w:color="000000"/>
-            </w:tcBorders>
-            <w:shd w:val="clear" w:color="auto" w:fill="FFFFFF"/>
-            <w:tcMar>
-              <w:top w:w="0" w:type="dxa"/>
-              <w:bottom w:w="0" w:type="dxa"/>
-              <w:left w:w="0" w:type="dxa"/>
-              <w:right w:w="0" w:type="dxa"/>
-            </w:tcMar>
-            <w:vAlign w:val="center"/>
-          </w:tcPr>
-          <w:p>
-            <w:pPr>
-              <w:pStyle w:val="Normal"/>
-              <w:jc w:val="left"/>
-              <w:pBdr>
-                <w:bottom w:val="none" w:sz="0" w:space="0" w:color="000000"/>
-                <w:top w:val="none" w:sz="0" w:space="0" w:color="000000"/>
-                <w:left w:val="none" w:sz="0" w:space="0" w:color="000000"/>
-                <w:right w:val="none" w:sz="0" w:space="0" w:color="000000"/>
-              </w:pBdr>
-              <w:spacing w:after="100" w:before="100" w:line="240"/>
-              <w:ind w:left="100" w:right="100" w:firstLine="0" w:firstLineChars="0"/>
-              <w:rPr>
-                <w:rFonts w:ascii="Arial" w:hAnsi="Arial" w:eastAsia="Arial" w:cs="Arial"/>
-                <w:i w:val="false"/>
-                <w:b w:val="false"/>
-                <w:u w:val="none"/>
-                <w:sz w:val="18"/>
-                <w:szCs w:val="18"/>
-                <w:color w:val="000000"/>
-              </w:rPr>
-            </w:pPr>
-            <w:r>
-              <w:rPr>
-                <w:rFonts w:ascii="Arial" w:hAnsi="Arial" w:eastAsia="Arial" w:cs="Arial"/>
-                <w:i w:val="false"/>
-                <w:b w:val="false"/>
-                <w:u w:val="none"/>
-                <w:sz w:val="18"/>
-                <w:szCs w:val="18"/>
-                <w:color w:val="000000"/>
-              </w:rPr>
-              <w:t xml:space="preserve">0 (0.0)</w:t>
-            </w:r>
-          </w:p>
-        </w:tc>
-        <w:tc>
-          <w:tcPr>
-            <w:tcBorders>
-              <w:bottom w:val="none" w:sz="0" w:space="0" w:color="000000"/>
-              <w:top w:val="none" w:sz="0" w:space="0" w:color="000000"/>
-              <w:left w:val="none" w:sz="0" w:space="0" w:color="000000"/>
-              <w:right w:val="none" w:sz="0" w:space="0" w:color="000000"/>
-            </w:tcBorders>
-            <w:shd w:val="clear" w:color="auto" w:fill="FFFFFF"/>
-            <w:tcMar>
-              <w:top w:w="0" w:type="dxa"/>
-              <w:bottom w:w="0" w:type="dxa"/>
-              <w:left w:w="0" w:type="dxa"/>
-              <w:right w:w="0" w:type="dxa"/>
-            </w:tcMar>
-            <w:vAlign w:val="center"/>
-          </w:tcPr>
-          <w:p>
-            <w:pPr>
-              <w:pStyle w:val="Normal"/>
-              <w:jc w:val="left"/>
-              <w:pBdr>
-                <w:bottom w:val="none" w:sz="0" w:space="0" w:color="000000"/>
-                <w:top w:val="none" w:sz="0" w:space="0" w:color="000000"/>
-                <w:left w:val="none" w:sz="0" w:space="0" w:color="000000"/>
-                <w:right w:val="none" w:sz="0" w:space="0" w:color="000000"/>
-              </w:pBdr>
-              <w:spacing w:after="100" w:before="100" w:line="240"/>
-              <w:ind w:left="100" w:right="100" w:firstLine="0" w:firstLineChars="0"/>
-              <w:rPr>
-                <w:rFonts w:ascii="Arial" w:hAnsi="Arial" w:eastAsia="Arial" w:cs="Arial"/>
-                <w:i w:val="false"/>
-                <w:b w:val="false"/>
-                <w:u w:val="none"/>
-                <w:sz w:val="18"/>
-                <w:szCs w:val="18"/>
-                <w:color w:val="000000"/>
-              </w:rPr>
-            </w:pPr>
-            <w:r>
-              <w:rPr>
-                <w:rFonts w:ascii="Arial" w:hAnsi="Arial" w:eastAsia="Arial" w:cs="Arial"/>
-                <w:i w:val="false"/>
-                <w:b w:val="false"/>
-                <w:u w:val="none"/>
-                <w:sz w:val="18"/>
-                <w:szCs w:val="18"/>
-                <w:color w:val="000000"/>
-              </w:rPr>
-              <w:t xml:space="preserve">0.263</w:t>
+              <w:t xml:space="preserve">0 (0.0%)</w:t>
+            </w:r>
+          </w:p>
+        </w:tc>
+        <w:tc>
+          <w:tcPr>
+            <w:tcBorders>
+              <w:bottom w:val="none" w:sz="0" w:space="0" w:color="000000"/>
+              <w:top w:val="none" w:sz="0" w:space="0" w:color="000000"/>
+              <w:left w:val="none" w:sz="0" w:space="0" w:color="000000"/>
+              <w:right w:val="none" w:sz="0" w:space="0" w:color="000000"/>
+            </w:tcBorders>
+            <w:shd w:val="clear" w:color="auto" w:fill="FFFFFF"/>
+            <w:tcMar>
+              <w:top w:w="0" w:type="dxa"/>
+              <w:bottom w:w="0" w:type="dxa"/>
+              <w:left w:w="0" w:type="dxa"/>
+              <w:right w:w="0" w:type="dxa"/>
+            </w:tcMar>
+            <w:vAlign w:val="center"/>
+          </w:tcPr>
+          <w:p>
+            <w:pPr>
+              <w:pStyle w:val="Normal"/>
+              <w:jc w:val="left"/>
+              <w:pBdr>
+                <w:bottom w:val="none" w:sz="0" w:space="0" w:color="000000"/>
+                <w:top w:val="none" w:sz="0" w:space="0" w:color="000000"/>
+                <w:left w:val="none" w:sz="0" w:space="0" w:color="000000"/>
+                <w:right w:val="none" w:sz="0" w:space="0" w:color="000000"/>
+              </w:pBdr>
+              <w:spacing w:after="100" w:before="100" w:line="240"/>
+              <w:ind w:left="100" w:right="100" w:firstLine="0" w:firstLineChars="0"/>
+              <w:rPr>
+                <w:rFonts w:ascii="Arial" w:hAnsi="Arial" w:eastAsia="Arial" w:cs="Arial"/>
+                <w:i w:val="false"/>
+                <w:b w:val="false"/>
+                <w:u w:val="none"/>
+                <w:sz w:val="18"/>
+                <w:szCs w:val="18"/>
+                <w:color w:val="000000"/>
+              </w:rPr>
+            </w:pPr>
+            <w:r>
+              <w:rPr>
+                <w:rFonts w:ascii="Arial" w:hAnsi="Arial" w:eastAsia="Arial" w:cs="Arial"/>
+                <w:i w:val="false"/>
+                <w:b w:val="false"/>
+                <w:u w:val="none"/>
+                <w:sz w:val="18"/>
+                <w:szCs w:val="18"/>
+                <w:color w:val="000000"/>
+              </w:rPr>
+              <w:t xml:space="preserve">11 (4.1%)</w:t>
+            </w:r>
+          </w:p>
+        </w:tc>
+        <w:tc>
+          <w:tcPr>
+            <w:tcBorders>
+              <w:bottom w:val="none" w:sz="0" w:space="0" w:color="000000"/>
+              <w:top w:val="none" w:sz="0" w:space="0" w:color="000000"/>
+              <w:left w:val="none" w:sz="0" w:space="0" w:color="000000"/>
+              <w:right w:val="none" w:sz="0" w:space="0" w:color="000000"/>
+            </w:tcBorders>
+            <w:shd w:val="clear" w:color="auto" w:fill="FFFFFF"/>
+            <w:tcMar>
+              <w:top w:w="0" w:type="dxa"/>
+              <w:bottom w:w="0" w:type="dxa"/>
+              <w:left w:w="0" w:type="dxa"/>
+              <w:right w:w="0" w:type="dxa"/>
+            </w:tcMar>
+            <w:vAlign w:val="center"/>
+          </w:tcPr>
+          <w:p>
+            <w:pPr>
+              <w:pStyle w:val="Normal"/>
+              <w:jc w:val="left"/>
+              <w:pBdr>
+                <w:bottom w:val="none" w:sz="0" w:space="0" w:color="000000"/>
+                <w:top w:val="none" w:sz="0" w:space="0" w:color="000000"/>
+                <w:left w:val="none" w:sz="0" w:space="0" w:color="000000"/>
+                <w:right w:val="none" w:sz="0" w:space="0" w:color="000000"/>
+              </w:pBdr>
+              <w:spacing w:after="100" w:before="100" w:line="240"/>
+              <w:ind w:left="100" w:right="100" w:firstLine="0" w:firstLineChars="0"/>
+              <w:rPr>
+                <w:rFonts w:ascii="Arial" w:hAnsi="Arial" w:eastAsia="Arial" w:cs="Arial"/>
+                <w:i w:val="false"/>
+                <w:b w:val="false"/>
+                <w:u w:val="none"/>
+                <w:sz w:val="18"/>
+                <w:szCs w:val="18"/>
+                <w:color w:val="000000"/>
+              </w:rPr>
+            </w:pPr>
+            <w:r>
+              <w:rPr>
+                <w:rFonts w:ascii="Arial" w:hAnsi="Arial" w:eastAsia="Arial" w:cs="Arial"/>
+                <w:i w:val="false"/>
+                <w:b w:val="false"/>
+                <w:u w:val="none"/>
+                <w:sz w:val="18"/>
+                <w:szCs w:val="18"/>
+                <w:color w:val="000000"/>
+              </w:rPr>
+              <w:t xml:space="preserve">5 (3.9%)</w:t>
+            </w:r>
+          </w:p>
+        </w:tc>
+        <w:tc>
+          <w:tcPr>
+            <w:tcBorders>
+              <w:bottom w:val="none" w:sz="0" w:space="0" w:color="000000"/>
+              <w:top w:val="none" w:sz="0" w:space="0" w:color="000000"/>
+              <w:left w:val="none" w:sz="0" w:space="0" w:color="000000"/>
+              <w:right w:val="none" w:sz="0" w:space="0" w:color="000000"/>
+            </w:tcBorders>
+            <w:shd w:val="clear" w:color="auto" w:fill="FFFFFF"/>
+            <w:tcMar>
+              <w:top w:w="0" w:type="dxa"/>
+              <w:bottom w:w="0" w:type="dxa"/>
+              <w:left w:w="0" w:type="dxa"/>
+              <w:right w:w="0" w:type="dxa"/>
+            </w:tcMar>
+            <w:vAlign w:val="center"/>
+          </w:tcPr>
+          <w:p>
+            <w:pPr>
+              <w:pStyle w:val="Normal"/>
+              <w:jc w:val="left"/>
+              <w:pBdr>
+                <w:bottom w:val="none" w:sz="0" w:space="0" w:color="000000"/>
+                <w:top w:val="none" w:sz="0" w:space="0" w:color="000000"/>
+                <w:left w:val="none" w:sz="0" w:space="0" w:color="000000"/>
+                <w:right w:val="none" w:sz="0" w:space="0" w:color="000000"/>
+              </w:pBdr>
+              <w:spacing w:after="100" w:before="100" w:line="240"/>
+              <w:ind w:left="100" w:right="100" w:firstLine="0" w:firstLineChars="0"/>
+              <w:rPr>
+                <w:rFonts w:ascii="Arial" w:hAnsi="Arial" w:eastAsia="Arial" w:cs="Arial"/>
+                <w:i w:val="false"/>
+                <w:b w:val="false"/>
+                <w:u w:val="none"/>
+                <w:sz w:val="18"/>
+                <w:szCs w:val="18"/>
+                <w:color w:val="000000"/>
+              </w:rPr>
+            </w:pPr>
+            <w:r>
+              <w:rPr>
+                <w:rFonts w:ascii="Arial" w:hAnsi="Arial" w:eastAsia="Arial" w:cs="Arial"/>
+                <w:i w:val="false"/>
+                <w:b w:val="false"/>
+                <w:u w:val="none"/>
+                <w:sz w:val="18"/>
+                <w:szCs w:val="18"/>
+                <w:color w:val="000000"/>
+              </w:rPr>
+              <w:t xml:space="preserve">0.264</w:t>
             </w:r>
           </w:p>
         </w:tc>
@@ -2400,219 +2400,219 @@
                 <w:szCs w:val="18"/>
                 <w:color w:val="000000"/>
               </w:rPr>
-              <w:t xml:space="preserve">8 (3.0)</w:t>
-            </w:r>
-          </w:p>
-        </w:tc>
-        <w:tc>
-          <w:tcPr>
-            <w:tcBorders>
-              <w:bottom w:val="none" w:sz="0" w:space="0" w:color="000000"/>
-              <w:top w:val="none" w:sz="0" w:space="0" w:color="000000"/>
-              <w:left w:val="none" w:sz="0" w:space="0" w:color="000000"/>
-              <w:right w:val="none" w:sz="0" w:space="0" w:color="000000"/>
-            </w:tcBorders>
-            <w:shd w:val="clear" w:color="auto" w:fill="FFFFFF"/>
-            <w:tcMar>
-              <w:top w:w="0" w:type="dxa"/>
-              <w:bottom w:w="0" w:type="dxa"/>
-              <w:left w:w="0" w:type="dxa"/>
-              <w:right w:w="0" w:type="dxa"/>
-            </w:tcMar>
-            <w:vAlign w:val="center"/>
-          </w:tcPr>
-          <w:p>
-            <w:pPr>
-              <w:pStyle w:val="Normal"/>
-              <w:jc w:val="left"/>
-              <w:pBdr>
-                <w:bottom w:val="none" w:sz="0" w:space="0" w:color="000000"/>
-                <w:top w:val="none" w:sz="0" w:space="0" w:color="000000"/>
-                <w:left w:val="none" w:sz="0" w:space="0" w:color="000000"/>
-                <w:right w:val="none" w:sz="0" w:space="0" w:color="000000"/>
-              </w:pBdr>
-              <w:spacing w:after="100" w:before="100" w:line="240"/>
-              <w:ind w:left="100" w:right="100" w:firstLine="0" w:firstLineChars="0"/>
-              <w:rPr>
-                <w:rFonts w:ascii="Arial" w:hAnsi="Arial" w:eastAsia="Arial" w:cs="Arial"/>
-                <w:i w:val="false"/>
-                <w:b w:val="false"/>
-                <w:u w:val="none"/>
-                <w:sz w:val="18"/>
-                <w:szCs w:val="18"/>
-                <w:color w:val="000000"/>
-              </w:rPr>
-            </w:pPr>
-            <w:r>
-              <w:rPr>
-                <w:rFonts w:ascii="Arial" w:hAnsi="Arial" w:eastAsia="Arial" w:cs="Arial"/>
-                <w:i w:val="false"/>
-                <w:b w:val="false"/>
-                <w:u w:val="none"/>
-                <w:sz w:val="18"/>
-                <w:szCs w:val="18"/>
-                <w:color w:val="000000"/>
-              </w:rPr>
-              <w:t xml:space="preserve">6 (4.7)</w:t>
-            </w:r>
-          </w:p>
-        </w:tc>
-        <w:tc>
-          <w:tcPr>
-            <w:tcBorders>
-              <w:bottom w:val="none" w:sz="0" w:space="0" w:color="000000"/>
-              <w:top w:val="none" w:sz="0" w:space="0" w:color="000000"/>
-              <w:left w:val="none" w:sz="0" w:space="0" w:color="000000"/>
-              <w:right w:val="none" w:sz="0" w:space="0" w:color="000000"/>
-            </w:tcBorders>
-            <w:shd w:val="clear" w:color="auto" w:fill="FFFFFF"/>
-            <w:tcMar>
-              <w:top w:w="0" w:type="dxa"/>
-              <w:bottom w:w="0" w:type="dxa"/>
-              <w:left w:w="0" w:type="dxa"/>
-              <w:right w:w="0" w:type="dxa"/>
-            </w:tcMar>
-            <w:vAlign w:val="center"/>
-          </w:tcPr>
-          <w:p>
-            <w:pPr>
-              <w:pStyle w:val="Normal"/>
-              <w:jc w:val="left"/>
-              <w:pBdr>
-                <w:bottom w:val="none" w:sz="0" w:space="0" w:color="000000"/>
-                <w:top w:val="none" w:sz="0" w:space="0" w:color="000000"/>
-                <w:left w:val="none" w:sz="0" w:space="0" w:color="000000"/>
-                <w:right w:val="none" w:sz="0" w:space="0" w:color="000000"/>
-              </w:pBdr>
-              <w:spacing w:after="100" w:before="100" w:line="240"/>
-              <w:ind w:left="100" w:right="100" w:firstLine="0" w:firstLineChars="0"/>
-              <w:rPr>
-                <w:rFonts w:ascii="Arial" w:hAnsi="Arial" w:eastAsia="Arial" w:cs="Arial"/>
-                <w:i w:val="false"/>
-                <w:b w:val="false"/>
-                <w:u w:val="none"/>
-                <w:sz w:val="18"/>
-                <w:szCs w:val="18"/>
-                <w:color w:val="000000"/>
-              </w:rPr>
-            </w:pPr>
-            <w:r>
-              <w:rPr>
-                <w:rFonts w:ascii="Arial" w:hAnsi="Arial" w:eastAsia="Arial" w:cs="Arial"/>
-                <w:i w:val="false"/>
-                <w:b w:val="false"/>
-                <w:u w:val="none"/>
-                <w:sz w:val="18"/>
-                <w:szCs w:val="18"/>
-                <w:color w:val="000000"/>
-              </w:rPr>
-              <w:t xml:space="preserve">1 (1.6)</w:t>
-            </w:r>
-          </w:p>
-        </w:tc>
-        <w:tc>
-          <w:tcPr>
-            <w:tcBorders>
-              <w:bottom w:val="none" w:sz="0" w:space="0" w:color="000000"/>
-              <w:top w:val="none" w:sz="0" w:space="0" w:color="000000"/>
-              <w:left w:val="none" w:sz="0" w:space="0" w:color="000000"/>
-              <w:right w:val="none" w:sz="0" w:space="0" w:color="000000"/>
-            </w:tcBorders>
-            <w:shd w:val="clear" w:color="auto" w:fill="FFFFFF"/>
-            <w:tcMar>
-              <w:top w:w="0" w:type="dxa"/>
-              <w:bottom w:w="0" w:type="dxa"/>
-              <w:left w:w="0" w:type="dxa"/>
-              <w:right w:w="0" w:type="dxa"/>
-            </w:tcMar>
-            <w:vAlign w:val="center"/>
-          </w:tcPr>
-          <w:p>
-            <w:pPr>
-              <w:pStyle w:val="Normal"/>
-              <w:jc w:val="left"/>
-              <w:pBdr>
-                <w:bottom w:val="none" w:sz="0" w:space="0" w:color="000000"/>
-                <w:top w:val="none" w:sz="0" w:space="0" w:color="000000"/>
-                <w:left w:val="none" w:sz="0" w:space="0" w:color="000000"/>
-                <w:right w:val="none" w:sz="0" w:space="0" w:color="000000"/>
-              </w:pBdr>
-              <w:spacing w:after="100" w:before="100" w:line="240"/>
-              <w:ind w:left="100" w:right="100" w:firstLine="0" w:firstLineChars="0"/>
-              <w:rPr>
-                <w:rFonts w:ascii="Arial" w:hAnsi="Arial" w:eastAsia="Arial" w:cs="Arial"/>
-                <w:i w:val="false"/>
-                <w:b w:val="false"/>
-                <w:u w:val="none"/>
-                <w:sz w:val="18"/>
-                <w:szCs w:val="18"/>
-                <w:color w:val="000000"/>
-              </w:rPr>
-            </w:pPr>
-            <w:r>
-              <w:rPr>
-                <w:rFonts w:ascii="Arial" w:hAnsi="Arial" w:eastAsia="Arial" w:cs="Arial"/>
-                <w:i w:val="false"/>
-                <w:b w:val="false"/>
-                <w:u w:val="none"/>
-                <w:sz w:val="18"/>
-                <w:szCs w:val="18"/>
-                <w:color w:val="000000"/>
-              </w:rPr>
-              <w:t xml:space="preserve">0.491</w:t>
-            </w:r>
-          </w:p>
-        </w:tc>
-        <w:tc>
-          <w:tcPr>
-            <w:tcBorders>
-              <w:bottom w:val="none" w:sz="0" w:space="0" w:color="000000"/>
-              <w:top w:val="none" w:sz="0" w:space="0" w:color="000000"/>
-              <w:left w:val="none" w:sz="0" w:space="0" w:color="000000"/>
-              <w:right w:val="none" w:sz="0" w:space="0" w:color="000000"/>
-            </w:tcBorders>
-            <w:shd w:val="clear" w:color="auto" w:fill="FFFFFF"/>
-            <w:tcMar>
-              <w:top w:w="0" w:type="dxa"/>
-              <w:bottom w:w="0" w:type="dxa"/>
-              <w:left w:w="0" w:type="dxa"/>
-              <w:right w:w="0" w:type="dxa"/>
-            </w:tcMar>
-            <w:vAlign w:val="center"/>
-          </w:tcPr>
-          <w:p>
-            <w:pPr>
-              <w:pStyle w:val="Normal"/>
-              <w:jc w:val="left"/>
-              <w:pBdr>
-                <w:bottom w:val="none" w:sz="0" w:space="0" w:color="000000"/>
-                <w:top w:val="none" w:sz="0" w:space="0" w:color="000000"/>
-                <w:left w:val="none" w:sz="0" w:space="0" w:color="000000"/>
-                <w:right w:val="none" w:sz="0" w:space="0" w:color="000000"/>
-              </w:pBdr>
-              <w:spacing w:after="100" w:before="100" w:line="240"/>
-              <w:ind w:left="100" w:right="100" w:firstLine="0" w:firstLineChars="0"/>
-              <w:rPr>
-                <w:rFonts w:ascii="Arial" w:hAnsi="Arial" w:eastAsia="Arial" w:cs="Arial"/>
-                <w:i w:val="false"/>
-                <w:b w:val="false"/>
-                <w:u w:val="none"/>
-                <w:sz w:val="18"/>
-                <w:szCs w:val="18"/>
-                <w:color w:val="000000"/>
-              </w:rPr>
-            </w:pPr>
-            <w:r>
-              <w:rPr>
-                <w:rFonts w:ascii="Arial" w:hAnsi="Arial" w:eastAsia="Arial" w:cs="Arial"/>
-                <w:i w:val="false"/>
-                <w:b w:val="false"/>
-                <w:u w:val="none"/>
-                <w:sz w:val="18"/>
-                <w:szCs w:val="18"/>
-                <w:color w:val="000000"/>
-              </w:rPr>
-              <w:t xml:space="preserve">0.585</w:t>
+              <w:t xml:space="preserve">1 (1.6%)</w:t>
+            </w:r>
+          </w:p>
+        </w:tc>
+        <w:tc>
+          <w:tcPr>
+            <w:tcBorders>
+              <w:bottom w:val="none" w:sz="0" w:space="0" w:color="000000"/>
+              <w:top w:val="none" w:sz="0" w:space="0" w:color="000000"/>
+              <w:left w:val="none" w:sz="0" w:space="0" w:color="000000"/>
+              <w:right w:val="none" w:sz="0" w:space="0" w:color="000000"/>
+            </w:tcBorders>
+            <w:shd w:val="clear" w:color="auto" w:fill="FFFFFF"/>
+            <w:tcMar>
+              <w:top w:w="0" w:type="dxa"/>
+              <w:bottom w:w="0" w:type="dxa"/>
+              <w:left w:w="0" w:type="dxa"/>
+              <w:right w:w="0" w:type="dxa"/>
+            </w:tcMar>
+            <w:vAlign w:val="center"/>
+          </w:tcPr>
+          <w:p>
+            <w:pPr>
+              <w:pStyle w:val="Normal"/>
+              <w:jc w:val="left"/>
+              <w:pBdr>
+                <w:bottom w:val="none" w:sz="0" w:space="0" w:color="000000"/>
+                <w:top w:val="none" w:sz="0" w:space="0" w:color="000000"/>
+                <w:left w:val="none" w:sz="0" w:space="0" w:color="000000"/>
+                <w:right w:val="none" w:sz="0" w:space="0" w:color="000000"/>
+              </w:pBdr>
+              <w:spacing w:after="100" w:before="100" w:line="240"/>
+              <w:ind w:left="100" w:right="100" w:firstLine="0" w:firstLineChars="0"/>
+              <w:rPr>
+                <w:rFonts w:ascii="Arial" w:hAnsi="Arial" w:eastAsia="Arial" w:cs="Arial"/>
+                <w:i w:val="false"/>
+                <w:b w:val="false"/>
+                <w:u w:val="none"/>
+                <w:sz w:val="18"/>
+                <w:szCs w:val="18"/>
+                <w:color w:val="000000"/>
+              </w:rPr>
+            </w:pPr>
+            <w:r>
+              <w:rPr>
+                <w:rFonts w:ascii="Arial" w:hAnsi="Arial" w:eastAsia="Arial" w:cs="Arial"/>
+                <w:i w:val="false"/>
+                <w:b w:val="false"/>
+                <w:u w:val="none"/>
+                <w:sz w:val="18"/>
+                <w:szCs w:val="18"/>
+                <w:color w:val="000000"/>
+              </w:rPr>
+              <w:t xml:space="preserve">8 (3.0%)</w:t>
+            </w:r>
+          </w:p>
+        </w:tc>
+        <w:tc>
+          <w:tcPr>
+            <w:tcBorders>
+              <w:bottom w:val="none" w:sz="0" w:space="0" w:color="000000"/>
+              <w:top w:val="none" w:sz="0" w:space="0" w:color="000000"/>
+              <w:left w:val="none" w:sz="0" w:space="0" w:color="000000"/>
+              <w:right w:val="none" w:sz="0" w:space="0" w:color="000000"/>
+            </w:tcBorders>
+            <w:shd w:val="clear" w:color="auto" w:fill="FFFFFF"/>
+            <w:tcMar>
+              <w:top w:w="0" w:type="dxa"/>
+              <w:bottom w:w="0" w:type="dxa"/>
+              <w:left w:w="0" w:type="dxa"/>
+              <w:right w:w="0" w:type="dxa"/>
+            </w:tcMar>
+            <w:vAlign w:val="center"/>
+          </w:tcPr>
+          <w:p>
+            <w:pPr>
+              <w:pStyle w:val="Normal"/>
+              <w:jc w:val="left"/>
+              <w:pBdr>
+                <w:bottom w:val="none" w:sz="0" w:space="0" w:color="000000"/>
+                <w:top w:val="none" w:sz="0" w:space="0" w:color="000000"/>
+                <w:left w:val="none" w:sz="0" w:space="0" w:color="000000"/>
+                <w:right w:val="none" w:sz="0" w:space="0" w:color="000000"/>
+              </w:pBdr>
+              <w:spacing w:after="100" w:before="100" w:line="240"/>
+              <w:ind w:left="100" w:right="100" w:firstLine="0" w:firstLineChars="0"/>
+              <w:rPr>
+                <w:rFonts w:ascii="Arial" w:hAnsi="Arial" w:eastAsia="Arial" w:cs="Arial"/>
+                <w:i w:val="false"/>
+                <w:b w:val="false"/>
+                <w:u w:val="none"/>
+                <w:sz w:val="18"/>
+                <w:szCs w:val="18"/>
+                <w:color w:val="000000"/>
+              </w:rPr>
+            </w:pPr>
+            <w:r>
+              <w:rPr>
+                <w:rFonts w:ascii="Arial" w:hAnsi="Arial" w:eastAsia="Arial" w:cs="Arial"/>
+                <w:i w:val="false"/>
+                <w:b w:val="false"/>
+                <w:u w:val="none"/>
+                <w:sz w:val="18"/>
+                <w:szCs w:val="18"/>
+                <w:color w:val="000000"/>
+              </w:rPr>
+              <w:t xml:space="preserve">6 (4.7%)</w:t>
+            </w:r>
+          </w:p>
+        </w:tc>
+        <w:tc>
+          <w:tcPr>
+            <w:tcBorders>
+              <w:bottom w:val="none" w:sz="0" w:space="0" w:color="000000"/>
+              <w:top w:val="none" w:sz="0" w:space="0" w:color="000000"/>
+              <w:left w:val="none" w:sz="0" w:space="0" w:color="000000"/>
+              <w:right w:val="none" w:sz="0" w:space="0" w:color="000000"/>
+            </w:tcBorders>
+            <w:shd w:val="clear" w:color="auto" w:fill="FFFFFF"/>
+            <w:tcMar>
+              <w:top w:w="0" w:type="dxa"/>
+              <w:bottom w:w="0" w:type="dxa"/>
+              <w:left w:w="0" w:type="dxa"/>
+              <w:right w:w="0" w:type="dxa"/>
+            </w:tcMar>
+            <w:vAlign w:val="center"/>
+          </w:tcPr>
+          <w:p>
+            <w:pPr>
+              <w:pStyle w:val="Normal"/>
+              <w:jc w:val="left"/>
+              <w:pBdr>
+                <w:bottom w:val="none" w:sz="0" w:space="0" w:color="000000"/>
+                <w:top w:val="none" w:sz="0" w:space="0" w:color="000000"/>
+                <w:left w:val="none" w:sz="0" w:space="0" w:color="000000"/>
+                <w:right w:val="none" w:sz="0" w:space="0" w:color="000000"/>
+              </w:pBdr>
+              <w:spacing w:after="100" w:before="100" w:line="240"/>
+              <w:ind w:left="100" w:right="100" w:firstLine="0" w:firstLineChars="0"/>
+              <w:rPr>
+                <w:rFonts w:ascii="Arial" w:hAnsi="Arial" w:eastAsia="Arial" w:cs="Arial"/>
+                <w:i w:val="false"/>
+                <w:b w:val="false"/>
+                <w:u w:val="none"/>
+                <w:sz w:val="18"/>
+                <w:szCs w:val="18"/>
+                <w:color w:val="000000"/>
+              </w:rPr>
+            </w:pPr>
+            <w:r>
+              <w:rPr>
+                <w:rFonts w:ascii="Arial" w:hAnsi="Arial" w:eastAsia="Arial" w:cs="Arial"/>
+                <w:i w:val="false"/>
+                <w:b w:val="false"/>
+                <w:u w:val="none"/>
+                <w:sz w:val="18"/>
+                <w:szCs w:val="18"/>
+                <w:color w:val="000000"/>
+              </w:rPr>
+              <w:t xml:space="preserve">0.497</w:t>
+            </w:r>
+          </w:p>
+        </w:tc>
+        <w:tc>
+          <w:tcPr>
+            <w:tcBorders>
+              <w:bottom w:val="none" w:sz="0" w:space="0" w:color="000000"/>
+              <w:top w:val="none" w:sz="0" w:space="0" w:color="000000"/>
+              <w:left w:val="none" w:sz="0" w:space="0" w:color="000000"/>
+              <w:right w:val="none" w:sz="0" w:space="0" w:color="000000"/>
+            </w:tcBorders>
+            <w:shd w:val="clear" w:color="auto" w:fill="FFFFFF"/>
+            <w:tcMar>
+              <w:top w:w="0" w:type="dxa"/>
+              <w:bottom w:w="0" w:type="dxa"/>
+              <w:left w:w="0" w:type="dxa"/>
+              <w:right w:w="0" w:type="dxa"/>
+            </w:tcMar>
+            <w:vAlign w:val="center"/>
+          </w:tcPr>
+          <w:p>
+            <w:pPr>
+              <w:pStyle w:val="Normal"/>
+              <w:jc w:val="left"/>
+              <w:pBdr>
+                <w:bottom w:val="none" w:sz="0" w:space="0" w:color="000000"/>
+                <w:top w:val="none" w:sz="0" w:space="0" w:color="000000"/>
+                <w:left w:val="none" w:sz="0" w:space="0" w:color="000000"/>
+                <w:right w:val="none" w:sz="0" w:space="0" w:color="000000"/>
+              </w:pBdr>
+              <w:spacing w:after="100" w:before="100" w:line="240"/>
+              <w:ind w:left="100" w:right="100" w:firstLine="0" w:firstLineChars="0"/>
+              <w:rPr>
+                <w:rFonts w:ascii="Arial" w:hAnsi="Arial" w:eastAsia="Arial" w:cs="Arial"/>
+                <w:i w:val="false"/>
+                <w:b w:val="false"/>
+                <w:u w:val="none"/>
+                <w:sz w:val="18"/>
+                <w:szCs w:val="18"/>
+                <w:color w:val="000000"/>
+              </w:rPr>
+            </w:pPr>
+            <w:r>
+              <w:rPr>
+                <w:rFonts w:ascii="Arial" w:hAnsi="Arial" w:eastAsia="Arial" w:cs="Arial"/>
+                <w:i w:val="false"/>
+                <w:b w:val="false"/>
+                <w:u w:val="none"/>
+                <w:sz w:val="18"/>
+                <w:szCs w:val="18"/>
+                <w:color w:val="000000"/>
+              </w:rPr>
+              <w:t xml:space="preserve">0.590</w:t>
             </w:r>
           </w:p>
         </w:tc>
@@ -2724,113 +2724,113 @@
                 <w:szCs w:val="18"/>
                 <w:color w:val="000000"/>
               </w:rPr>
-              <w:t xml:space="preserve">3 (1.1)</w:t>
-            </w:r>
-          </w:p>
-        </w:tc>
-        <w:tc>
-          <w:tcPr>
-            <w:tcBorders>
-              <w:bottom w:val="none" w:sz="0" w:space="0" w:color="000000"/>
-              <w:top w:val="none" w:sz="0" w:space="0" w:color="000000"/>
-              <w:left w:val="none" w:sz="0" w:space="0" w:color="000000"/>
-              <w:right w:val="none" w:sz="0" w:space="0" w:color="000000"/>
-            </w:tcBorders>
-            <w:shd w:val="clear" w:color="auto" w:fill="FFFFFF"/>
-            <w:tcMar>
-              <w:top w:w="0" w:type="dxa"/>
-              <w:bottom w:w="0" w:type="dxa"/>
-              <w:left w:w="0" w:type="dxa"/>
-              <w:right w:w="0" w:type="dxa"/>
-            </w:tcMar>
-            <w:vAlign w:val="center"/>
-          </w:tcPr>
-          <w:p>
-            <w:pPr>
-              <w:pStyle w:val="Normal"/>
-              <w:jc w:val="left"/>
-              <w:pBdr>
-                <w:bottom w:val="none" w:sz="0" w:space="0" w:color="000000"/>
-                <w:top w:val="none" w:sz="0" w:space="0" w:color="000000"/>
-                <w:left w:val="none" w:sz="0" w:space="0" w:color="000000"/>
-                <w:right w:val="none" w:sz="0" w:space="0" w:color="000000"/>
-              </w:pBdr>
-              <w:spacing w:after="100" w:before="100" w:line="240"/>
-              <w:ind w:left="100" w:right="100" w:firstLine="0" w:firstLineChars="0"/>
-              <w:rPr>
-                <w:rFonts w:ascii="Arial" w:hAnsi="Arial" w:eastAsia="Arial" w:cs="Arial"/>
-                <w:i w:val="false"/>
-                <w:b w:val="false"/>
-                <w:u w:val="none"/>
-                <w:sz w:val="18"/>
-                <w:szCs w:val="18"/>
-                <w:color w:val="000000"/>
-              </w:rPr>
-            </w:pPr>
-            <w:r>
-              <w:rPr>
-                <w:rFonts w:ascii="Arial" w:hAnsi="Arial" w:eastAsia="Arial" w:cs="Arial"/>
-                <w:i w:val="false"/>
-                <w:b w:val="false"/>
-                <w:u w:val="none"/>
-                <w:sz w:val="18"/>
-                <w:szCs w:val="18"/>
-                <w:color w:val="000000"/>
-              </w:rPr>
-              <w:t xml:space="preserve">1 (0.8)</w:t>
-            </w:r>
-          </w:p>
-        </w:tc>
-        <w:tc>
-          <w:tcPr>
-            <w:tcBorders>
-              <w:bottom w:val="none" w:sz="0" w:space="0" w:color="000000"/>
-              <w:top w:val="none" w:sz="0" w:space="0" w:color="000000"/>
-              <w:left w:val="none" w:sz="0" w:space="0" w:color="000000"/>
-              <w:right w:val="none" w:sz="0" w:space="0" w:color="000000"/>
-            </w:tcBorders>
-            <w:shd w:val="clear" w:color="auto" w:fill="FFFFFF"/>
-            <w:tcMar>
-              <w:top w:w="0" w:type="dxa"/>
-              <w:bottom w:w="0" w:type="dxa"/>
-              <w:left w:w="0" w:type="dxa"/>
-              <w:right w:w="0" w:type="dxa"/>
-            </w:tcMar>
-            <w:vAlign w:val="center"/>
-          </w:tcPr>
-          <w:p>
-            <w:pPr>
-              <w:pStyle w:val="Normal"/>
-              <w:jc w:val="left"/>
-              <w:pBdr>
-                <w:bottom w:val="none" w:sz="0" w:space="0" w:color="000000"/>
-                <w:top w:val="none" w:sz="0" w:space="0" w:color="000000"/>
-                <w:left w:val="none" w:sz="0" w:space="0" w:color="000000"/>
-                <w:right w:val="none" w:sz="0" w:space="0" w:color="000000"/>
-              </w:pBdr>
-              <w:spacing w:after="100" w:before="100" w:line="240"/>
-              <w:ind w:left="100" w:right="100" w:firstLine="0" w:firstLineChars="0"/>
-              <w:rPr>
-                <w:rFonts w:ascii="Arial" w:hAnsi="Arial" w:eastAsia="Arial" w:cs="Arial"/>
-                <w:i w:val="false"/>
-                <w:b w:val="false"/>
-                <w:u w:val="none"/>
-                <w:sz w:val="18"/>
-                <w:szCs w:val="18"/>
-                <w:color w:val="000000"/>
-              </w:rPr>
-            </w:pPr>
-            <w:r>
-              <w:rPr>
-                <w:rFonts w:ascii="Arial" w:hAnsi="Arial" w:eastAsia="Arial" w:cs="Arial"/>
-                <w:i w:val="false"/>
-                <w:b w:val="false"/>
-                <w:u w:val="none"/>
-                <w:sz w:val="18"/>
-                <w:szCs w:val="18"/>
-                <w:color w:val="000000"/>
-              </w:rPr>
-              <w:t xml:space="preserve">0 (0.0)</w:t>
+              <w:t xml:space="preserve">0 (0.0%)</w:t>
+            </w:r>
+          </w:p>
+        </w:tc>
+        <w:tc>
+          <w:tcPr>
+            <w:tcBorders>
+              <w:bottom w:val="none" w:sz="0" w:space="0" w:color="000000"/>
+              <w:top w:val="none" w:sz="0" w:space="0" w:color="000000"/>
+              <w:left w:val="none" w:sz="0" w:space="0" w:color="000000"/>
+              <w:right w:val="none" w:sz="0" w:space="0" w:color="000000"/>
+            </w:tcBorders>
+            <w:shd w:val="clear" w:color="auto" w:fill="FFFFFF"/>
+            <w:tcMar>
+              <w:top w:w="0" w:type="dxa"/>
+              <w:bottom w:w="0" w:type="dxa"/>
+              <w:left w:w="0" w:type="dxa"/>
+              <w:right w:w="0" w:type="dxa"/>
+            </w:tcMar>
+            <w:vAlign w:val="center"/>
+          </w:tcPr>
+          <w:p>
+            <w:pPr>
+              <w:pStyle w:val="Normal"/>
+              <w:jc w:val="left"/>
+              <w:pBdr>
+                <w:bottom w:val="none" w:sz="0" w:space="0" w:color="000000"/>
+                <w:top w:val="none" w:sz="0" w:space="0" w:color="000000"/>
+                <w:left w:val="none" w:sz="0" w:space="0" w:color="000000"/>
+                <w:right w:val="none" w:sz="0" w:space="0" w:color="000000"/>
+              </w:pBdr>
+              <w:spacing w:after="100" w:before="100" w:line="240"/>
+              <w:ind w:left="100" w:right="100" w:firstLine="0" w:firstLineChars="0"/>
+              <w:rPr>
+                <w:rFonts w:ascii="Arial" w:hAnsi="Arial" w:eastAsia="Arial" w:cs="Arial"/>
+                <w:i w:val="false"/>
+                <w:b w:val="false"/>
+                <w:u w:val="none"/>
+                <w:sz w:val="18"/>
+                <w:szCs w:val="18"/>
+                <w:color w:val="000000"/>
+              </w:rPr>
+            </w:pPr>
+            <w:r>
+              <w:rPr>
+                <w:rFonts w:ascii="Arial" w:hAnsi="Arial" w:eastAsia="Arial" w:cs="Arial"/>
+                <w:i w:val="false"/>
+                <w:b w:val="false"/>
+                <w:u w:val="none"/>
+                <w:sz w:val="18"/>
+                <w:szCs w:val="18"/>
+                <w:color w:val="000000"/>
+              </w:rPr>
+              <w:t xml:space="preserve">3 (1.1%)</w:t>
+            </w:r>
+          </w:p>
+        </w:tc>
+        <w:tc>
+          <w:tcPr>
+            <w:tcBorders>
+              <w:bottom w:val="none" w:sz="0" w:space="0" w:color="000000"/>
+              <w:top w:val="none" w:sz="0" w:space="0" w:color="000000"/>
+              <w:left w:val="none" w:sz="0" w:space="0" w:color="000000"/>
+              <w:right w:val="none" w:sz="0" w:space="0" w:color="000000"/>
+            </w:tcBorders>
+            <w:shd w:val="clear" w:color="auto" w:fill="FFFFFF"/>
+            <w:tcMar>
+              <w:top w:w="0" w:type="dxa"/>
+              <w:bottom w:w="0" w:type="dxa"/>
+              <w:left w:w="0" w:type="dxa"/>
+              <w:right w:w="0" w:type="dxa"/>
+            </w:tcMar>
+            <w:vAlign w:val="center"/>
+          </w:tcPr>
+          <w:p>
+            <w:pPr>
+              <w:pStyle w:val="Normal"/>
+              <w:jc w:val="left"/>
+              <w:pBdr>
+                <w:bottom w:val="none" w:sz="0" w:space="0" w:color="000000"/>
+                <w:top w:val="none" w:sz="0" w:space="0" w:color="000000"/>
+                <w:left w:val="none" w:sz="0" w:space="0" w:color="000000"/>
+                <w:right w:val="none" w:sz="0" w:space="0" w:color="000000"/>
+              </w:pBdr>
+              <w:spacing w:after="100" w:before="100" w:line="240"/>
+              <w:ind w:left="100" w:right="100" w:firstLine="0" w:firstLineChars="0"/>
+              <w:rPr>
+                <w:rFonts w:ascii="Arial" w:hAnsi="Arial" w:eastAsia="Arial" w:cs="Arial"/>
+                <w:i w:val="false"/>
+                <w:b w:val="false"/>
+                <w:u w:val="none"/>
+                <w:sz w:val="18"/>
+                <w:szCs w:val="18"/>
+                <w:color w:val="000000"/>
+              </w:rPr>
+            </w:pPr>
+            <w:r>
+              <w:rPr>
+                <w:rFonts w:ascii="Arial" w:hAnsi="Arial" w:eastAsia="Arial" w:cs="Arial"/>
+                <w:i w:val="false"/>
+                <w:b w:val="false"/>
+                <w:u w:val="none"/>
+                <w:sz w:val="18"/>
+                <w:szCs w:val="18"/>
+                <w:color w:val="000000"/>
+              </w:rPr>
+              <w:t xml:space="preserve">1 (0.8%)</w:t>
             </w:r>
           </w:p>
         </w:tc>
@@ -3048,166 +3048,166 @@
                 <w:szCs w:val="18"/>
                 <w:color w:val="000000"/>
               </w:rPr>
-              <w:t xml:space="preserve">1 (0.4)</w:t>
-            </w:r>
-          </w:p>
-        </w:tc>
-        <w:tc>
-          <w:tcPr>
-            <w:tcBorders>
-              <w:bottom w:val="none" w:sz="0" w:space="0" w:color="000000"/>
-              <w:top w:val="none" w:sz="0" w:space="0" w:color="000000"/>
-              <w:left w:val="none" w:sz="0" w:space="0" w:color="000000"/>
-              <w:right w:val="none" w:sz="0" w:space="0" w:color="000000"/>
-            </w:tcBorders>
-            <w:shd w:val="clear" w:color="auto" w:fill="FFFFFF"/>
-            <w:tcMar>
-              <w:top w:w="0" w:type="dxa"/>
-              <w:bottom w:w="0" w:type="dxa"/>
-              <w:left w:w="0" w:type="dxa"/>
-              <w:right w:w="0" w:type="dxa"/>
-            </w:tcMar>
-            <w:vAlign w:val="center"/>
-          </w:tcPr>
-          <w:p>
-            <w:pPr>
-              <w:pStyle w:val="Normal"/>
-              <w:jc w:val="left"/>
-              <w:pBdr>
-                <w:bottom w:val="none" w:sz="0" w:space="0" w:color="000000"/>
-                <w:top w:val="none" w:sz="0" w:space="0" w:color="000000"/>
-                <w:left w:val="none" w:sz="0" w:space="0" w:color="000000"/>
-                <w:right w:val="none" w:sz="0" w:space="0" w:color="000000"/>
-              </w:pBdr>
-              <w:spacing w:after="100" w:before="100" w:line="240"/>
-              <w:ind w:left="100" w:right="100" w:firstLine="0" w:firstLineChars="0"/>
-              <w:rPr>
-                <w:rFonts w:ascii="Arial" w:hAnsi="Arial" w:eastAsia="Arial" w:cs="Arial"/>
-                <w:i w:val="false"/>
-                <w:b w:val="false"/>
-                <w:u w:val="none"/>
-                <w:sz w:val="18"/>
-                <w:szCs w:val="18"/>
-                <w:color w:val="000000"/>
-              </w:rPr>
-            </w:pPr>
-            <w:r>
-              <w:rPr>
-                <w:rFonts w:ascii="Arial" w:hAnsi="Arial" w:eastAsia="Arial" w:cs="Arial"/>
-                <w:i w:val="false"/>
-                <w:b w:val="false"/>
-                <w:u w:val="none"/>
-                <w:sz w:val="18"/>
-                <w:szCs w:val="18"/>
-                <w:color w:val="000000"/>
-              </w:rPr>
-              <w:t xml:space="preserve">0 (0.0)</w:t>
-            </w:r>
-          </w:p>
-        </w:tc>
-        <w:tc>
-          <w:tcPr>
-            <w:tcBorders>
-              <w:bottom w:val="none" w:sz="0" w:space="0" w:color="000000"/>
-              <w:top w:val="none" w:sz="0" w:space="0" w:color="000000"/>
-              <w:left w:val="none" w:sz="0" w:space="0" w:color="000000"/>
-              <w:right w:val="none" w:sz="0" w:space="0" w:color="000000"/>
-            </w:tcBorders>
-            <w:shd w:val="clear" w:color="auto" w:fill="FFFFFF"/>
-            <w:tcMar>
-              <w:top w:w="0" w:type="dxa"/>
-              <w:bottom w:w="0" w:type="dxa"/>
-              <w:left w:w="0" w:type="dxa"/>
-              <w:right w:w="0" w:type="dxa"/>
-            </w:tcMar>
-            <w:vAlign w:val="center"/>
-          </w:tcPr>
-          <w:p>
-            <w:pPr>
-              <w:pStyle w:val="Normal"/>
-              <w:jc w:val="left"/>
-              <w:pBdr>
-                <w:bottom w:val="none" w:sz="0" w:space="0" w:color="000000"/>
-                <w:top w:val="none" w:sz="0" w:space="0" w:color="000000"/>
-                <w:left w:val="none" w:sz="0" w:space="0" w:color="000000"/>
-                <w:right w:val="none" w:sz="0" w:space="0" w:color="000000"/>
-              </w:pBdr>
-              <w:spacing w:after="100" w:before="100" w:line="240"/>
-              <w:ind w:left="100" w:right="100" w:firstLine="0" w:firstLineChars="0"/>
-              <w:rPr>
-                <w:rFonts w:ascii="Arial" w:hAnsi="Arial" w:eastAsia="Arial" w:cs="Arial"/>
-                <w:i w:val="false"/>
-                <w:b w:val="false"/>
-                <w:u w:val="none"/>
-                <w:sz w:val="18"/>
-                <w:szCs w:val="18"/>
-                <w:color w:val="000000"/>
-              </w:rPr>
-            </w:pPr>
-            <w:r>
-              <w:rPr>
-                <w:rFonts w:ascii="Arial" w:hAnsi="Arial" w:eastAsia="Arial" w:cs="Arial"/>
-                <w:i w:val="false"/>
-                <w:b w:val="false"/>
-                <w:u w:val="none"/>
-                <w:sz w:val="18"/>
-                <w:szCs w:val="18"/>
-                <w:color w:val="000000"/>
-              </w:rPr>
-              <w:t xml:space="preserve">0 (0.0)</w:t>
-            </w:r>
-          </w:p>
-        </w:tc>
-        <w:tc>
-          <w:tcPr>
-            <w:tcBorders>
-              <w:bottom w:val="none" w:sz="0" w:space="0" w:color="000000"/>
-              <w:top w:val="none" w:sz="0" w:space="0" w:color="000000"/>
-              <w:left w:val="none" w:sz="0" w:space="0" w:color="000000"/>
-              <w:right w:val="none" w:sz="0" w:space="0" w:color="000000"/>
-            </w:tcBorders>
-            <w:shd w:val="clear" w:color="auto" w:fill="FFFFFF"/>
-            <w:tcMar>
-              <w:top w:w="0" w:type="dxa"/>
-              <w:bottom w:w="0" w:type="dxa"/>
-              <w:left w:w="0" w:type="dxa"/>
-              <w:right w:w="0" w:type="dxa"/>
-            </w:tcMar>
-            <w:vAlign w:val="center"/>
-          </w:tcPr>
-          <w:p>
-            <w:pPr>
-              <w:pStyle w:val="Normal"/>
-              <w:jc w:val="left"/>
-              <w:pBdr>
-                <w:bottom w:val="none" w:sz="0" w:space="0" w:color="000000"/>
-                <w:top w:val="none" w:sz="0" w:space="0" w:color="000000"/>
-                <w:left w:val="none" w:sz="0" w:space="0" w:color="000000"/>
-                <w:right w:val="none" w:sz="0" w:space="0" w:color="000000"/>
-              </w:pBdr>
-              <w:spacing w:after="100" w:before="100" w:line="240"/>
-              <w:ind w:left="100" w:right="100" w:firstLine="0" w:firstLineChars="0"/>
-              <w:rPr>
-                <w:rFonts w:ascii="Arial" w:hAnsi="Arial" w:eastAsia="Arial" w:cs="Arial"/>
-                <w:i w:val="false"/>
-                <w:b w:val="false"/>
-                <w:u w:val="none"/>
-                <w:sz w:val="18"/>
-                <w:szCs w:val="18"/>
-                <w:color w:val="000000"/>
-              </w:rPr>
-            </w:pPr>
-            <w:r>
-              <w:rPr>
-                <w:rFonts w:ascii="Arial" w:hAnsi="Arial" w:eastAsia="Arial" w:cs="Arial"/>
-                <w:i w:val="false"/>
-                <w:b w:val="false"/>
-                <w:u w:val="none"/>
-                <w:sz w:val="18"/>
-                <w:szCs w:val="18"/>
-                <w:color w:val="000000"/>
-              </w:rPr>
-              <w:t xml:space="preserve">0.697</w:t>
+              <w:t xml:space="preserve">0 (0.0%)</w:t>
+            </w:r>
+          </w:p>
+        </w:tc>
+        <w:tc>
+          <w:tcPr>
+            <w:tcBorders>
+              <w:bottom w:val="none" w:sz="0" w:space="0" w:color="000000"/>
+              <w:top w:val="none" w:sz="0" w:space="0" w:color="000000"/>
+              <w:left w:val="none" w:sz="0" w:space="0" w:color="000000"/>
+              <w:right w:val="none" w:sz="0" w:space="0" w:color="000000"/>
+            </w:tcBorders>
+            <w:shd w:val="clear" w:color="auto" w:fill="FFFFFF"/>
+            <w:tcMar>
+              <w:top w:w="0" w:type="dxa"/>
+              <w:bottom w:w="0" w:type="dxa"/>
+              <w:left w:w="0" w:type="dxa"/>
+              <w:right w:w="0" w:type="dxa"/>
+            </w:tcMar>
+            <w:vAlign w:val="center"/>
+          </w:tcPr>
+          <w:p>
+            <w:pPr>
+              <w:pStyle w:val="Normal"/>
+              <w:jc w:val="left"/>
+              <w:pBdr>
+                <w:bottom w:val="none" w:sz="0" w:space="0" w:color="000000"/>
+                <w:top w:val="none" w:sz="0" w:space="0" w:color="000000"/>
+                <w:left w:val="none" w:sz="0" w:space="0" w:color="000000"/>
+                <w:right w:val="none" w:sz="0" w:space="0" w:color="000000"/>
+              </w:pBdr>
+              <w:spacing w:after="100" w:before="100" w:line="240"/>
+              <w:ind w:left="100" w:right="100" w:firstLine="0" w:firstLineChars="0"/>
+              <w:rPr>
+                <w:rFonts w:ascii="Arial" w:hAnsi="Arial" w:eastAsia="Arial" w:cs="Arial"/>
+                <w:i w:val="false"/>
+                <w:b w:val="false"/>
+                <w:u w:val="none"/>
+                <w:sz w:val="18"/>
+                <w:szCs w:val="18"/>
+                <w:color w:val="000000"/>
+              </w:rPr>
+            </w:pPr>
+            <w:r>
+              <w:rPr>
+                <w:rFonts w:ascii="Arial" w:hAnsi="Arial" w:eastAsia="Arial" w:cs="Arial"/>
+                <w:i w:val="false"/>
+                <w:b w:val="false"/>
+                <w:u w:val="none"/>
+                <w:sz w:val="18"/>
+                <w:szCs w:val="18"/>
+                <w:color w:val="000000"/>
+              </w:rPr>
+              <w:t xml:space="preserve">1 (0.4%)</w:t>
+            </w:r>
+          </w:p>
+        </w:tc>
+        <w:tc>
+          <w:tcPr>
+            <w:tcBorders>
+              <w:bottom w:val="none" w:sz="0" w:space="0" w:color="000000"/>
+              <w:top w:val="none" w:sz="0" w:space="0" w:color="000000"/>
+              <w:left w:val="none" w:sz="0" w:space="0" w:color="000000"/>
+              <w:right w:val="none" w:sz="0" w:space="0" w:color="000000"/>
+            </w:tcBorders>
+            <w:shd w:val="clear" w:color="auto" w:fill="FFFFFF"/>
+            <w:tcMar>
+              <w:top w:w="0" w:type="dxa"/>
+              <w:bottom w:w="0" w:type="dxa"/>
+              <w:left w:w="0" w:type="dxa"/>
+              <w:right w:w="0" w:type="dxa"/>
+            </w:tcMar>
+            <w:vAlign w:val="center"/>
+          </w:tcPr>
+          <w:p>
+            <w:pPr>
+              <w:pStyle w:val="Normal"/>
+              <w:jc w:val="left"/>
+              <w:pBdr>
+                <w:bottom w:val="none" w:sz="0" w:space="0" w:color="000000"/>
+                <w:top w:val="none" w:sz="0" w:space="0" w:color="000000"/>
+                <w:left w:val="none" w:sz="0" w:space="0" w:color="000000"/>
+                <w:right w:val="none" w:sz="0" w:space="0" w:color="000000"/>
+              </w:pBdr>
+              <w:spacing w:after="100" w:before="100" w:line="240"/>
+              <w:ind w:left="100" w:right="100" w:firstLine="0" w:firstLineChars="0"/>
+              <w:rPr>
+                <w:rFonts w:ascii="Arial" w:hAnsi="Arial" w:eastAsia="Arial" w:cs="Arial"/>
+                <w:i w:val="false"/>
+                <w:b w:val="false"/>
+                <w:u w:val="none"/>
+                <w:sz w:val="18"/>
+                <w:szCs w:val="18"/>
+                <w:color w:val="000000"/>
+              </w:rPr>
+            </w:pPr>
+            <w:r>
+              <w:rPr>
+                <w:rFonts w:ascii="Arial" w:hAnsi="Arial" w:eastAsia="Arial" w:cs="Arial"/>
+                <w:i w:val="false"/>
+                <w:b w:val="false"/>
+                <w:u w:val="none"/>
+                <w:sz w:val="18"/>
+                <w:szCs w:val="18"/>
+                <w:color w:val="000000"/>
+              </w:rPr>
+              <w:t xml:space="preserve">0 (0.0%)</w:t>
+            </w:r>
+          </w:p>
+        </w:tc>
+        <w:tc>
+          <w:tcPr>
+            <w:tcBorders>
+              <w:bottom w:val="none" w:sz="0" w:space="0" w:color="000000"/>
+              <w:top w:val="none" w:sz="0" w:space="0" w:color="000000"/>
+              <w:left w:val="none" w:sz="0" w:space="0" w:color="000000"/>
+              <w:right w:val="none" w:sz="0" w:space="0" w:color="000000"/>
+            </w:tcBorders>
+            <w:shd w:val="clear" w:color="auto" w:fill="FFFFFF"/>
+            <w:tcMar>
+              <w:top w:w="0" w:type="dxa"/>
+              <w:bottom w:w="0" w:type="dxa"/>
+              <w:left w:w="0" w:type="dxa"/>
+              <w:right w:w="0" w:type="dxa"/>
+            </w:tcMar>
+            <w:vAlign w:val="center"/>
+          </w:tcPr>
+          <w:p>
+            <w:pPr>
+              <w:pStyle w:val="Normal"/>
+              <w:jc w:val="left"/>
+              <w:pBdr>
+                <w:bottom w:val="none" w:sz="0" w:space="0" w:color="000000"/>
+                <w:top w:val="none" w:sz="0" w:space="0" w:color="000000"/>
+                <w:left w:val="none" w:sz="0" w:space="0" w:color="000000"/>
+                <w:right w:val="none" w:sz="0" w:space="0" w:color="000000"/>
+              </w:pBdr>
+              <w:spacing w:after="100" w:before="100" w:line="240"/>
+              <w:ind w:left="100" w:right="100" w:firstLine="0" w:firstLineChars="0"/>
+              <w:rPr>
+                <w:rFonts w:ascii="Arial" w:hAnsi="Arial" w:eastAsia="Arial" w:cs="Arial"/>
+                <w:i w:val="false"/>
+                <w:b w:val="false"/>
+                <w:u w:val="none"/>
+                <w:sz w:val="18"/>
+                <w:szCs w:val="18"/>
+                <w:color w:val="000000"/>
+              </w:rPr>
+            </w:pPr>
+            <w:r>
+              <w:rPr>
+                <w:rFonts w:ascii="Arial" w:hAnsi="Arial" w:eastAsia="Arial" w:cs="Arial"/>
+                <w:i w:val="false"/>
+                <w:b w:val="false"/>
+                <w:u w:val="none"/>
+                <w:sz w:val="18"/>
+                <w:szCs w:val="18"/>
+                <w:color w:val="000000"/>
+              </w:rPr>
+              <w:t xml:space="preserve">0.696</w:t>
             </w:r>
           </w:p>
         </w:tc>
@@ -3372,166 +3372,166 @@
                 <w:szCs w:val="18"/>
                 <w:color w:val="000000"/>
               </w:rPr>
-              <w:t xml:space="preserve">4 (1.5)</w:t>
-            </w:r>
-          </w:p>
-        </w:tc>
-        <w:tc>
-          <w:tcPr>
-            <w:tcBorders>
-              <w:bottom w:val="none" w:sz="0" w:space="0" w:color="000000"/>
-              <w:top w:val="none" w:sz="0" w:space="0" w:color="000000"/>
-              <w:left w:val="none" w:sz="0" w:space="0" w:color="000000"/>
-              <w:right w:val="none" w:sz="0" w:space="0" w:color="000000"/>
-            </w:tcBorders>
-            <w:shd w:val="clear" w:color="auto" w:fill="FFFFFF"/>
-            <w:tcMar>
-              <w:top w:w="0" w:type="dxa"/>
-              <w:bottom w:w="0" w:type="dxa"/>
-              <w:left w:w="0" w:type="dxa"/>
-              <w:right w:w="0" w:type="dxa"/>
-            </w:tcMar>
-            <w:vAlign w:val="center"/>
-          </w:tcPr>
-          <w:p>
-            <w:pPr>
-              <w:pStyle w:val="Normal"/>
-              <w:jc w:val="left"/>
-              <w:pBdr>
-                <w:bottom w:val="none" w:sz="0" w:space="0" w:color="000000"/>
-                <w:top w:val="none" w:sz="0" w:space="0" w:color="000000"/>
-                <w:left w:val="none" w:sz="0" w:space="0" w:color="000000"/>
-                <w:right w:val="none" w:sz="0" w:space="0" w:color="000000"/>
-              </w:pBdr>
-              <w:spacing w:after="100" w:before="100" w:line="240"/>
-              <w:ind w:left="100" w:right="100" w:firstLine="0" w:firstLineChars="0"/>
-              <w:rPr>
-                <w:rFonts w:ascii="Arial" w:hAnsi="Arial" w:eastAsia="Arial" w:cs="Arial"/>
-                <w:i w:val="false"/>
-                <w:b w:val="false"/>
-                <w:u w:val="none"/>
-                <w:sz w:val="18"/>
-                <w:szCs w:val="18"/>
-                <w:color w:val="000000"/>
-              </w:rPr>
-            </w:pPr>
-            <w:r>
-              <w:rPr>
-                <w:rFonts w:ascii="Arial" w:hAnsi="Arial" w:eastAsia="Arial" w:cs="Arial"/>
-                <w:i w:val="false"/>
-                <w:b w:val="false"/>
-                <w:u w:val="none"/>
-                <w:sz w:val="18"/>
-                <w:szCs w:val="18"/>
-                <w:color w:val="000000"/>
-              </w:rPr>
-              <w:t xml:space="preserve">2 (1.6)</w:t>
-            </w:r>
-          </w:p>
-        </w:tc>
-        <w:tc>
-          <w:tcPr>
-            <w:tcBorders>
-              <w:bottom w:val="none" w:sz="0" w:space="0" w:color="000000"/>
-              <w:top w:val="none" w:sz="0" w:space="0" w:color="000000"/>
-              <w:left w:val="none" w:sz="0" w:space="0" w:color="000000"/>
-              <w:right w:val="none" w:sz="0" w:space="0" w:color="000000"/>
-            </w:tcBorders>
-            <w:shd w:val="clear" w:color="auto" w:fill="FFFFFF"/>
-            <w:tcMar>
-              <w:top w:w="0" w:type="dxa"/>
-              <w:bottom w:w="0" w:type="dxa"/>
-              <w:left w:w="0" w:type="dxa"/>
-              <w:right w:w="0" w:type="dxa"/>
-            </w:tcMar>
-            <w:vAlign w:val="center"/>
-          </w:tcPr>
-          <w:p>
-            <w:pPr>
-              <w:pStyle w:val="Normal"/>
-              <w:jc w:val="left"/>
-              <w:pBdr>
-                <w:bottom w:val="none" w:sz="0" w:space="0" w:color="000000"/>
-                <w:top w:val="none" w:sz="0" w:space="0" w:color="000000"/>
-                <w:left w:val="none" w:sz="0" w:space="0" w:color="000000"/>
-                <w:right w:val="none" w:sz="0" w:space="0" w:color="000000"/>
-              </w:pBdr>
-              <w:spacing w:after="100" w:before="100" w:line="240"/>
-              <w:ind w:left="100" w:right="100" w:firstLine="0" w:firstLineChars="0"/>
-              <w:rPr>
-                <w:rFonts w:ascii="Arial" w:hAnsi="Arial" w:eastAsia="Arial" w:cs="Arial"/>
-                <w:i w:val="false"/>
-                <w:b w:val="false"/>
-                <w:u w:val="none"/>
-                <w:sz w:val="18"/>
-                <w:szCs w:val="18"/>
-                <w:color w:val="000000"/>
-              </w:rPr>
-            </w:pPr>
-            <w:r>
-              <w:rPr>
-                <w:rFonts w:ascii="Arial" w:hAnsi="Arial" w:eastAsia="Arial" w:cs="Arial"/>
-                <w:i w:val="false"/>
-                <w:b w:val="false"/>
-                <w:u w:val="none"/>
-                <w:sz w:val="18"/>
-                <w:szCs w:val="18"/>
-                <w:color w:val="000000"/>
-              </w:rPr>
-              <w:t xml:space="preserve">0 (0.0)</w:t>
-            </w:r>
-          </w:p>
-        </w:tc>
-        <w:tc>
-          <w:tcPr>
-            <w:tcBorders>
-              <w:bottom w:val="none" w:sz="0" w:space="0" w:color="000000"/>
-              <w:top w:val="none" w:sz="0" w:space="0" w:color="000000"/>
-              <w:left w:val="none" w:sz="0" w:space="0" w:color="000000"/>
-              <w:right w:val="none" w:sz="0" w:space="0" w:color="000000"/>
-            </w:tcBorders>
-            <w:shd w:val="clear" w:color="auto" w:fill="FFFFFF"/>
-            <w:tcMar>
-              <w:top w:w="0" w:type="dxa"/>
-              <w:bottom w:w="0" w:type="dxa"/>
-              <w:left w:w="0" w:type="dxa"/>
-              <w:right w:w="0" w:type="dxa"/>
-            </w:tcMar>
-            <w:vAlign w:val="center"/>
-          </w:tcPr>
-          <w:p>
-            <w:pPr>
-              <w:pStyle w:val="Normal"/>
-              <w:jc w:val="left"/>
-              <w:pBdr>
-                <w:bottom w:val="none" w:sz="0" w:space="0" w:color="000000"/>
-                <w:top w:val="none" w:sz="0" w:space="0" w:color="000000"/>
-                <w:left w:val="none" w:sz="0" w:space="0" w:color="000000"/>
-                <w:right w:val="none" w:sz="0" w:space="0" w:color="000000"/>
-              </w:pBdr>
-              <w:spacing w:after="100" w:before="100" w:line="240"/>
-              <w:ind w:left="100" w:right="100" w:firstLine="0" w:firstLineChars="0"/>
-              <w:rPr>
-                <w:rFonts w:ascii="Arial" w:hAnsi="Arial" w:eastAsia="Arial" w:cs="Arial"/>
-                <w:i w:val="false"/>
-                <w:b w:val="false"/>
-                <w:u w:val="none"/>
-                <w:sz w:val="18"/>
-                <w:szCs w:val="18"/>
-                <w:color w:val="000000"/>
-              </w:rPr>
-            </w:pPr>
-            <w:r>
-              <w:rPr>
-                <w:rFonts w:ascii="Arial" w:hAnsi="Arial" w:eastAsia="Arial" w:cs="Arial"/>
-                <w:i w:val="false"/>
-                <w:b w:val="false"/>
-                <w:u w:val="none"/>
-                <w:sz w:val="18"/>
-                <w:szCs w:val="18"/>
-                <w:color w:val="000000"/>
-              </w:rPr>
-              <w:t xml:space="preserve">0.614</w:t>
+              <w:t xml:space="preserve">0 (0.0%)</w:t>
+            </w:r>
+          </w:p>
+        </w:tc>
+        <w:tc>
+          <w:tcPr>
+            <w:tcBorders>
+              <w:bottom w:val="none" w:sz="0" w:space="0" w:color="000000"/>
+              <w:top w:val="none" w:sz="0" w:space="0" w:color="000000"/>
+              <w:left w:val="none" w:sz="0" w:space="0" w:color="000000"/>
+              <w:right w:val="none" w:sz="0" w:space="0" w:color="000000"/>
+            </w:tcBorders>
+            <w:shd w:val="clear" w:color="auto" w:fill="FFFFFF"/>
+            <w:tcMar>
+              <w:top w:w="0" w:type="dxa"/>
+              <w:bottom w:w="0" w:type="dxa"/>
+              <w:left w:w="0" w:type="dxa"/>
+              <w:right w:w="0" w:type="dxa"/>
+            </w:tcMar>
+            <w:vAlign w:val="center"/>
+          </w:tcPr>
+          <w:p>
+            <w:pPr>
+              <w:pStyle w:val="Normal"/>
+              <w:jc w:val="left"/>
+              <w:pBdr>
+                <w:bottom w:val="none" w:sz="0" w:space="0" w:color="000000"/>
+                <w:top w:val="none" w:sz="0" w:space="0" w:color="000000"/>
+                <w:left w:val="none" w:sz="0" w:space="0" w:color="000000"/>
+                <w:right w:val="none" w:sz="0" w:space="0" w:color="000000"/>
+              </w:pBdr>
+              <w:spacing w:after="100" w:before="100" w:line="240"/>
+              <w:ind w:left="100" w:right="100" w:firstLine="0" w:firstLineChars="0"/>
+              <w:rPr>
+                <w:rFonts w:ascii="Arial" w:hAnsi="Arial" w:eastAsia="Arial" w:cs="Arial"/>
+                <w:i w:val="false"/>
+                <w:b w:val="false"/>
+                <w:u w:val="none"/>
+                <w:sz w:val="18"/>
+                <w:szCs w:val="18"/>
+                <w:color w:val="000000"/>
+              </w:rPr>
+            </w:pPr>
+            <w:r>
+              <w:rPr>
+                <w:rFonts w:ascii="Arial" w:hAnsi="Arial" w:eastAsia="Arial" w:cs="Arial"/>
+                <w:i w:val="false"/>
+                <w:b w:val="false"/>
+                <w:u w:val="none"/>
+                <w:sz w:val="18"/>
+                <w:szCs w:val="18"/>
+                <w:color w:val="000000"/>
+              </w:rPr>
+              <w:t xml:space="preserve">4 (1.5%)</w:t>
+            </w:r>
+          </w:p>
+        </w:tc>
+        <w:tc>
+          <w:tcPr>
+            <w:tcBorders>
+              <w:bottom w:val="none" w:sz="0" w:space="0" w:color="000000"/>
+              <w:top w:val="none" w:sz="0" w:space="0" w:color="000000"/>
+              <w:left w:val="none" w:sz="0" w:space="0" w:color="000000"/>
+              <w:right w:val="none" w:sz="0" w:space="0" w:color="000000"/>
+            </w:tcBorders>
+            <w:shd w:val="clear" w:color="auto" w:fill="FFFFFF"/>
+            <w:tcMar>
+              <w:top w:w="0" w:type="dxa"/>
+              <w:bottom w:w="0" w:type="dxa"/>
+              <w:left w:w="0" w:type="dxa"/>
+              <w:right w:w="0" w:type="dxa"/>
+            </w:tcMar>
+            <w:vAlign w:val="center"/>
+          </w:tcPr>
+          <w:p>
+            <w:pPr>
+              <w:pStyle w:val="Normal"/>
+              <w:jc w:val="left"/>
+              <w:pBdr>
+                <w:bottom w:val="none" w:sz="0" w:space="0" w:color="000000"/>
+                <w:top w:val="none" w:sz="0" w:space="0" w:color="000000"/>
+                <w:left w:val="none" w:sz="0" w:space="0" w:color="000000"/>
+                <w:right w:val="none" w:sz="0" w:space="0" w:color="000000"/>
+              </w:pBdr>
+              <w:spacing w:after="100" w:before="100" w:line="240"/>
+              <w:ind w:left="100" w:right="100" w:firstLine="0" w:firstLineChars="0"/>
+              <w:rPr>
+                <w:rFonts w:ascii="Arial" w:hAnsi="Arial" w:eastAsia="Arial" w:cs="Arial"/>
+                <w:i w:val="false"/>
+                <w:b w:val="false"/>
+                <w:u w:val="none"/>
+                <w:sz w:val="18"/>
+                <w:szCs w:val="18"/>
+                <w:color w:val="000000"/>
+              </w:rPr>
+            </w:pPr>
+            <w:r>
+              <w:rPr>
+                <w:rFonts w:ascii="Arial" w:hAnsi="Arial" w:eastAsia="Arial" w:cs="Arial"/>
+                <w:i w:val="false"/>
+                <w:b w:val="false"/>
+                <w:u w:val="none"/>
+                <w:sz w:val="18"/>
+                <w:szCs w:val="18"/>
+                <w:color w:val="000000"/>
+              </w:rPr>
+              <w:t xml:space="preserve">2 (1.6%)</w:t>
+            </w:r>
+          </w:p>
+        </w:tc>
+        <w:tc>
+          <w:tcPr>
+            <w:tcBorders>
+              <w:bottom w:val="none" w:sz="0" w:space="0" w:color="000000"/>
+              <w:top w:val="none" w:sz="0" w:space="0" w:color="000000"/>
+              <w:left w:val="none" w:sz="0" w:space="0" w:color="000000"/>
+              <w:right w:val="none" w:sz="0" w:space="0" w:color="000000"/>
+            </w:tcBorders>
+            <w:shd w:val="clear" w:color="auto" w:fill="FFFFFF"/>
+            <w:tcMar>
+              <w:top w:w="0" w:type="dxa"/>
+              <w:bottom w:w="0" w:type="dxa"/>
+              <w:left w:w="0" w:type="dxa"/>
+              <w:right w:w="0" w:type="dxa"/>
+            </w:tcMar>
+            <w:vAlign w:val="center"/>
+          </w:tcPr>
+          <w:p>
+            <w:pPr>
+              <w:pStyle w:val="Normal"/>
+              <w:jc w:val="left"/>
+              <w:pBdr>
+                <w:bottom w:val="none" w:sz="0" w:space="0" w:color="000000"/>
+                <w:top w:val="none" w:sz="0" w:space="0" w:color="000000"/>
+                <w:left w:val="none" w:sz="0" w:space="0" w:color="000000"/>
+                <w:right w:val="none" w:sz="0" w:space="0" w:color="000000"/>
+              </w:pBdr>
+              <w:spacing w:after="100" w:before="100" w:line="240"/>
+              <w:ind w:left="100" w:right="100" w:firstLine="0" w:firstLineChars="0"/>
+              <w:rPr>
+                <w:rFonts w:ascii="Arial" w:hAnsi="Arial" w:eastAsia="Arial" w:cs="Arial"/>
+                <w:i w:val="false"/>
+                <w:b w:val="false"/>
+                <w:u w:val="none"/>
+                <w:sz w:val="18"/>
+                <w:szCs w:val="18"/>
+                <w:color w:val="000000"/>
+              </w:rPr>
+            </w:pPr>
+            <w:r>
+              <w:rPr>
+                <w:rFonts w:ascii="Arial" w:hAnsi="Arial" w:eastAsia="Arial" w:cs="Arial"/>
+                <w:i w:val="false"/>
+                <w:b w:val="false"/>
+                <w:u w:val="none"/>
+                <w:sz w:val="18"/>
+                <w:szCs w:val="18"/>
+                <w:color w:val="000000"/>
+              </w:rPr>
+              <w:t xml:space="preserve">0.615</w:t>
             </w:r>
           </w:p>
         </w:tc>
@@ -3696,166 +3696,166 @@
                 <w:szCs w:val="18"/>
                 <w:color w:val="000000"/>
               </w:rPr>
-              <w:t xml:space="preserve">1 (0.4)</w:t>
-            </w:r>
-          </w:p>
-        </w:tc>
-        <w:tc>
-          <w:tcPr>
-            <w:tcBorders>
-              <w:bottom w:val="none" w:sz="0" w:space="0" w:color="000000"/>
-              <w:top w:val="none" w:sz="0" w:space="0" w:color="000000"/>
-              <w:left w:val="none" w:sz="0" w:space="0" w:color="000000"/>
-              <w:right w:val="none" w:sz="0" w:space="0" w:color="000000"/>
-            </w:tcBorders>
-            <w:shd w:val="clear" w:color="auto" w:fill="FFFFFF"/>
-            <w:tcMar>
-              <w:top w:w="0" w:type="dxa"/>
-              <w:bottom w:w="0" w:type="dxa"/>
-              <w:left w:w="0" w:type="dxa"/>
-              <w:right w:w="0" w:type="dxa"/>
-            </w:tcMar>
-            <w:vAlign w:val="center"/>
-          </w:tcPr>
-          <w:p>
-            <w:pPr>
-              <w:pStyle w:val="Normal"/>
-              <w:jc w:val="left"/>
-              <w:pBdr>
-                <w:bottom w:val="none" w:sz="0" w:space="0" w:color="000000"/>
-                <w:top w:val="none" w:sz="0" w:space="0" w:color="000000"/>
-                <w:left w:val="none" w:sz="0" w:space="0" w:color="000000"/>
-                <w:right w:val="none" w:sz="0" w:space="0" w:color="000000"/>
-              </w:pBdr>
-              <w:spacing w:after="100" w:before="100" w:line="240"/>
-              <w:ind w:left="100" w:right="100" w:firstLine="0" w:firstLineChars="0"/>
-              <w:rPr>
-                <w:rFonts w:ascii="Arial" w:hAnsi="Arial" w:eastAsia="Arial" w:cs="Arial"/>
-                <w:i w:val="false"/>
-                <w:b w:val="false"/>
-                <w:u w:val="none"/>
-                <w:sz w:val="18"/>
-                <w:szCs w:val="18"/>
-                <w:color w:val="000000"/>
-              </w:rPr>
-            </w:pPr>
-            <w:r>
-              <w:rPr>
-                <w:rFonts w:ascii="Arial" w:hAnsi="Arial" w:eastAsia="Arial" w:cs="Arial"/>
-                <w:i w:val="false"/>
-                <w:b w:val="false"/>
-                <w:u w:val="none"/>
-                <w:sz w:val="18"/>
-                <w:szCs w:val="18"/>
-                <w:color w:val="000000"/>
-              </w:rPr>
-              <w:t xml:space="preserve">0 (0.0)</w:t>
-            </w:r>
-          </w:p>
-        </w:tc>
-        <w:tc>
-          <w:tcPr>
-            <w:tcBorders>
-              <w:bottom w:val="none" w:sz="0" w:space="0" w:color="000000"/>
-              <w:top w:val="none" w:sz="0" w:space="0" w:color="000000"/>
-              <w:left w:val="none" w:sz="0" w:space="0" w:color="000000"/>
-              <w:right w:val="none" w:sz="0" w:space="0" w:color="000000"/>
-            </w:tcBorders>
-            <w:shd w:val="clear" w:color="auto" w:fill="FFFFFF"/>
-            <w:tcMar>
-              <w:top w:w="0" w:type="dxa"/>
-              <w:bottom w:w="0" w:type="dxa"/>
-              <w:left w:w="0" w:type="dxa"/>
-              <w:right w:w="0" w:type="dxa"/>
-            </w:tcMar>
-            <w:vAlign w:val="center"/>
-          </w:tcPr>
-          <w:p>
-            <w:pPr>
-              <w:pStyle w:val="Normal"/>
-              <w:jc w:val="left"/>
-              <w:pBdr>
-                <w:bottom w:val="none" w:sz="0" w:space="0" w:color="000000"/>
-                <w:top w:val="none" w:sz="0" w:space="0" w:color="000000"/>
-                <w:left w:val="none" w:sz="0" w:space="0" w:color="000000"/>
-                <w:right w:val="none" w:sz="0" w:space="0" w:color="000000"/>
-              </w:pBdr>
-              <w:spacing w:after="100" w:before="100" w:line="240"/>
-              <w:ind w:left="100" w:right="100" w:firstLine="0" w:firstLineChars="0"/>
-              <w:rPr>
-                <w:rFonts w:ascii="Arial" w:hAnsi="Arial" w:eastAsia="Arial" w:cs="Arial"/>
-                <w:i w:val="false"/>
-                <w:b w:val="false"/>
-                <w:u w:val="none"/>
-                <w:sz w:val="18"/>
-                <w:szCs w:val="18"/>
-                <w:color w:val="000000"/>
-              </w:rPr>
-            </w:pPr>
-            <w:r>
-              <w:rPr>
-                <w:rFonts w:ascii="Arial" w:hAnsi="Arial" w:eastAsia="Arial" w:cs="Arial"/>
-                <w:i w:val="false"/>
-                <w:b w:val="false"/>
-                <w:u w:val="none"/>
-                <w:sz w:val="18"/>
-                <w:szCs w:val="18"/>
-                <w:color w:val="000000"/>
-              </w:rPr>
-              <w:t xml:space="preserve">0 (0.0)</w:t>
-            </w:r>
-          </w:p>
-        </w:tc>
-        <w:tc>
-          <w:tcPr>
-            <w:tcBorders>
-              <w:bottom w:val="none" w:sz="0" w:space="0" w:color="000000"/>
-              <w:top w:val="none" w:sz="0" w:space="0" w:color="000000"/>
-              <w:left w:val="none" w:sz="0" w:space="0" w:color="000000"/>
-              <w:right w:val="none" w:sz="0" w:space="0" w:color="000000"/>
-            </w:tcBorders>
-            <w:shd w:val="clear" w:color="auto" w:fill="FFFFFF"/>
-            <w:tcMar>
-              <w:top w:w="0" w:type="dxa"/>
-              <w:bottom w:w="0" w:type="dxa"/>
-              <w:left w:w="0" w:type="dxa"/>
-              <w:right w:w="0" w:type="dxa"/>
-            </w:tcMar>
-            <w:vAlign w:val="center"/>
-          </w:tcPr>
-          <w:p>
-            <w:pPr>
-              <w:pStyle w:val="Normal"/>
-              <w:jc w:val="left"/>
-              <w:pBdr>
-                <w:bottom w:val="none" w:sz="0" w:space="0" w:color="000000"/>
-                <w:top w:val="none" w:sz="0" w:space="0" w:color="000000"/>
-                <w:left w:val="none" w:sz="0" w:space="0" w:color="000000"/>
-                <w:right w:val="none" w:sz="0" w:space="0" w:color="000000"/>
-              </w:pBdr>
-              <w:spacing w:after="100" w:before="100" w:line="240"/>
-              <w:ind w:left="100" w:right="100" w:firstLine="0" w:firstLineChars="0"/>
-              <w:rPr>
-                <w:rFonts w:ascii="Arial" w:hAnsi="Arial" w:eastAsia="Arial" w:cs="Arial"/>
-                <w:i w:val="false"/>
-                <w:b w:val="false"/>
-                <w:u w:val="none"/>
-                <w:sz w:val="18"/>
-                <w:szCs w:val="18"/>
-                <w:color w:val="000000"/>
-              </w:rPr>
-            </w:pPr>
-            <w:r>
-              <w:rPr>
-                <w:rFonts w:ascii="Arial" w:hAnsi="Arial" w:eastAsia="Arial" w:cs="Arial"/>
-                <w:i w:val="false"/>
-                <w:b w:val="false"/>
-                <w:u w:val="none"/>
-                <w:sz w:val="18"/>
-                <w:szCs w:val="18"/>
-                <w:color w:val="000000"/>
-              </w:rPr>
-              <w:t xml:space="preserve">0.697</w:t>
+              <w:t xml:space="preserve">0 (0.0%)</w:t>
+            </w:r>
+          </w:p>
+        </w:tc>
+        <w:tc>
+          <w:tcPr>
+            <w:tcBorders>
+              <w:bottom w:val="none" w:sz="0" w:space="0" w:color="000000"/>
+              <w:top w:val="none" w:sz="0" w:space="0" w:color="000000"/>
+              <w:left w:val="none" w:sz="0" w:space="0" w:color="000000"/>
+              <w:right w:val="none" w:sz="0" w:space="0" w:color="000000"/>
+            </w:tcBorders>
+            <w:shd w:val="clear" w:color="auto" w:fill="FFFFFF"/>
+            <w:tcMar>
+              <w:top w:w="0" w:type="dxa"/>
+              <w:bottom w:w="0" w:type="dxa"/>
+              <w:left w:w="0" w:type="dxa"/>
+              <w:right w:w="0" w:type="dxa"/>
+            </w:tcMar>
+            <w:vAlign w:val="center"/>
+          </w:tcPr>
+          <w:p>
+            <w:pPr>
+              <w:pStyle w:val="Normal"/>
+              <w:jc w:val="left"/>
+              <w:pBdr>
+                <w:bottom w:val="none" w:sz="0" w:space="0" w:color="000000"/>
+                <w:top w:val="none" w:sz="0" w:space="0" w:color="000000"/>
+                <w:left w:val="none" w:sz="0" w:space="0" w:color="000000"/>
+                <w:right w:val="none" w:sz="0" w:space="0" w:color="000000"/>
+              </w:pBdr>
+              <w:spacing w:after="100" w:before="100" w:line="240"/>
+              <w:ind w:left="100" w:right="100" w:firstLine="0" w:firstLineChars="0"/>
+              <w:rPr>
+                <w:rFonts w:ascii="Arial" w:hAnsi="Arial" w:eastAsia="Arial" w:cs="Arial"/>
+                <w:i w:val="false"/>
+                <w:b w:val="false"/>
+                <w:u w:val="none"/>
+                <w:sz w:val="18"/>
+                <w:szCs w:val="18"/>
+                <w:color w:val="000000"/>
+              </w:rPr>
+            </w:pPr>
+            <w:r>
+              <w:rPr>
+                <w:rFonts w:ascii="Arial" w:hAnsi="Arial" w:eastAsia="Arial" w:cs="Arial"/>
+                <w:i w:val="false"/>
+                <w:b w:val="false"/>
+                <w:u w:val="none"/>
+                <w:sz w:val="18"/>
+                <w:szCs w:val="18"/>
+                <w:color w:val="000000"/>
+              </w:rPr>
+              <w:t xml:space="preserve">1 (0.4%)</w:t>
+            </w:r>
+          </w:p>
+        </w:tc>
+        <w:tc>
+          <w:tcPr>
+            <w:tcBorders>
+              <w:bottom w:val="none" w:sz="0" w:space="0" w:color="000000"/>
+              <w:top w:val="none" w:sz="0" w:space="0" w:color="000000"/>
+              <w:left w:val="none" w:sz="0" w:space="0" w:color="000000"/>
+              <w:right w:val="none" w:sz="0" w:space="0" w:color="000000"/>
+            </w:tcBorders>
+            <w:shd w:val="clear" w:color="auto" w:fill="FFFFFF"/>
+            <w:tcMar>
+              <w:top w:w="0" w:type="dxa"/>
+              <w:bottom w:w="0" w:type="dxa"/>
+              <w:left w:w="0" w:type="dxa"/>
+              <w:right w:w="0" w:type="dxa"/>
+            </w:tcMar>
+            <w:vAlign w:val="center"/>
+          </w:tcPr>
+          <w:p>
+            <w:pPr>
+              <w:pStyle w:val="Normal"/>
+              <w:jc w:val="left"/>
+              <w:pBdr>
+                <w:bottom w:val="none" w:sz="0" w:space="0" w:color="000000"/>
+                <w:top w:val="none" w:sz="0" w:space="0" w:color="000000"/>
+                <w:left w:val="none" w:sz="0" w:space="0" w:color="000000"/>
+                <w:right w:val="none" w:sz="0" w:space="0" w:color="000000"/>
+              </w:pBdr>
+              <w:spacing w:after="100" w:before="100" w:line="240"/>
+              <w:ind w:left="100" w:right="100" w:firstLine="0" w:firstLineChars="0"/>
+              <w:rPr>
+                <w:rFonts w:ascii="Arial" w:hAnsi="Arial" w:eastAsia="Arial" w:cs="Arial"/>
+                <w:i w:val="false"/>
+                <w:b w:val="false"/>
+                <w:u w:val="none"/>
+                <w:sz w:val="18"/>
+                <w:szCs w:val="18"/>
+                <w:color w:val="000000"/>
+              </w:rPr>
+            </w:pPr>
+            <w:r>
+              <w:rPr>
+                <w:rFonts w:ascii="Arial" w:hAnsi="Arial" w:eastAsia="Arial" w:cs="Arial"/>
+                <w:i w:val="false"/>
+                <w:b w:val="false"/>
+                <w:u w:val="none"/>
+                <w:sz w:val="18"/>
+                <w:szCs w:val="18"/>
+                <w:color w:val="000000"/>
+              </w:rPr>
+              <w:t xml:space="preserve">0 (0.0%)</w:t>
+            </w:r>
+          </w:p>
+        </w:tc>
+        <w:tc>
+          <w:tcPr>
+            <w:tcBorders>
+              <w:bottom w:val="none" w:sz="0" w:space="0" w:color="000000"/>
+              <w:top w:val="none" w:sz="0" w:space="0" w:color="000000"/>
+              <w:left w:val="none" w:sz="0" w:space="0" w:color="000000"/>
+              <w:right w:val="none" w:sz="0" w:space="0" w:color="000000"/>
+            </w:tcBorders>
+            <w:shd w:val="clear" w:color="auto" w:fill="FFFFFF"/>
+            <w:tcMar>
+              <w:top w:w="0" w:type="dxa"/>
+              <w:bottom w:w="0" w:type="dxa"/>
+              <w:left w:w="0" w:type="dxa"/>
+              <w:right w:w="0" w:type="dxa"/>
+            </w:tcMar>
+            <w:vAlign w:val="center"/>
+          </w:tcPr>
+          <w:p>
+            <w:pPr>
+              <w:pStyle w:val="Normal"/>
+              <w:jc w:val="left"/>
+              <w:pBdr>
+                <w:bottom w:val="none" w:sz="0" w:space="0" w:color="000000"/>
+                <w:top w:val="none" w:sz="0" w:space="0" w:color="000000"/>
+                <w:left w:val="none" w:sz="0" w:space="0" w:color="000000"/>
+                <w:right w:val="none" w:sz="0" w:space="0" w:color="000000"/>
+              </w:pBdr>
+              <w:spacing w:after="100" w:before="100" w:line="240"/>
+              <w:ind w:left="100" w:right="100" w:firstLine="0" w:firstLineChars="0"/>
+              <w:rPr>
+                <w:rFonts w:ascii="Arial" w:hAnsi="Arial" w:eastAsia="Arial" w:cs="Arial"/>
+                <w:i w:val="false"/>
+                <w:b w:val="false"/>
+                <w:u w:val="none"/>
+                <w:sz w:val="18"/>
+                <w:szCs w:val="18"/>
+                <w:color w:val="000000"/>
+              </w:rPr>
+            </w:pPr>
+            <w:r>
+              <w:rPr>
+                <w:rFonts w:ascii="Arial" w:hAnsi="Arial" w:eastAsia="Arial" w:cs="Arial"/>
+                <w:i w:val="false"/>
+                <w:b w:val="false"/>
+                <w:u w:val="none"/>
+                <w:sz w:val="18"/>
+                <w:szCs w:val="18"/>
+                <w:color w:val="000000"/>
+              </w:rPr>
+              <w:t xml:space="preserve">0.696</w:t>
             </w:r>
           </w:p>
         </w:tc>
@@ -4020,113 +4020,113 @@
                 <w:szCs w:val="18"/>
                 <w:color w:val="000000"/>
               </w:rPr>
-              <w:t xml:space="preserve">265 (100.0)</w:t>
-            </w:r>
-          </w:p>
-        </w:tc>
-        <w:tc>
-          <w:tcPr>
-            <w:tcBorders>
-              <w:bottom w:val="none" w:sz="0" w:space="0" w:color="000000"/>
-              <w:top w:val="none" w:sz="0" w:space="0" w:color="000000"/>
-              <w:left w:val="none" w:sz="0" w:space="0" w:color="000000"/>
-              <w:right w:val="none" w:sz="0" w:space="0" w:color="000000"/>
-            </w:tcBorders>
-            <w:shd w:val="clear" w:color="auto" w:fill="FFFFFF"/>
-            <w:tcMar>
-              <w:top w:w="0" w:type="dxa"/>
-              <w:bottom w:w="0" w:type="dxa"/>
-              <w:left w:w="0" w:type="dxa"/>
-              <w:right w:w="0" w:type="dxa"/>
-            </w:tcMar>
-            <w:vAlign w:val="center"/>
-          </w:tcPr>
-          <w:p>
-            <w:pPr>
-              <w:pStyle w:val="Normal"/>
-              <w:jc w:val="left"/>
-              <w:pBdr>
-                <w:bottom w:val="none" w:sz="0" w:space="0" w:color="000000"/>
-                <w:top w:val="none" w:sz="0" w:space="0" w:color="000000"/>
-                <w:left w:val="none" w:sz="0" w:space="0" w:color="000000"/>
-                <w:right w:val="none" w:sz="0" w:space="0" w:color="000000"/>
-              </w:pBdr>
-              <w:spacing w:after="100" w:before="100" w:line="240"/>
-              <w:ind w:left="100" w:right="100" w:firstLine="0" w:firstLineChars="0"/>
-              <w:rPr>
-                <w:rFonts w:ascii="Arial" w:hAnsi="Arial" w:eastAsia="Arial" w:cs="Arial"/>
-                <w:i w:val="false"/>
-                <w:b w:val="false"/>
-                <w:u w:val="none"/>
-                <w:sz w:val="18"/>
-                <w:szCs w:val="18"/>
-                <w:color w:val="000000"/>
-              </w:rPr>
-            </w:pPr>
-            <w:r>
-              <w:rPr>
-                <w:rFonts w:ascii="Arial" w:hAnsi="Arial" w:eastAsia="Arial" w:cs="Arial"/>
-                <w:i w:val="false"/>
-                <w:b w:val="false"/>
-                <w:u w:val="none"/>
-                <w:sz w:val="18"/>
-                <w:szCs w:val="18"/>
-                <w:color w:val="000000"/>
-              </w:rPr>
-              <w:t xml:space="preserve">128 (100.0)</w:t>
-            </w:r>
-          </w:p>
-        </w:tc>
-        <w:tc>
-          <w:tcPr>
-            <w:tcBorders>
-              <w:bottom w:val="none" w:sz="0" w:space="0" w:color="000000"/>
-              <w:top w:val="none" w:sz="0" w:space="0" w:color="000000"/>
-              <w:left w:val="none" w:sz="0" w:space="0" w:color="000000"/>
-              <w:right w:val="none" w:sz="0" w:space="0" w:color="000000"/>
-            </w:tcBorders>
-            <w:shd w:val="clear" w:color="auto" w:fill="FFFFFF"/>
-            <w:tcMar>
-              <w:top w:w="0" w:type="dxa"/>
-              <w:bottom w:w="0" w:type="dxa"/>
-              <w:left w:w="0" w:type="dxa"/>
-              <w:right w:w="0" w:type="dxa"/>
-            </w:tcMar>
-            <w:vAlign w:val="center"/>
-          </w:tcPr>
-          <w:p>
-            <w:pPr>
-              <w:pStyle w:val="Normal"/>
-              <w:jc w:val="left"/>
-              <w:pBdr>
-                <w:bottom w:val="none" w:sz="0" w:space="0" w:color="000000"/>
-                <w:top w:val="none" w:sz="0" w:space="0" w:color="000000"/>
-                <w:left w:val="none" w:sz="0" w:space="0" w:color="000000"/>
-                <w:right w:val="none" w:sz="0" w:space="0" w:color="000000"/>
-              </w:pBdr>
-              <w:spacing w:after="100" w:before="100" w:line="240"/>
-              <w:ind w:left="100" w:right="100" w:firstLine="0" w:firstLineChars="0"/>
-              <w:rPr>
-                <w:rFonts w:ascii="Arial" w:hAnsi="Arial" w:eastAsia="Arial" w:cs="Arial"/>
-                <w:i w:val="false"/>
-                <w:b w:val="false"/>
-                <w:u w:val="none"/>
-                <w:sz w:val="18"/>
-                <w:szCs w:val="18"/>
-                <w:color w:val="000000"/>
-              </w:rPr>
-            </w:pPr>
-            <w:r>
-              <w:rPr>
-                <w:rFonts w:ascii="Arial" w:hAnsi="Arial" w:eastAsia="Arial" w:cs="Arial"/>
-                <w:i w:val="false"/>
-                <w:b w:val="false"/>
-                <w:u w:val="none"/>
-                <w:sz w:val="18"/>
-                <w:szCs w:val="18"/>
-                <w:color w:val="000000"/>
-              </w:rPr>
-              <w:t xml:space="preserve">63 (100.0)</w:t>
+              <w:t xml:space="preserve">63 (100.0%)</w:t>
+            </w:r>
+          </w:p>
+        </w:tc>
+        <w:tc>
+          <w:tcPr>
+            <w:tcBorders>
+              <w:bottom w:val="none" w:sz="0" w:space="0" w:color="000000"/>
+              <w:top w:val="none" w:sz="0" w:space="0" w:color="000000"/>
+              <w:left w:val="none" w:sz="0" w:space="0" w:color="000000"/>
+              <w:right w:val="none" w:sz="0" w:space="0" w:color="000000"/>
+            </w:tcBorders>
+            <w:shd w:val="clear" w:color="auto" w:fill="FFFFFF"/>
+            <w:tcMar>
+              <w:top w:w="0" w:type="dxa"/>
+              <w:bottom w:w="0" w:type="dxa"/>
+              <w:left w:w="0" w:type="dxa"/>
+              <w:right w:w="0" w:type="dxa"/>
+            </w:tcMar>
+            <w:vAlign w:val="center"/>
+          </w:tcPr>
+          <w:p>
+            <w:pPr>
+              <w:pStyle w:val="Normal"/>
+              <w:jc w:val="left"/>
+              <w:pBdr>
+                <w:bottom w:val="none" w:sz="0" w:space="0" w:color="000000"/>
+                <w:top w:val="none" w:sz="0" w:space="0" w:color="000000"/>
+                <w:left w:val="none" w:sz="0" w:space="0" w:color="000000"/>
+                <w:right w:val="none" w:sz="0" w:space="0" w:color="000000"/>
+              </w:pBdr>
+              <w:spacing w:after="100" w:before="100" w:line="240"/>
+              <w:ind w:left="100" w:right="100" w:firstLine="0" w:firstLineChars="0"/>
+              <w:rPr>
+                <w:rFonts w:ascii="Arial" w:hAnsi="Arial" w:eastAsia="Arial" w:cs="Arial"/>
+                <w:i w:val="false"/>
+                <w:b w:val="false"/>
+                <w:u w:val="none"/>
+                <w:sz w:val="18"/>
+                <w:szCs w:val="18"/>
+                <w:color w:val="000000"/>
+              </w:rPr>
+            </w:pPr>
+            <w:r>
+              <w:rPr>
+                <w:rFonts w:ascii="Arial" w:hAnsi="Arial" w:eastAsia="Arial" w:cs="Arial"/>
+                <w:i w:val="false"/>
+                <w:b w:val="false"/>
+                <w:u w:val="none"/>
+                <w:sz w:val="18"/>
+                <w:szCs w:val="18"/>
+                <w:color w:val="000000"/>
+              </w:rPr>
+              <w:t xml:space="preserve">266 (100.0%)</w:t>
+            </w:r>
+          </w:p>
+        </w:tc>
+        <w:tc>
+          <w:tcPr>
+            <w:tcBorders>
+              <w:bottom w:val="none" w:sz="0" w:space="0" w:color="000000"/>
+              <w:top w:val="none" w:sz="0" w:space="0" w:color="000000"/>
+              <w:left w:val="none" w:sz="0" w:space="0" w:color="000000"/>
+              <w:right w:val="none" w:sz="0" w:space="0" w:color="000000"/>
+            </w:tcBorders>
+            <w:shd w:val="clear" w:color="auto" w:fill="FFFFFF"/>
+            <w:tcMar>
+              <w:top w:w="0" w:type="dxa"/>
+              <w:bottom w:w="0" w:type="dxa"/>
+              <w:left w:w="0" w:type="dxa"/>
+              <w:right w:w="0" w:type="dxa"/>
+            </w:tcMar>
+            <w:vAlign w:val="center"/>
+          </w:tcPr>
+          <w:p>
+            <w:pPr>
+              <w:pStyle w:val="Normal"/>
+              <w:jc w:val="left"/>
+              <w:pBdr>
+                <w:bottom w:val="none" w:sz="0" w:space="0" w:color="000000"/>
+                <w:top w:val="none" w:sz="0" w:space="0" w:color="000000"/>
+                <w:left w:val="none" w:sz="0" w:space="0" w:color="000000"/>
+                <w:right w:val="none" w:sz="0" w:space="0" w:color="000000"/>
+              </w:pBdr>
+              <w:spacing w:after="100" w:before="100" w:line="240"/>
+              <w:ind w:left="100" w:right="100" w:firstLine="0" w:firstLineChars="0"/>
+              <w:rPr>
+                <w:rFonts w:ascii="Arial" w:hAnsi="Arial" w:eastAsia="Arial" w:cs="Arial"/>
+                <w:i w:val="false"/>
+                <w:b w:val="false"/>
+                <w:u w:val="none"/>
+                <w:sz w:val="18"/>
+                <w:szCs w:val="18"/>
+                <w:color w:val="000000"/>
+              </w:rPr>
+            </w:pPr>
+            <w:r>
+              <w:rPr>
+                <w:rFonts w:ascii="Arial" w:hAnsi="Arial" w:eastAsia="Arial" w:cs="Arial"/>
+                <w:i w:val="false"/>
+                <w:b w:val="false"/>
+                <w:u w:val="none"/>
+                <w:sz w:val="18"/>
+                <w:szCs w:val="18"/>
+                <w:color w:val="000000"/>
+              </w:rPr>
+              <w:t xml:space="preserve">129 (100.0%)</w:t>
             </w:r>
           </w:p>
         </w:tc>
@@ -4344,219 +4344,219 @@
                 <w:szCs w:val="18"/>
                 <w:color w:val="000000"/>
               </w:rPr>
-              <w:t xml:space="preserve">1 (0.4)</w:t>
-            </w:r>
-          </w:p>
-        </w:tc>
-        <w:tc>
-          <w:tcPr>
-            <w:tcBorders>
-              <w:bottom w:val="none" w:sz="0" w:space="0" w:color="000000"/>
-              <w:top w:val="none" w:sz="0" w:space="0" w:color="000000"/>
-              <w:left w:val="none" w:sz="0" w:space="0" w:color="000000"/>
-              <w:right w:val="none" w:sz="0" w:space="0" w:color="000000"/>
-            </w:tcBorders>
-            <w:shd w:val="clear" w:color="auto" w:fill="FFFFFF"/>
-            <w:tcMar>
-              <w:top w:w="0" w:type="dxa"/>
-              <w:bottom w:w="0" w:type="dxa"/>
-              <w:left w:w="0" w:type="dxa"/>
-              <w:right w:w="0" w:type="dxa"/>
-            </w:tcMar>
-            <w:vAlign w:val="center"/>
-          </w:tcPr>
-          <w:p>
-            <w:pPr>
-              <w:pStyle w:val="Normal"/>
-              <w:jc w:val="left"/>
-              <w:pBdr>
-                <w:bottom w:val="none" w:sz="0" w:space="0" w:color="000000"/>
-                <w:top w:val="none" w:sz="0" w:space="0" w:color="000000"/>
-                <w:left w:val="none" w:sz="0" w:space="0" w:color="000000"/>
-                <w:right w:val="none" w:sz="0" w:space="0" w:color="000000"/>
-              </w:pBdr>
-              <w:spacing w:after="100" w:before="100" w:line="240"/>
-              <w:ind w:left="100" w:right="100" w:firstLine="0" w:firstLineChars="0"/>
-              <w:rPr>
-                <w:rFonts w:ascii="Arial" w:hAnsi="Arial" w:eastAsia="Arial" w:cs="Arial"/>
-                <w:i w:val="false"/>
-                <w:b w:val="false"/>
-                <w:u w:val="none"/>
-                <w:sz w:val="18"/>
-                <w:szCs w:val="18"/>
-                <w:color w:val="000000"/>
-              </w:rPr>
-            </w:pPr>
-            <w:r>
-              <w:rPr>
-                <w:rFonts w:ascii="Arial" w:hAnsi="Arial" w:eastAsia="Arial" w:cs="Arial"/>
-                <w:i w:val="false"/>
-                <w:b w:val="false"/>
-                <w:u w:val="none"/>
-                <w:sz w:val="18"/>
-                <w:szCs w:val="18"/>
-                <w:color w:val="000000"/>
-              </w:rPr>
-              <w:t xml:space="preserve">2 (1.6)</w:t>
-            </w:r>
-          </w:p>
-        </w:tc>
-        <w:tc>
-          <w:tcPr>
-            <w:tcBorders>
-              <w:bottom w:val="none" w:sz="0" w:space="0" w:color="000000"/>
-              <w:top w:val="none" w:sz="0" w:space="0" w:color="000000"/>
-              <w:left w:val="none" w:sz="0" w:space="0" w:color="000000"/>
-              <w:right w:val="none" w:sz="0" w:space="0" w:color="000000"/>
-            </w:tcBorders>
-            <w:shd w:val="clear" w:color="auto" w:fill="FFFFFF"/>
-            <w:tcMar>
-              <w:top w:w="0" w:type="dxa"/>
-              <w:bottom w:w="0" w:type="dxa"/>
-              <w:left w:w="0" w:type="dxa"/>
-              <w:right w:w="0" w:type="dxa"/>
-            </w:tcMar>
-            <w:vAlign w:val="center"/>
-          </w:tcPr>
-          <w:p>
-            <w:pPr>
-              <w:pStyle w:val="Normal"/>
-              <w:jc w:val="left"/>
-              <w:pBdr>
-                <w:bottom w:val="none" w:sz="0" w:space="0" w:color="000000"/>
-                <w:top w:val="none" w:sz="0" w:space="0" w:color="000000"/>
-                <w:left w:val="none" w:sz="0" w:space="0" w:color="000000"/>
-                <w:right w:val="none" w:sz="0" w:space="0" w:color="000000"/>
-              </w:pBdr>
-              <w:spacing w:after="100" w:before="100" w:line="240"/>
-              <w:ind w:left="100" w:right="100" w:firstLine="0" w:firstLineChars="0"/>
-              <w:rPr>
-                <w:rFonts w:ascii="Arial" w:hAnsi="Arial" w:eastAsia="Arial" w:cs="Arial"/>
-                <w:i w:val="false"/>
-                <w:b w:val="false"/>
-                <w:u w:val="none"/>
-                <w:sz w:val="18"/>
-                <w:szCs w:val="18"/>
-                <w:color w:val="000000"/>
-              </w:rPr>
-            </w:pPr>
-            <w:r>
-              <w:rPr>
-                <w:rFonts w:ascii="Arial" w:hAnsi="Arial" w:eastAsia="Arial" w:cs="Arial"/>
-                <w:i w:val="false"/>
-                <w:b w:val="false"/>
-                <w:u w:val="none"/>
-                <w:sz w:val="18"/>
-                <w:szCs w:val="18"/>
-                <w:color w:val="000000"/>
-              </w:rPr>
-              <w:t xml:space="preserve">1 (1.6)</w:t>
-            </w:r>
-          </w:p>
-        </w:tc>
-        <w:tc>
-          <w:tcPr>
-            <w:tcBorders>
-              <w:bottom w:val="none" w:sz="0" w:space="0" w:color="000000"/>
-              <w:top w:val="none" w:sz="0" w:space="0" w:color="000000"/>
-              <w:left w:val="none" w:sz="0" w:space="0" w:color="000000"/>
-              <w:right w:val="none" w:sz="0" w:space="0" w:color="000000"/>
-            </w:tcBorders>
-            <w:shd w:val="clear" w:color="auto" w:fill="FFFFFF"/>
-            <w:tcMar>
-              <w:top w:w="0" w:type="dxa"/>
-              <w:bottom w:w="0" w:type="dxa"/>
-              <w:left w:w="0" w:type="dxa"/>
-              <w:right w:w="0" w:type="dxa"/>
-            </w:tcMar>
-            <w:vAlign w:val="center"/>
-          </w:tcPr>
-          <w:p>
-            <w:pPr>
-              <w:pStyle w:val="Normal"/>
-              <w:jc w:val="left"/>
-              <w:pBdr>
-                <w:bottom w:val="none" w:sz="0" w:space="0" w:color="000000"/>
-                <w:top w:val="none" w:sz="0" w:space="0" w:color="000000"/>
-                <w:left w:val="none" w:sz="0" w:space="0" w:color="000000"/>
-                <w:right w:val="none" w:sz="0" w:space="0" w:color="000000"/>
-              </w:pBdr>
-              <w:spacing w:after="100" w:before="100" w:line="240"/>
-              <w:ind w:left="100" w:right="100" w:firstLine="0" w:firstLineChars="0"/>
-              <w:rPr>
-                <w:rFonts w:ascii="Arial" w:hAnsi="Arial" w:eastAsia="Arial" w:cs="Arial"/>
-                <w:i w:val="false"/>
-                <w:b w:val="false"/>
-                <w:u w:val="none"/>
-                <w:sz w:val="18"/>
-                <w:szCs w:val="18"/>
-                <w:color w:val="000000"/>
-              </w:rPr>
-            </w:pPr>
-            <w:r>
-              <w:rPr>
-                <w:rFonts w:ascii="Arial" w:hAnsi="Arial" w:eastAsia="Arial" w:cs="Arial"/>
-                <w:i w:val="false"/>
-                <w:b w:val="false"/>
-                <w:u w:val="none"/>
-                <w:sz w:val="18"/>
-                <w:szCs w:val="18"/>
-                <w:color w:val="000000"/>
-              </w:rPr>
-              <w:t xml:space="preserve">0.403</w:t>
-            </w:r>
-          </w:p>
-        </w:tc>
-        <w:tc>
-          <w:tcPr>
-            <w:tcBorders>
-              <w:bottom w:val="none" w:sz="0" w:space="0" w:color="000000"/>
-              <w:top w:val="none" w:sz="0" w:space="0" w:color="000000"/>
-              <w:left w:val="none" w:sz="0" w:space="0" w:color="000000"/>
-              <w:right w:val="none" w:sz="0" w:space="0" w:color="000000"/>
-            </w:tcBorders>
-            <w:shd w:val="clear" w:color="auto" w:fill="FFFFFF"/>
-            <w:tcMar>
-              <w:top w:w="0" w:type="dxa"/>
-              <w:bottom w:w="0" w:type="dxa"/>
-              <w:left w:w="0" w:type="dxa"/>
-              <w:right w:w="0" w:type="dxa"/>
-            </w:tcMar>
-            <w:vAlign w:val="center"/>
-          </w:tcPr>
-          <w:p>
-            <w:pPr>
-              <w:pStyle w:val="Normal"/>
-              <w:jc w:val="left"/>
-              <w:pBdr>
-                <w:bottom w:val="none" w:sz="0" w:space="0" w:color="000000"/>
-                <w:top w:val="none" w:sz="0" w:space="0" w:color="000000"/>
-                <w:left w:val="none" w:sz="0" w:space="0" w:color="000000"/>
-                <w:right w:val="none" w:sz="0" w:space="0" w:color="000000"/>
-              </w:pBdr>
-              <w:spacing w:after="100" w:before="100" w:line="240"/>
-              <w:ind w:left="100" w:right="100" w:firstLine="0" w:firstLineChars="0"/>
-              <w:rPr>
-                <w:rFonts w:ascii="Arial" w:hAnsi="Arial" w:eastAsia="Arial" w:cs="Arial"/>
-                <w:i w:val="false"/>
-                <w:b w:val="false"/>
-                <w:u w:val="none"/>
-                <w:sz w:val="18"/>
-                <w:szCs w:val="18"/>
-                <w:color w:val="000000"/>
-              </w:rPr>
-            </w:pPr>
-            <w:r>
-              <w:rPr>
-                <w:rFonts w:ascii="Arial" w:hAnsi="Arial" w:eastAsia="Arial" w:cs="Arial"/>
-                <w:i w:val="false"/>
-                <w:b w:val="false"/>
-                <w:u w:val="none"/>
-                <w:sz w:val="18"/>
-                <w:szCs w:val="18"/>
-                <w:color w:val="000000"/>
-              </w:rPr>
-              <w:t xml:space="preserve">0.518</w:t>
+              <w:t xml:space="preserve">1 (1.6%)</w:t>
+            </w:r>
+          </w:p>
+        </w:tc>
+        <w:tc>
+          <w:tcPr>
+            <w:tcBorders>
+              <w:bottom w:val="none" w:sz="0" w:space="0" w:color="000000"/>
+              <w:top w:val="none" w:sz="0" w:space="0" w:color="000000"/>
+              <w:left w:val="none" w:sz="0" w:space="0" w:color="000000"/>
+              <w:right w:val="none" w:sz="0" w:space="0" w:color="000000"/>
+            </w:tcBorders>
+            <w:shd w:val="clear" w:color="auto" w:fill="FFFFFF"/>
+            <w:tcMar>
+              <w:top w:w="0" w:type="dxa"/>
+              <w:bottom w:w="0" w:type="dxa"/>
+              <w:left w:w="0" w:type="dxa"/>
+              <w:right w:w="0" w:type="dxa"/>
+            </w:tcMar>
+            <w:vAlign w:val="center"/>
+          </w:tcPr>
+          <w:p>
+            <w:pPr>
+              <w:pStyle w:val="Normal"/>
+              <w:jc w:val="left"/>
+              <w:pBdr>
+                <w:bottom w:val="none" w:sz="0" w:space="0" w:color="000000"/>
+                <w:top w:val="none" w:sz="0" w:space="0" w:color="000000"/>
+                <w:left w:val="none" w:sz="0" w:space="0" w:color="000000"/>
+                <w:right w:val="none" w:sz="0" w:space="0" w:color="000000"/>
+              </w:pBdr>
+              <w:spacing w:after="100" w:before="100" w:line="240"/>
+              <w:ind w:left="100" w:right="100" w:firstLine="0" w:firstLineChars="0"/>
+              <w:rPr>
+                <w:rFonts w:ascii="Arial" w:hAnsi="Arial" w:eastAsia="Arial" w:cs="Arial"/>
+                <w:i w:val="false"/>
+                <w:b w:val="false"/>
+                <w:u w:val="none"/>
+                <w:sz w:val="18"/>
+                <w:szCs w:val="18"/>
+                <w:color w:val="000000"/>
+              </w:rPr>
+            </w:pPr>
+            <w:r>
+              <w:rPr>
+                <w:rFonts w:ascii="Arial" w:hAnsi="Arial" w:eastAsia="Arial" w:cs="Arial"/>
+                <w:i w:val="false"/>
+                <w:b w:val="false"/>
+                <w:u w:val="none"/>
+                <w:sz w:val="18"/>
+                <w:szCs w:val="18"/>
+                <w:color w:val="000000"/>
+              </w:rPr>
+              <w:t xml:space="preserve">1 (0.4%)</w:t>
+            </w:r>
+          </w:p>
+        </w:tc>
+        <w:tc>
+          <w:tcPr>
+            <w:tcBorders>
+              <w:bottom w:val="none" w:sz="0" w:space="0" w:color="000000"/>
+              <w:top w:val="none" w:sz="0" w:space="0" w:color="000000"/>
+              <w:left w:val="none" w:sz="0" w:space="0" w:color="000000"/>
+              <w:right w:val="none" w:sz="0" w:space="0" w:color="000000"/>
+            </w:tcBorders>
+            <w:shd w:val="clear" w:color="auto" w:fill="FFFFFF"/>
+            <w:tcMar>
+              <w:top w:w="0" w:type="dxa"/>
+              <w:bottom w:w="0" w:type="dxa"/>
+              <w:left w:w="0" w:type="dxa"/>
+              <w:right w:w="0" w:type="dxa"/>
+            </w:tcMar>
+            <w:vAlign w:val="center"/>
+          </w:tcPr>
+          <w:p>
+            <w:pPr>
+              <w:pStyle w:val="Normal"/>
+              <w:jc w:val="left"/>
+              <w:pBdr>
+                <w:bottom w:val="none" w:sz="0" w:space="0" w:color="000000"/>
+                <w:top w:val="none" w:sz="0" w:space="0" w:color="000000"/>
+                <w:left w:val="none" w:sz="0" w:space="0" w:color="000000"/>
+                <w:right w:val="none" w:sz="0" w:space="0" w:color="000000"/>
+              </w:pBdr>
+              <w:spacing w:after="100" w:before="100" w:line="240"/>
+              <w:ind w:left="100" w:right="100" w:firstLine="0" w:firstLineChars="0"/>
+              <w:rPr>
+                <w:rFonts w:ascii="Arial" w:hAnsi="Arial" w:eastAsia="Arial" w:cs="Arial"/>
+                <w:i w:val="false"/>
+                <w:b w:val="false"/>
+                <w:u w:val="none"/>
+                <w:sz w:val="18"/>
+                <w:szCs w:val="18"/>
+                <w:color w:val="000000"/>
+              </w:rPr>
+            </w:pPr>
+            <w:r>
+              <w:rPr>
+                <w:rFonts w:ascii="Arial" w:hAnsi="Arial" w:eastAsia="Arial" w:cs="Arial"/>
+                <w:i w:val="false"/>
+                <w:b w:val="false"/>
+                <w:u w:val="none"/>
+                <w:sz w:val="18"/>
+                <w:szCs w:val="18"/>
+                <w:color w:val="000000"/>
+              </w:rPr>
+              <w:t xml:space="preserve">2 (1.6%)</w:t>
+            </w:r>
+          </w:p>
+        </w:tc>
+        <w:tc>
+          <w:tcPr>
+            <w:tcBorders>
+              <w:bottom w:val="none" w:sz="0" w:space="0" w:color="000000"/>
+              <w:top w:val="none" w:sz="0" w:space="0" w:color="000000"/>
+              <w:left w:val="none" w:sz="0" w:space="0" w:color="000000"/>
+              <w:right w:val="none" w:sz="0" w:space="0" w:color="000000"/>
+            </w:tcBorders>
+            <w:shd w:val="clear" w:color="auto" w:fill="FFFFFF"/>
+            <w:tcMar>
+              <w:top w:w="0" w:type="dxa"/>
+              <w:bottom w:w="0" w:type="dxa"/>
+              <w:left w:w="0" w:type="dxa"/>
+              <w:right w:w="0" w:type="dxa"/>
+            </w:tcMar>
+            <w:vAlign w:val="center"/>
+          </w:tcPr>
+          <w:p>
+            <w:pPr>
+              <w:pStyle w:val="Normal"/>
+              <w:jc w:val="left"/>
+              <w:pBdr>
+                <w:bottom w:val="none" w:sz="0" w:space="0" w:color="000000"/>
+                <w:top w:val="none" w:sz="0" w:space="0" w:color="000000"/>
+                <w:left w:val="none" w:sz="0" w:space="0" w:color="000000"/>
+                <w:right w:val="none" w:sz="0" w:space="0" w:color="000000"/>
+              </w:pBdr>
+              <w:spacing w:after="100" w:before="100" w:line="240"/>
+              <w:ind w:left="100" w:right="100" w:firstLine="0" w:firstLineChars="0"/>
+              <w:rPr>
+                <w:rFonts w:ascii="Arial" w:hAnsi="Arial" w:eastAsia="Arial" w:cs="Arial"/>
+                <w:i w:val="false"/>
+                <w:b w:val="false"/>
+                <w:u w:val="none"/>
+                <w:sz w:val="18"/>
+                <w:szCs w:val="18"/>
+                <w:color w:val="000000"/>
+              </w:rPr>
+            </w:pPr>
+            <w:r>
+              <w:rPr>
+                <w:rFonts w:ascii="Arial" w:hAnsi="Arial" w:eastAsia="Arial" w:cs="Arial"/>
+                <w:i w:val="false"/>
+                <w:b w:val="false"/>
+                <w:u w:val="none"/>
+                <w:sz w:val="18"/>
+                <w:szCs w:val="18"/>
+                <w:color w:val="000000"/>
+              </w:rPr>
+              <w:t xml:space="preserve">0.404</w:t>
+            </w:r>
+          </w:p>
+        </w:tc>
+        <w:tc>
+          <w:tcPr>
+            <w:tcBorders>
+              <w:bottom w:val="none" w:sz="0" w:space="0" w:color="000000"/>
+              <w:top w:val="none" w:sz="0" w:space="0" w:color="000000"/>
+              <w:left w:val="none" w:sz="0" w:space="0" w:color="000000"/>
+              <w:right w:val="none" w:sz="0" w:space="0" w:color="000000"/>
+            </w:tcBorders>
+            <w:shd w:val="clear" w:color="auto" w:fill="FFFFFF"/>
+            <w:tcMar>
+              <w:top w:w="0" w:type="dxa"/>
+              <w:bottom w:w="0" w:type="dxa"/>
+              <w:left w:w="0" w:type="dxa"/>
+              <w:right w:w="0" w:type="dxa"/>
+            </w:tcMar>
+            <w:vAlign w:val="center"/>
+          </w:tcPr>
+          <w:p>
+            <w:pPr>
+              <w:pStyle w:val="Normal"/>
+              <w:jc w:val="left"/>
+              <w:pBdr>
+                <w:bottom w:val="none" w:sz="0" w:space="0" w:color="000000"/>
+                <w:top w:val="none" w:sz="0" w:space="0" w:color="000000"/>
+                <w:left w:val="none" w:sz="0" w:space="0" w:color="000000"/>
+                <w:right w:val="none" w:sz="0" w:space="0" w:color="000000"/>
+              </w:pBdr>
+              <w:spacing w:after="100" w:before="100" w:line="240"/>
+              <w:ind w:left="100" w:right="100" w:firstLine="0" w:firstLineChars="0"/>
+              <w:rPr>
+                <w:rFonts w:ascii="Arial" w:hAnsi="Arial" w:eastAsia="Arial" w:cs="Arial"/>
+                <w:i w:val="false"/>
+                <w:b w:val="false"/>
+                <w:u w:val="none"/>
+                <w:sz w:val="18"/>
+                <w:szCs w:val="18"/>
+                <w:color w:val="000000"/>
+              </w:rPr>
+            </w:pPr>
+            <w:r>
+              <w:rPr>
+                <w:rFonts w:ascii="Arial" w:hAnsi="Arial" w:eastAsia="Arial" w:cs="Arial"/>
+                <w:i w:val="false"/>
+                <w:b w:val="false"/>
+                <w:u w:val="none"/>
+                <w:sz w:val="18"/>
+                <w:szCs w:val="18"/>
+                <w:color w:val="000000"/>
+              </w:rPr>
+              <w:t xml:space="preserve">0.520</w:t>
             </w:r>
           </w:p>
         </w:tc>
@@ -4668,7 +4668,7 @@
                 <w:szCs w:val="18"/>
                 <w:color w:val="000000"/>
               </w:rPr>
-              <w:t xml:space="preserve">7 (2.6)</w:t>
+              <w:t xml:space="preserve">1 (1.6%)</w:t>
             </w:r>
           </w:p>
         </w:tc>
@@ -4721,7 +4721,7 @@
                 <w:szCs w:val="18"/>
                 <w:color w:val="000000"/>
               </w:rPr>
-              <w:t xml:space="preserve">1 (0.8)</w:t>
+              <w:t xml:space="preserve">7 (2.6%)</w:t>
             </w:r>
           </w:p>
         </w:tc>
@@ -4774,7 +4774,7 @@
                 <w:szCs w:val="18"/>
                 <w:color w:val="000000"/>
               </w:rPr>
-              <w:t xml:space="preserve">1 (1.6)</w:t>
+              <w:t xml:space="preserve">1 (0.8%)</w:t>
             </w:r>
           </w:p>
         </w:tc>
@@ -4827,7 +4827,7 @@
                 <w:szCs w:val="18"/>
                 <w:color w:val="000000"/>
               </w:rPr>
-              <w:t xml:space="preserve">0.449</w:t>
+              <w:t xml:space="preserve">0.448</w:t>
             </w:r>
           </w:p>
         </w:tc>
@@ -4880,7 +4880,7 @@
                 <w:szCs w:val="18"/>
                 <w:color w:val="000000"/>
               </w:rPr>
-              <w:t xml:space="preserve">0.399</w:t>
+              <w:t xml:space="preserve">0.397</w:t>
             </w:r>
           </w:p>
         </w:tc>
